--- a/docs/microcurriculum.docx
+++ b/docs/microcurriculum.docx
@@ -1074,7 +1074,7 @@
         <w:pStyle w:val="FirstParagraph"/>
       </w:pPr>
       <w:r>
-        <w:t xml:space="preserve">Journales de aprendizaje breves (micro-reflexiones semanales): ¿qué aprendí? ¿qué me cuestionó? ¿cómo lo aplicaré? Estos no son evaluados formalmente pero son insumo valioso para el estudiante.</w:t>
+        <w:t xml:space="preserve">Reflexiones de aprendizaje breves (micro-reflexiones semanales): ¿qué aprendí? ¿qué me cuestionó? ¿cómo lo aplicaré? Estas no son evaluadas formalmente pero son insumo valioso para el estudiante.</w:t>
       </w:r>
     </w:p>
     <w:bookmarkEnd w:id="24"/>
@@ -4247,7 +4247,7 @@
         <w:t xml:space="preserve">Sumativa</w:t>
       </w:r>
       <w:r>
-        <w:t xml:space="preserve">: Banco PICO (15%), análisis ético (15%), reseña crítica (20%), protocolo escrito (25%), presentación oral (15%), participación/journales (10%).</w:t>
+        <w:t xml:space="preserve">: Banco PICO (15%), análisis ético (15%), reseña crítica (20%), protocolo escrito (25%), presentación oral (15%), participación/reflexión (10%).</w:t>
       </w:r>
     </w:p>
     <w:p>

--- a/docs/microcurriculum.docx
+++ b/docs/microcurriculum.docx
@@ -6,8 +6,13 @@
     <w:p>
       <w:pPr>
         <w:pStyle w:val="Heading1"/>
-      </w:pPr>
-      <w:r>
+        <w:spacing w:line="240" w:lineRule="auto" w:before="0" w:after="0"/>
+      </w:pPr>
+      <w:r>
+        <w:rPr>
+          <w:rFonts w:ascii="Times New Roman" w:hAnsi="Times New Roman"/>
+          <w:sz w:val="24"/>
+        </w:rPr>
         <w:t xml:space="preserve">Microcurrículo: Electiva Profesional en Medicina (617017M) — Investigación en Urología</w:t>
       </w:r>
     </w:p>
@@ -15,8 +20,13 @@
     <w:p>
       <w:pPr>
         <w:pStyle w:val="Heading2"/>
-      </w:pPr>
-      <w:r>
+        <w:spacing w:line="240" w:lineRule="auto" w:before="0" w:after="0"/>
+      </w:pPr>
+      <w:r>
+        <w:rPr>
+          <w:rFonts w:ascii="Times New Roman" w:hAnsi="Times New Roman"/>
+          <w:sz w:val="24"/>
+        </w:rPr>
         <w:t xml:space="preserve">Información General</w:t>
       </w:r>
     </w:p>
@@ -40,8 +50,13 @@
           <w:p>
             <w:pPr>
               <w:pStyle w:val="Compact"/>
-            </w:pPr>
-            <w:r>
+              <w:spacing w:line="240" w:lineRule="auto" w:before="0" w:after="0"/>
+            </w:pPr>
+            <w:r>
+              <w:rPr>
+                <w:rFonts w:ascii="Times New Roman" w:hAnsi="Times New Roman"/>
+                <w:sz w:val="24"/>
+              </w:rPr>
               <w:t xml:space="preserve">Elemento</w:t>
             </w:r>
           </w:p>
@@ -51,8 +66,13 @@
           <w:p>
             <w:pPr>
               <w:pStyle w:val="Compact"/>
-            </w:pPr>
-            <w:r>
+              <w:spacing w:line="240" w:lineRule="auto" w:before="0" w:after="0"/>
+            </w:pPr>
+            <w:r>
+              <w:rPr>
+                <w:rFonts w:ascii="Times New Roman" w:hAnsi="Times New Roman"/>
+                <w:sz w:val="24"/>
+              </w:rPr>
               <w:t xml:space="preserve">Descripción</w:t>
             </w:r>
           </w:p>
@@ -64,11 +84,14 @@
           <w:p>
             <w:pPr>
               <w:pStyle w:val="Compact"/>
-            </w:pPr>
-            <w:r>
-              <w:rPr>
+              <w:spacing w:line="240" w:lineRule="auto" w:before="0" w:after="0"/>
+            </w:pPr>
+            <w:r>
+              <w:rPr>
+                <w:rFonts w:ascii="Times New Roman" w:hAnsi="Times New Roman"/>
                 <w:b/>
                 <w:bCs/>
+                <w:sz w:val="24"/>
               </w:rPr>
               <w:t xml:space="preserve">Nombre del curso</w:t>
             </w:r>
@@ -79,8 +102,13 @@
           <w:p>
             <w:pPr>
               <w:pStyle w:val="Compact"/>
-            </w:pPr>
-            <w:r>
+              <w:spacing w:line="240" w:lineRule="auto" w:before="0" w:after="0"/>
+            </w:pPr>
+            <w:r>
+              <w:rPr>
+                <w:rFonts w:ascii="Times New Roman" w:hAnsi="Times New Roman"/>
+                <w:sz w:val="24"/>
+              </w:rPr>
               <w:t xml:space="preserve">Electiva Profesional en Medicina — Investigación en Urología</w:t>
             </w:r>
           </w:p>
@@ -92,11 +120,14 @@
           <w:p>
             <w:pPr>
               <w:pStyle w:val="Compact"/>
-            </w:pPr>
-            <w:r>
-              <w:rPr>
+              <w:spacing w:line="240" w:lineRule="auto" w:before="0" w:after="0"/>
+            </w:pPr>
+            <w:r>
+              <w:rPr>
+                <w:rFonts w:ascii="Times New Roman" w:hAnsi="Times New Roman"/>
                 <w:b/>
                 <w:bCs/>
+                <w:sz w:val="24"/>
               </w:rPr>
               <w:t xml:space="preserve">Código</w:t>
             </w:r>
@@ -107,8 +138,13 @@
           <w:p>
             <w:pPr>
               <w:pStyle w:val="Compact"/>
-            </w:pPr>
-            <w:r>
+              <w:spacing w:line="240" w:lineRule="auto" w:before="0" w:after="0"/>
+            </w:pPr>
+            <w:r>
+              <w:rPr>
+                <w:rFonts w:ascii="Times New Roman" w:hAnsi="Times New Roman"/>
+                <w:sz w:val="24"/>
+              </w:rPr>
               <w:t xml:space="preserve">617017M</w:t>
             </w:r>
           </w:p>
@@ -120,11 +156,14 @@
           <w:p>
             <w:pPr>
               <w:pStyle w:val="Compact"/>
-            </w:pPr>
-            <w:r>
-              <w:rPr>
+              <w:spacing w:line="240" w:lineRule="auto" w:before="0" w:after="0"/>
+            </w:pPr>
+            <w:r>
+              <w:rPr>
+                <w:rFonts w:ascii="Times New Roman" w:hAnsi="Times New Roman"/>
                 <w:b/>
                 <w:bCs/>
+                <w:sz w:val="24"/>
               </w:rPr>
               <w:t xml:space="preserve">Nivel</w:t>
             </w:r>
@@ -135,8 +174,13 @@
           <w:p>
             <w:pPr>
               <w:pStyle w:val="Compact"/>
-            </w:pPr>
-            <w:r>
+              <w:spacing w:line="240" w:lineRule="auto" w:before="0" w:after="0"/>
+            </w:pPr>
+            <w:r>
+              <w:rPr>
+                <w:rFonts w:ascii="Times New Roman" w:hAnsi="Times New Roman"/>
+                <w:sz w:val="24"/>
+              </w:rPr>
               <w:t xml:space="preserve">Pregrado en Medicina</w:t>
             </w:r>
           </w:p>
@@ -148,11 +192,14 @@
           <w:p>
             <w:pPr>
               <w:pStyle w:val="Compact"/>
-            </w:pPr>
-            <w:r>
-              <w:rPr>
+              <w:spacing w:line="240" w:lineRule="auto" w:before="0" w:after="0"/>
+            </w:pPr>
+            <w:r>
+              <w:rPr>
+                <w:rFonts w:ascii="Times New Roman" w:hAnsi="Times New Roman"/>
                 <w:b/>
                 <w:bCs/>
+                <w:sz w:val="24"/>
               </w:rPr>
               <w:t xml:space="preserve">Tipo</w:t>
             </w:r>
@@ -163,8 +210,13 @@
           <w:p>
             <w:pPr>
               <w:pStyle w:val="Compact"/>
-            </w:pPr>
-            <w:r>
+              <w:spacing w:line="240" w:lineRule="auto" w:before="0" w:after="0"/>
+            </w:pPr>
+            <w:r>
+              <w:rPr>
+                <w:rFonts w:ascii="Times New Roman" w:hAnsi="Times New Roman"/>
+                <w:sz w:val="24"/>
+              </w:rPr>
               <w:t xml:space="preserve">Electivo</w:t>
             </w:r>
           </w:p>
@@ -176,11 +228,14 @@
           <w:p>
             <w:pPr>
               <w:pStyle w:val="Compact"/>
-            </w:pPr>
-            <w:r>
-              <w:rPr>
+              <w:spacing w:line="240" w:lineRule="auto" w:before="0" w:after="0"/>
+            </w:pPr>
+            <w:r>
+              <w:rPr>
+                <w:rFonts w:ascii="Times New Roman" w:hAnsi="Times New Roman"/>
                 <w:b/>
                 <w:bCs/>
+                <w:sz w:val="24"/>
               </w:rPr>
               <w:t xml:space="preserve">Créditos académicos</w:t>
             </w:r>
@@ -191,8 +246,13 @@
           <w:p>
             <w:pPr>
               <w:pStyle w:val="Compact"/>
-            </w:pPr>
-            <w:r>
+              <w:spacing w:line="240" w:lineRule="auto" w:before="0" w:after="0"/>
+            </w:pPr>
+            <w:r>
+              <w:rPr>
+                <w:rFonts w:ascii="Times New Roman" w:hAnsi="Times New Roman"/>
+                <w:sz w:val="24"/>
+              </w:rPr>
               <w:t xml:space="preserve">4</w:t>
             </w:r>
           </w:p>
@@ -204,11 +264,14 @@
           <w:p>
             <w:pPr>
               <w:pStyle w:val="Compact"/>
-            </w:pPr>
-            <w:r>
-              <w:rPr>
+              <w:spacing w:line="240" w:lineRule="auto" w:before="0" w:after="0"/>
+            </w:pPr>
+            <w:r>
+              <w:rPr>
+                <w:rFonts w:ascii="Times New Roman" w:hAnsi="Times New Roman"/>
                 <w:b/>
                 <w:bCs/>
+                <w:sz w:val="24"/>
               </w:rPr>
               <w:t xml:space="preserve">Horas totales</w:t>
             </w:r>
@@ -219,8 +282,13 @@
           <w:p>
             <w:pPr>
               <w:pStyle w:val="Compact"/>
-            </w:pPr>
-            <w:r>
+              <w:spacing w:line="240" w:lineRule="auto" w:before="0" w:after="0"/>
+            </w:pPr>
+            <w:r>
+              <w:rPr>
+                <w:rFonts w:ascii="Times New Roman" w:hAnsi="Times New Roman"/>
+                <w:sz w:val="24"/>
+              </w:rPr>
               <w:t xml:space="preserve">192 (30 contacto directo, 162 independientes)</w:t>
             </w:r>
           </w:p>
@@ -232,11 +300,14 @@
           <w:p>
             <w:pPr>
               <w:pStyle w:val="Compact"/>
-            </w:pPr>
-            <w:r>
-              <w:rPr>
+              <w:spacing w:line="240" w:lineRule="auto" w:before="0" w:after="0"/>
+            </w:pPr>
+            <w:r>
+              <w:rPr>
+                <w:rFonts w:ascii="Times New Roman" w:hAnsi="Times New Roman"/>
                 <w:b/>
                 <w:bCs/>
+                <w:sz w:val="24"/>
               </w:rPr>
               <w:t xml:space="preserve">Horario</w:t>
             </w:r>
@@ -247,9 +318,14 @@
           <w:p>
             <w:pPr>
               <w:pStyle w:val="Compact"/>
-            </w:pPr>
-            <w:r>
-              <w:t xml:space="preserve">Lunes 10:00–11:00 y Jueves 17:00–18:00</w:t>
+              <w:spacing w:line="240" w:lineRule="auto" w:before="0" w:after="0"/>
+            </w:pPr>
+            <w:r>
+              <w:rPr>
+                <w:rFonts w:ascii="Times New Roman" w:hAnsi="Times New Roman"/>
+                <w:sz w:val="24"/>
+              </w:rPr>
+              <w:t xml:space="preserve">Lunes 10:00–11:00, Jueves 17:00–18:00</w:t>
             </w:r>
           </w:p>
         </w:tc>
@@ -260,11 +336,14 @@
           <w:p>
             <w:pPr>
               <w:pStyle w:val="Compact"/>
-            </w:pPr>
-            <w:r>
-              <w:rPr>
+              <w:spacing w:line="240" w:lineRule="auto" w:before="0" w:after="0"/>
+            </w:pPr>
+            <w:r>
+              <w:rPr>
+                <w:rFonts w:ascii="Times New Roman" w:hAnsi="Times New Roman"/>
                 <w:b/>
                 <w:bCs/>
+                <w:sz w:val="24"/>
               </w:rPr>
               <w:t xml:space="preserve">Modalidad</w:t>
             </w:r>
@@ -275,9 +354,14 @@
           <w:p>
             <w:pPr>
               <w:pStyle w:val="Compact"/>
-            </w:pPr>
-            <w:r>
-              <w:t xml:space="preserve">Híbrida (sesiones sincrónicas + asincrónico)</w:t>
+              <w:spacing w:line="240" w:lineRule="auto" w:before="0" w:after="0"/>
+            </w:pPr>
+            <w:r>
+              <w:rPr>
+                <w:rFonts w:ascii="Times New Roman" w:hAnsi="Times New Roman"/>
+                <w:sz w:val="24"/>
+              </w:rPr>
+              <w:t xml:space="preserve">Híbrida (sincrónico + asincrónico)</w:t>
             </w:r>
           </w:p>
         </w:tc>
@@ -288,11 +372,14 @@
           <w:p>
             <w:pPr>
               <w:pStyle w:val="Compact"/>
-            </w:pPr>
-            <w:r>
-              <w:rPr>
+              <w:spacing w:line="240" w:lineRule="auto" w:before="0" w:after="0"/>
+            </w:pPr>
+            <w:r>
+              <w:rPr>
+                <w:rFonts w:ascii="Times New Roman" w:hAnsi="Times New Roman"/>
                 <w:b/>
                 <w:bCs/>
+                <w:sz w:val="24"/>
               </w:rPr>
               <w:t xml:space="preserve">Duración</w:t>
             </w:r>
@@ -303,8 +390,13 @@
           <w:p>
             <w:pPr>
               <w:pStyle w:val="Compact"/>
-            </w:pPr>
-            <w:r>
+              <w:spacing w:line="240" w:lineRule="auto" w:before="0" w:after="0"/>
+            </w:pPr>
+            <w:r>
+              <w:rPr>
+                <w:rFonts w:ascii="Times New Roman" w:hAnsi="Times New Roman"/>
+                <w:sz w:val="24"/>
+              </w:rPr>
               <w:t xml:space="preserve">15 semanas (~1 semestre)</w:t>
             </w:r>
           </w:p>
@@ -316,11 +408,14 @@
           <w:p>
             <w:pPr>
               <w:pStyle w:val="Compact"/>
-            </w:pPr>
-            <w:r>
-              <w:rPr>
+              <w:spacing w:line="240" w:lineRule="auto" w:before="0" w:after="0"/>
+            </w:pPr>
+            <w:r>
+              <w:rPr>
+                <w:rFonts w:ascii="Times New Roman" w:hAnsi="Times New Roman"/>
                 <w:b/>
                 <w:bCs/>
+                <w:sz w:val="24"/>
               </w:rPr>
               <w:t xml:space="preserve">Requisito</w:t>
             </w:r>
@@ -331,9 +426,14 @@
           <w:p>
             <w:pPr>
               <w:pStyle w:val="Compact"/>
-            </w:pPr>
-            <w:r>
-              <w:t xml:space="preserve">Haber cursado Epidemiología Básica (o equivalente)</w:t>
+              <w:spacing w:line="240" w:lineRule="auto" w:before="0" w:after="0"/>
+            </w:pPr>
+            <w:r>
+              <w:rPr>
+                <w:rFonts w:ascii="Times New Roman" w:hAnsi="Times New Roman"/>
+                <w:sz w:val="24"/>
+              </w:rPr>
+              <w:t xml:space="preserve">Los previamente establecidos</w:t>
             </w:r>
           </w:p>
         </w:tc>
@@ -344,11 +444,14 @@
           <w:p>
             <w:pPr>
               <w:pStyle w:val="Compact"/>
-            </w:pPr>
-            <w:r>
-              <w:rPr>
+              <w:spacing w:line="240" w:lineRule="auto" w:before="0" w:after="0"/>
+            </w:pPr>
+            <w:r>
+              <w:rPr>
+                <w:rFonts w:ascii="Times New Roman" w:hAnsi="Times New Roman"/>
                 <w:b/>
                 <w:bCs/>
+                <w:sz w:val="24"/>
               </w:rPr>
               <w:t xml:space="preserve">Semestre recomendado</w:t>
             </w:r>
@@ -359,8 +462,13 @@
           <w:p>
             <w:pPr>
               <w:pStyle w:val="Compact"/>
-            </w:pPr>
-            <w:r>
+              <w:spacing w:line="240" w:lineRule="auto" w:before="0" w:after="0"/>
+            </w:pPr>
+            <w:r>
+              <w:rPr>
+                <w:rFonts w:ascii="Times New Roman" w:hAnsi="Times New Roman"/>
+                <w:sz w:val="24"/>
+              </w:rPr>
               <w:t xml:space="preserve">6–10</w:t>
             </w:r>
           </w:p>
@@ -372,11 +480,14 @@
           <w:p>
             <w:pPr>
               <w:pStyle w:val="Compact"/>
-            </w:pPr>
-            <w:r>
-              <w:rPr>
+              <w:spacing w:line="240" w:lineRule="auto" w:before="0" w:after="0"/>
+            </w:pPr>
+            <w:r>
+              <w:rPr>
+                <w:rFonts w:ascii="Times New Roman" w:hAnsi="Times New Roman"/>
                 <w:b/>
                 <w:bCs/>
+                <w:sz w:val="24"/>
               </w:rPr>
               <w:t xml:space="preserve">Docente</w:t>
             </w:r>
@@ -387,9 +498,14 @@
           <w:p>
             <w:pPr>
               <w:pStyle w:val="Compact"/>
-            </w:pPr>
-            <w:r>
-              <w:t xml:space="preserve">Herney Andrés García Perdomo</w:t>
+              <w:spacing w:line="240" w:lineRule="auto" w:before="0" w:after="0"/>
+            </w:pPr>
+            <w:r>
+              <w:rPr>
+                <w:rFonts w:ascii="Times New Roman" w:hAnsi="Times New Roman"/>
+                <w:sz w:val="24"/>
+              </w:rPr>
+              <w:t xml:space="preserve">Herney Andrés García Perdomo MD MSc EdD PhD FACS</w:t>
             </w:r>
           </w:p>
         </w:tc>
@@ -400,11 +516,14 @@
           <w:p>
             <w:pPr>
               <w:pStyle w:val="Compact"/>
-            </w:pPr>
-            <w:r>
-              <w:rPr>
+              <w:spacing w:line="240" w:lineRule="auto" w:before="0" w:after="0"/>
+            </w:pPr>
+            <w:r>
+              <w:rPr>
+                <w:rFonts w:ascii="Times New Roman" w:hAnsi="Times New Roman"/>
                 <w:b/>
                 <w:bCs/>
+                <w:sz w:val="24"/>
               </w:rPr>
               <w:t xml:space="preserve">Institución</w:t>
             </w:r>
@@ -415,8 +534,13 @@
           <w:p>
             <w:pPr>
               <w:pStyle w:val="Compact"/>
-            </w:pPr>
-            <w:r>
+              <w:spacing w:line="240" w:lineRule="auto" w:before="0" w:after="0"/>
+            </w:pPr>
+            <w:r>
+              <w:rPr>
+                <w:rFonts w:ascii="Times New Roman" w:hAnsi="Times New Roman"/>
+                <w:sz w:val="24"/>
+              </w:rPr>
               <w:t xml:space="preserve">Facultad de Salud, Universidad del Valle</w:t>
             </w:r>
           </w:p>
@@ -424,7 +548,14 @@
       </w:tr>
     </w:tbl>
     <w:p>
-      <w:r>
+      <w:pPr>
+        <w:spacing w:line="240" w:lineRule="auto" w:before="0" w:after="0"/>
+      </w:pPr>
+      <w:r>
+        <w:rPr>
+          <w:rFonts w:ascii="Times New Roman" w:hAnsi="Times New Roman"/>
+          <w:sz w:val="24"/>
+        </w:rPr>
         <w:pict>
           <v:rect style="width:0;height:1.5pt" o:hralign="center" o:hrstd="t" o:hr="t"/>
         </w:pict>
@@ -435,90 +566,90 @@
     <w:p>
       <w:pPr>
         <w:pStyle w:val="Heading2"/>
-      </w:pPr>
-      <w:r>
+        <w:spacing w:line="240" w:lineRule="auto" w:before="0" w:after="0"/>
+      </w:pPr>
+      <w:r>
+        <w:rPr>
+          <w:rFonts w:ascii="Times New Roman" w:hAnsi="Times New Roman"/>
+          <w:sz w:val="24"/>
+        </w:rPr>
         <w:t xml:space="preserve">Presentación y Narrativa Central</w:t>
       </w:r>
     </w:p>
     <w:p>
       <w:pPr>
         <w:pStyle w:val="FirstParagraph"/>
-      </w:pPr>
-      <w:r>
+        <w:spacing w:line="240" w:lineRule="auto" w:before="0" w:after="0"/>
+      </w:pPr>
+      <w:r>
+        <w:rPr>
+          <w:rFonts w:ascii="Times New Roman" w:hAnsi="Times New Roman"/>
+          <w:sz w:val="24"/>
+        </w:rPr>
         <w:t xml:space="preserve">Este curso propone a estudiantes de pregrado una</w:t>
       </w:r>
       <w:r>
+        <w:rPr>
+          <w:rFonts w:ascii="Times New Roman" w:hAnsi="Times New Roman"/>
+          <w:sz w:val="24"/>
+        </w:rPr>
         <w:t xml:space="preserve"> </w:t>
       </w:r>
       <w:r>
         <w:rPr>
+          <w:rFonts w:ascii="Times New Roman" w:hAnsi="Times New Roman"/>
           <w:b/>
           <w:bCs/>
+          <w:sz w:val="24"/>
         </w:rPr>
         <w:t xml:space="preserve">experiencia rigurosa y motivante en la construcción del conocimiento investigativo</w:t>
       </w:r>
       <w:r>
+        <w:rPr>
+          <w:rFonts w:ascii="Times New Roman" w:hAnsi="Times New Roman"/>
+          <w:sz w:val="24"/>
+        </w:rPr>
         <w:t xml:space="preserve">, usando la urología como lente clínica. La pregunta narrativa que guía el curso es:</w:t>
       </w:r>
       <w:r>
+        <w:rPr>
+          <w:rFonts w:ascii="Times New Roman" w:hAnsi="Times New Roman"/>
+          <w:sz w:val="24"/>
+        </w:rPr>
         <w:t xml:space="preserve"> </w:t>
       </w:r>
       <w:r>
         <w:rPr>
+          <w:rFonts w:ascii="Times New Roman" w:hAnsi="Times New Roman"/>
           <w:b/>
           <w:bCs/>
+          <w:sz w:val="24"/>
         </w:rPr>
         <w:t xml:space="preserve">¿Cómo saben los urólogos lo que saben?</w:t>
       </w:r>
-      <w:r>
-        <w:t xml:space="preserve"> </w:t>
-      </w:r>
-      <w:r>
-        <w:t xml:space="preserve">A través de ella, estudiantes aprenderán a formular preguntas clínicas contestables, buscar y evaluar críticamente la evidencia, y diseñar un protocolo de investigación mini viable.</w:t>
-      </w:r>
     </w:p>
     <w:p>
       <w:pPr>
         <w:pStyle w:val="BodyText"/>
-      </w:pPr>
-      <w:r>
-        <w:t xml:space="preserve">El curso</w:t>
-      </w:r>
-      <w:r>
-        <w:t xml:space="preserve"> </w:t>
-      </w:r>
-      <w:r>
-        <w:rPr>
-          <w:b/>
-          <w:bCs/>
-        </w:rPr>
-        <w:t xml:space="preserve">no es</w:t>
-      </w:r>
-      <w:r>
-        <w:t xml:space="preserve"> </w:t>
-      </w:r>
-      <w:r>
-        <w:t xml:space="preserve">un taller de redacción, un laboratorio de bioestadística computacional, o una preparación para publicación inmediata. Es un espacio para</w:t>
-      </w:r>
-      <w:r>
-        <w:t xml:space="preserve"> </w:t>
-      </w:r>
-      <w:r>
-        <w:rPr>
-          <w:b/>
-          <w:bCs/>
-        </w:rPr>
-        <w:t xml:space="preserve">desarrollar competencias de pensamiento científico</w:t>
-      </w:r>
-      <w:r>
-        <w:t xml:space="preserve"> </w:t>
-      </w:r>
-      <w:r>
-        <w:t xml:space="preserve">que los estudiantes llevarán toda su vida profesional, y que les permitirán ser clínicos reflexivos, críticos, y capaces de entender (y quizás contribuir a) la investigación que fundamenta su práctica.</w:t>
-      </w:r>
-    </w:p>
-    <w:p>
-      <w:r>
+        <w:spacing w:line="240" w:lineRule="auto" w:before="0" w:after="0"/>
+      </w:pPr>
+      <w:r>
+        <w:rPr>
+          <w:rFonts w:ascii="Times New Roman" w:hAnsi="Times New Roman"/>
+          <w:sz w:val="24"/>
+        </w:rPr>
+        <w:t xml:space="preserve">Aprende a formular preguntas clínicas contestables, evaluar evidencia con rigor, y diseñar un protocolo de investigación viable. Un semestre para pensar como investigador.</w:t>
+      </w:r>
+    </w:p>
+    <w:p>
+      <w:pPr>
+        <w:spacing w:line="240" w:lineRule="auto" w:before="0" w:after="0"/>
+      </w:pPr>
+      <w:r>
+        <w:rPr>
+          <w:rFonts w:ascii="Times New Roman" w:hAnsi="Times New Roman"/>
+          <w:sz w:val="24"/>
+        </w:rPr>
         <w:pict>
           <v:rect style="width:0;height:1.5pt" o:hralign="center" o:hrstd="t" o:hr="t"/>
         </w:pict>
@@ -529,8 +660,13 @@
     <w:p>
       <w:pPr>
         <w:pStyle w:val="Heading2"/>
-      </w:pPr>
-      <w:r>
+        <w:spacing w:line="240" w:lineRule="auto" w:before="0" w:after="0"/>
+      </w:pPr>
+      <w:r>
+        <w:rPr>
+          <w:rFonts w:ascii="Times New Roman" w:hAnsi="Times New Roman"/>
+          <w:sz w:val="24"/>
+        </w:rPr>
         <w:t xml:space="preserve">Objetivos del Curso</w:t>
       </w:r>
     </w:p>
@@ -538,46 +674,96 @@
     <w:p>
       <w:pPr>
         <w:pStyle w:val="Heading3"/>
-      </w:pPr>
-      <w:r>
+        <w:spacing w:line="240" w:lineRule="auto" w:before="0" w:after="0"/>
+      </w:pPr>
+      <w:r>
+        <w:rPr>
+          <w:rFonts w:ascii="Times New Roman" w:hAnsi="Times New Roman"/>
+          <w:sz w:val="24"/>
+        </w:rPr>
         <w:t xml:space="preserve">Objetivo General</w:t>
       </w:r>
     </w:p>
     <w:p>
       <w:pPr>
         <w:pStyle w:val="FirstParagraph"/>
-      </w:pPr>
-      <w:r>
+        <w:spacing w:line="240" w:lineRule="auto" w:before="0" w:after="0"/>
+      </w:pPr>
+      <w:r>
+        <w:rPr>
+          <w:rFonts w:ascii="Times New Roman" w:hAnsi="Times New Roman"/>
+          <w:sz w:val="24"/>
+        </w:rPr>
         <w:t xml:space="preserve">Al finalizar el curso, el estudiante será capaz de:</w:t>
       </w:r>
       <w:r>
+        <w:rPr>
+          <w:rFonts w:ascii="Times New Roman" w:hAnsi="Times New Roman"/>
+          <w:sz w:val="24"/>
+        </w:rPr>
         <w:t xml:space="preserve"> </w:t>
       </w:r>
       <w:r>
+        <w:rPr>
+          <w:rFonts w:ascii="Times New Roman" w:hAnsi="Times New Roman"/>
+          <w:sz w:val="24"/>
+        </w:rPr>
         <w:t xml:space="preserve">- Formular preguntas clínicas en urología en términos investigativos contestables.</w:t>
       </w:r>
       <w:r>
+        <w:rPr>
+          <w:rFonts w:ascii="Times New Roman" w:hAnsi="Times New Roman"/>
+          <w:sz w:val="24"/>
+        </w:rPr>
         <w:t xml:space="preserve"> </w:t>
       </w:r>
       <w:r>
+        <w:rPr>
+          <w:rFonts w:ascii="Times New Roman" w:hAnsi="Times New Roman"/>
+          <w:sz w:val="24"/>
+        </w:rPr>
         <w:t xml:space="preserve">- Diseñar un protocolo de investigación básico que sea ético, viable, y alineado con estándares científicos.</w:t>
       </w:r>
       <w:r>
+        <w:rPr>
+          <w:rFonts w:ascii="Times New Roman" w:hAnsi="Times New Roman"/>
+          <w:sz w:val="24"/>
+        </w:rPr>
         <w:t xml:space="preserve"> </w:t>
       </w:r>
       <w:r>
+        <w:rPr>
+          <w:rFonts w:ascii="Times New Roman" w:hAnsi="Times New Roman"/>
+          <w:sz w:val="24"/>
+        </w:rPr>
         <w:t xml:space="preserve">- Evaluar críticamente la calidad metodológica de estudios publicados en urología.</w:t>
       </w:r>
       <w:r>
+        <w:rPr>
+          <w:rFonts w:ascii="Times New Roman" w:hAnsi="Times New Roman"/>
+          <w:sz w:val="24"/>
+        </w:rPr>
         <w:t xml:space="preserve"> </w:t>
       </w:r>
       <w:r>
+        <w:rPr>
+          <w:rFonts w:ascii="Times New Roman" w:hAnsi="Times New Roman"/>
+          <w:sz w:val="24"/>
+        </w:rPr>
         <w:t xml:space="preserve">- Entender los principios éticos que rigen la investigación clínica.</w:t>
       </w:r>
       <w:r>
+        <w:rPr>
+          <w:rFonts w:ascii="Times New Roman" w:hAnsi="Times New Roman"/>
+          <w:sz w:val="24"/>
+        </w:rPr>
         <w:t xml:space="preserve"> </w:t>
       </w:r>
       <w:r>
+        <w:rPr>
+          <w:rFonts w:ascii="Times New Roman" w:hAnsi="Times New Roman"/>
+          <w:sz w:val="24"/>
+        </w:rPr>
         <w:t xml:space="preserve">- Comunicar resultados de investigación en formato académico (escrito y oral).</w:t>
       </w:r>
     </w:p>
@@ -586,8 +772,13 @@
     <w:p>
       <w:pPr>
         <w:pStyle w:val="Heading3"/>
-      </w:pPr>
-      <w:r>
+        <w:spacing w:line="240" w:lineRule="auto" w:before="0" w:after="0"/>
+      </w:pPr>
+      <w:r>
+        <w:rPr>
+          <w:rFonts w:ascii="Times New Roman" w:hAnsi="Times New Roman"/>
+          <w:sz w:val="24"/>
+        </w:rPr>
         <w:t xml:space="preserve">Objetivos Específicos (por Módulo)</w:t>
       </w:r>
     </w:p>
@@ -595,8 +786,13 @@
     <w:p>
       <w:pPr>
         <w:pStyle w:val="Heading4"/>
-      </w:pPr>
-      <w:r>
+        <w:spacing w:line="240" w:lineRule="auto" w:before="0" w:after="0"/>
+      </w:pPr>
+      <w:r>
+        <w:rPr>
+          <w:rFonts w:ascii="Times New Roman" w:hAnsi="Times New Roman"/>
+          <w:sz w:val="24"/>
+        </w:rPr>
         <w:t xml:space="preserve">Módulo 1: Fundamentos de Investigación Científica</w:t>
       </w:r>
     </w:p>
@@ -607,8 +803,13 @@
           <w:ilvl w:val="0"/>
           <w:numId w:val="1001"/>
         </w:numPr>
-      </w:pPr>
-      <w:r>
+        <w:spacing w:line="240" w:lineRule="auto" w:before="0" w:after="0"/>
+      </w:pPr>
+      <w:r>
+        <w:rPr>
+          <w:rFonts w:ascii="Times New Roman" w:hAnsi="Times New Roman"/>
+          <w:sz w:val="24"/>
+        </w:rPr>
         <w:t xml:space="preserve">Explicar el proceso científico y su rol en la medicina.</w:t>
       </w:r>
     </w:p>
@@ -619,8 +820,13 @@
           <w:ilvl w:val="0"/>
           <w:numId w:val="1001"/>
         </w:numPr>
-      </w:pPr>
-      <w:r>
+        <w:spacing w:line="240" w:lineRule="auto" w:before="0" w:after="0"/>
+      </w:pPr>
+      <w:r>
+        <w:rPr>
+          <w:rFonts w:ascii="Times New Roman" w:hAnsi="Times New Roman"/>
+          <w:sz w:val="24"/>
+        </w:rPr>
         <w:t xml:space="preserve">Diferenciar entre pregunta clínica y pregunta investigativa.</w:t>
       </w:r>
     </w:p>
@@ -631,8 +837,13 @@
           <w:ilvl w:val="0"/>
           <w:numId w:val="1001"/>
         </w:numPr>
-      </w:pPr>
-      <w:r>
+        <w:spacing w:line="240" w:lineRule="auto" w:before="0" w:after="0"/>
+      </w:pPr>
+      <w:r>
+        <w:rPr>
+          <w:rFonts w:ascii="Times New Roman" w:hAnsi="Times New Roman"/>
+          <w:sz w:val="24"/>
+        </w:rPr>
         <w:t xml:space="preserve">Formular preguntas en estructura PICO (Patient, Intervention, Comparison, Outcome).</w:t>
       </w:r>
     </w:p>
@@ -643,8 +854,13 @@
           <w:ilvl w:val="0"/>
           <w:numId w:val="1001"/>
         </w:numPr>
-      </w:pPr>
-      <w:r>
+        <w:spacing w:line="240" w:lineRule="auto" w:before="0" w:after="0"/>
+      </w:pPr>
+      <w:r>
+        <w:rPr>
+          <w:rFonts w:ascii="Times New Roman" w:hAnsi="Times New Roman"/>
+          <w:sz w:val="24"/>
+        </w:rPr>
         <w:t xml:space="preserve">Ejecutar búsquedas bibliográficas efectivas en PubMed y Rayyan.</w:t>
       </w:r>
     </w:p>
@@ -653,8 +869,13 @@
     <w:p>
       <w:pPr>
         <w:pStyle w:val="Heading4"/>
-      </w:pPr>
-      <w:r>
+        <w:spacing w:line="240" w:lineRule="auto" w:before="0" w:after="0"/>
+      </w:pPr>
+      <w:r>
+        <w:rPr>
+          <w:rFonts w:ascii="Times New Roman" w:hAnsi="Times New Roman"/>
+          <w:sz w:val="24"/>
+        </w:rPr>
         <w:t xml:space="preserve">Módulo 2: Diseños de Estudio</w:t>
       </w:r>
     </w:p>
@@ -665,8 +886,13 @@
           <w:ilvl w:val="0"/>
           <w:numId w:val="1002"/>
         </w:numPr>
-      </w:pPr>
-      <w:r>
+        <w:spacing w:line="240" w:lineRule="auto" w:before="0" w:after="0"/>
+      </w:pPr>
+      <w:r>
+        <w:rPr>
+          <w:rFonts w:ascii="Times New Roman" w:hAnsi="Times New Roman"/>
+          <w:sz w:val="24"/>
+        </w:rPr>
         <w:t xml:space="preserve">Clasificar estudios por diseño (descriptivo, cohorte, caso-control, RCT, revisión sistemática).</w:t>
       </w:r>
     </w:p>
@@ -677,8 +903,13 @@
           <w:ilvl w:val="0"/>
           <w:numId w:val="1002"/>
         </w:numPr>
-      </w:pPr>
-      <w:r>
+        <w:spacing w:line="240" w:lineRule="auto" w:before="0" w:after="0"/>
+      </w:pPr>
+      <w:r>
+        <w:rPr>
+          <w:rFonts w:ascii="Times New Roman" w:hAnsi="Times New Roman"/>
+          <w:sz w:val="24"/>
+        </w:rPr>
         <w:t xml:space="preserve">Reconocer fortalezas y limitaciones de cada diseño.</w:t>
       </w:r>
     </w:p>
@@ -689,8 +920,13 @@
           <w:ilvl w:val="0"/>
           <w:numId w:val="1002"/>
         </w:numPr>
-      </w:pPr>
-      <w:r>
+        <w:spacing w:line="240" w:lineRule="auto" w:before="0" w:after="0"/>
+      </w:pPr>
+      <w:r>
+        <w:rPr>
+          <w:rFonts w:ascii="Times New Roman" w:hAnsi="Times New Roman"/>
+          <w:sz w:val="24"/>
+        </w:rPr>
         <w:t xml:space="preserve">Identificar diseños óptimos para diferentes tipos de preguntas de investigación.</w:t>
       </w:r>
     </w:p>
@@ -701,8 +937,13 @@
           <w:ilvl w:val="0"/>
           <w:numId w:val="1002"/>
         </w:numPr>
-      </w:pPr>
-      <w:r>
+        <w:spacing w:line="240" w:lineRule="auto" w:before="0" w:after="0"/>
+      </w:pPr>
+      <w:r>
+        <w:rPr>
+          <w:rFonts w:ascii="Times New Roman" w:hAnsi="Times New Roman"/>
+          <w:sz w:val="24"/>
+        </w:rPr>
         <w:t xml:space="preserve">Analizar ejemplos de estudios reales en urología.</w:t>
       </w:r>
     </w:p>
@@ -711,8 +952,13 @@
     <w:p>
       <w:pPr>
         <w:pStyle w:val="Heading4"/>
-      </w:pPr>
-      <w:r>
+        <w:spacing w:line="240" w:lineRule="auto" w:before="0" w:after="0"/>
+      </w:pPr>
+      <w:r>
+        <w:rPr>
+          <w:rFonts w:ascii="Times New Roman" w:hAnsi="Times New Roman"/>
+          <w:sz w:val="24"/>
+        </w:rPr>
         <w:t xml:space="preserve">Módulo 3: Ética e Integridad en Investigación</w:t>
       </w:r>
     </w:p>
@@ -723,8 +969,13 @@
           <w:ilvl w:val="0"/>
           <w:numId w:val="1003"/>
         </w:numPr>
-      </w:pPr>
-      <w:r>
+        <w:spacing w:line="240" w:lineRule="auto" w:before="0" w:after="0"/>
+      </w:pPr>
+      <w:r>
+        <w:rPr>
+          <w:rFonts w:ascii="Times New Roman" w:hAnsi="Times New Roman"/>
+          <w:sz w:val="24"/>
+        </w:rPr>
         <w:t xml:space="preserve">Explicar principios éticos de investigación (autonomía, beneficencia, justicia).</w:t>
       </w:r>
     </w:p>
@@ -735,8 +986,13 @@
           <w:ilvl w:val="0"/>
           <w:numId w:val="1003"/>
         </w:numPr>
-      </w:pPr>
-      <w:r>
+        <w:spacing w:line="240" w:lineRule="auto" w:before="0" w:after="0"/>
+      </w:pPr>
+      <w:r>
+        <w:rPr>
+          <w:rFonts w:ascii="Times New Roman" w:hAnsi="Times New Roman"/>
+          <w:sz w:val="24"/>
+        </w:rPr>
         <w:t xml:space="preserve">Describir el rol de comités de ética e institucionales (CEI/CEIBA).</w:t>
       </w:r>
     </w:p>
@@ -747,8 +1003,13 @@
           <w:ilvl w:val="0"/>
           <w:numId w:val="1003"/>
         </w:numPr>
-      </w:pPr>
-      <w:r>
+        <w:spacing w:line="240" w:lineRule="auto" w:before="0" w:after="0"/>
+      </w:pPr>
+      <w:r>
+        <w:rPr>
+          <w:rFonts w:ascii="Times New Roman" w:hAnsi="Times New Roman"/>
+          <w:sz w:val="24"/>
+        </w:rPr>
         <w:t xml:space="preserve">Reconocer y evitar prácticas de integridad cuestionables (plagio, autocita, LPU).</w:t>
       </w:r>
     </w:p>
@@ -759,19 +1020,29 @@
           <w:ilvl w:val="0"/>
           <w:numId w:val="1003"/>
         </w:numPr>
-      </w:pPr>
-      <w:r>
+        <w:spacing w:line="240" w:lineRule="auto" w:before="0" w:after="0"/>
+      </w:pPr>
+      <w:r>
+        <w:rPr>
+          <w:rFonts w:ascii="Times New Roman" w:hAnsi="Times New Roman"/>
+          <w:sz w:val="24"/>
+        </w:rPr>
         <w:t xml:space="preserve">Aplicar criterios éticos a casos de investigación reales.</w:t>
       </w:r>
     </w:p>
     <w:bookmarkEnd w:id="14"/>
-    <w:bookmarkStart w:id="15" w:name="módulo-4-de-la-evidencia-a-la-práctica"/>
+    <w:bookmarkStart w:id="15" w:name="módulo-4-evidencia-a-la-práctica"/>
     <w:p>
       <w:pPr>
         <w:pStyle w:val="Heading4"/>
-      </w:pPr>
-      <w:r>
-        <w:t xml:space="preserve">Módulo 4: De la Evidencia a la Práctica</w:t>
+        <w:spacing w:line="240" w:lineRule="auto" w:before="0" w:after="0"/>
+      </w:pPr>
+      <w:r>
+        <w:rPr>
+          <w:rFonts w:ascii="Times New Roman" w:hAnsi="Times New Roman"/>
+          <w:sz w:val="24"/>
+        </w:rPr>
+        <w:t xml:space="preserve">Módulo 4: Evidencia a la Práctica</w:t>
       </w:r>
     </w:p>
     <w:p>
@@ -781,9 +1052,14 @@
           <w:ilvl w:val="0"/>
           <w:numId w:val="1004"/>
         </w:numPr>
-      </w:pPr>
-      <w:r>
-        <w:t xml:space="preserve">Dominar herramientas de appraisal crítico (CASP, JBI).</w:t>
+        <w:spacing w:line="240" w:lineRule="auto" w:before="0" w:after="0"/>
+      </w:pPr>
+      <w:r>
+        <w:rPr>
+          <w:rFonts w:ascii="Times New Roman" w:hAnsi="Times New Roman"/>
+          <w:sz w:val="24"/>
+        </w:rPr>
+        <w:t xml:space="preserve">Dominar herramientas de appraisal crítico (CASP).</w:t>
       </w:r>
     </w:p>
     <w:p>
@@ -793,8 +1069,13 @@
           <w:ilvl w:val="0"/>
           <w:numId w:val="1004"/>
         </w:numPr>
-      </w:pPr>
-      <w:r>
+        <w:spacing w:line="240" w:lineRule="auto" w:before="0" w:after="0"/>
+      </w:pPr>
+      <w:r>
+        <w:rPr>
+          <w:rFonts w:ascii="Times New Roman" w:hAnsi="Times New Roman"/>
+          <w:sz w:val="24"/>
+        </w:rPr>
         <w:t xml:space="preserve">Entender niveles de evidencia y grados de recomendación.</w:t>
       </w:r>
     </w:p>
@@ -805,8 +1086,13 @@
           <w:ilvl w:val="0"/>
           <w:numId w:val="1004"/>
         </w:numPr>
-      </w:pPr>
-      <w:r>
+        <w:spacing w:line="240" w:lineRule="auto" w:before="0" w:after="0"/>
+      </w:pPr>
+      <w:r>
+        <w:rPr>
+          <w:rFonts w:ascii="Times New Roman" w:hAnsi="Times New Roman"/>
+          <w:sz w:val="24"/>
+        </w:rPr>
         <w:t xml:space="preserve">Grasp conceptos básicos de bioestadística (significancia, confiabilidad, sesgo).</w:t>
       </w:r>
     </w:p>
@@ -817,8 +1103,13 @@
           <w:ilvl w:val="0"/>
           <w:numId w:val="1004"/>
         </w:numPr>
-      </w:pPr>
-      <w:r>
+        <w:spacing w:line="240" w:lineRule="auto" w:before="0" w:after="0"/>
+      </w:pPr>
+      <w:r>
+        <w:rPr>
+          <w:rFonts w:ascii="Times New Roman" w:hAnsi="Times New Roman"/>
+          <w:sz w:val="24"/>
+        </w:rPr>
         <w:t xml:space="preserve">Sintetizar evidencia para responder preguntas clínicas.</w:t>
       </w:r>
     </w:p>
@@ -827,8 +1118,13 @@
     <w:p>
       <w:pPr>
         <w:pStyle w:val="Heading4"/>
-      </w:pPr>
-      <w:r>
+        <w:spacing w:line="240" w:lineRule="auto" w:before="0" w:after="0"/>
+      </w:pPr>
+      <w:r>
+        <w:rPr>
+          <w:rFonts w:ascii="Times New Roman" w:hAnsi="Times New Roman"/>
+          <w:sz w:val="24"/>
+        </w:rPr>
         <w:t xml:space="preserve">Módulo 5: Piedra Angular — Diseño de Protocolo de Investigación</w:t>
       </w:r>
     </w:p>
@@ -839,8 +1135,13 @@
           <w:ilvl w:val="0"/>
           <w:numId w:val="1005"/>
         </w:numPr>
-      </w:pPr>
-      <w:r>
+        <w:spacing w:line="240" w:lineRule="auto" w:before="0" w:after="0"/>
+      </w:pPr>
+      <w:r>
+        <w:rPr>
+          <w:rFonts w:ascii="Times New Roman" w:hAnsi="Times New Roman"/>
+          <w:sz w:val="24"/>
+        </w:rPr>
         <w:t xml:space="preserve">Integrar competencias de módulos anteriores en un protocolo coherente.</w:t>
       </w:r>
     </w:p>
@@ -851,8 +1152,13 @@
           <w:ilvl w:val="0"/>
           <w:numId w:val="1005"/>
         </w:numPr>
-      </w:pPr>
-      <w:r>
+        <w:spacing w:line="240" w:lineRule="auto" w:before="0" w:after="0"/>
+      </w:pPr>
+      <w:r>
+        <w:rPr>
+          <w:rFonts w:ascii="Times New Roman" w:hAnsi="Times New Roman"/>
+          <w:sz w:val="24"/>
+        </w:rPr>
         <w:t xml:space="preserve">Defender decisiones metodológicas y éticas.</w:t>
       </w:r>
     </w:p>
@@ -863,13 +1169,25 @@
           <w:ilvl w:val="0"/>
           <w:numId w:val="1005"/>
         </w:numPr>
-      </w:pPr>
-      <w:r>
+        <w:spacing w:line="240" w:lineRule="auto" w:before="0" w:after="0"/>
+      </w:pPr>
+      <w:r>
+        <w:rPr>
+          <w:rFonts w:ascii="Times New Roman" w:hAnsi="Times New Roman"/>
+          <w:sz w:val="24"/>
+        </w:rPr>
         <w:t xml:space="preserve">Comunicar eficazmente (escrito y oral) a audiencias académicas.</w:t>
       </w:r>
     </w:p>
     <w:p>
-      <w:r>
+      <w:pPr>
+        <w:spacing w:line="240" w:lineRule="auto" w:before="0" w:after="0"/>
+      </w:pPr>
+      <w:r>
+        <w:rPr>
+          <w:rFonts w:ascii="Times New Roman" w:hAnsi="Times New Roman"/>
+          <w:sz w:val="24"/>
+        </w:rPr>
         <w:pict>
           <v:rect style="width:0;height:1.5pt" o:hralign="center" o:hrstd="t" o:hr="t"/>
         </w:pict>
@@ -882,64 +1200,118 @@
     <w:p>
       <w:pPr>
         <w:pStyle w:val="Heading2"/>
-      </w:pPr>
-      <w:r>
+        <w:spacing w:line="240" w:lineRule="auto" w:before="0" w:after="0"/>
+      </w:pPr>
+      <w:r>
+        <w:rPr>
+          <w:rFonts w:ascii="Times New Roman" w:hAnsi="Times New Roman"/>
+          <w:sz w:val="24"/>
+        </w:rPr>
         <w:t xml:space="preserve">Perfil del Estudiante</w:t>
       </w:r>
     </w:p>
     <w:p>
       <w:pPr>
         <w:pStyle w:val="FirstParagraph"/>
-      </w:pPr>
-      <w:r>
-        <w:rPr>
+        <w:spacing w:line="240" w:lineRule="auto" w:before="0" w:after="0"/>
+      </w:pPr>
+      <w:r>
+        <w:rPr>
+          <w:rFonts w:ascii="Times New Roman" w:hAnsi="Times New Roman"/>
           <w:b/>
           <w:bCs/>
+          <w:sz w:val="24"/>
         </w:rPr>
         <w:t xml:space="preserve">Características deseables:</w:t>
       </w:r>
       <w:r>
+        <w:rPr>
+          <w:rFonts w:ascii="Times New Roman" w:hAnsi="Times New Roman"/>
+          <w:sz w:val="24"/>
+        </w:rPr>
         <w:t xml:space="preserve"> </w:t>
       </w:r>
       <w:r>
+        <w:rPr>
+          <w:rFonts w:ascii="Times New Roman" w:hAnsi="Times New Roman"/>
+          <w:sz w:val="24"/>
+        </w:rPr>
         <w:t xml:space="preserve">- Interés demostrado en urología, investigación clínica, o medicina basada en evidencia.</w:t>
       </w:r>
       <w:r>
+        <w:rPr>
+          <w:rFonts w:ascii="Times New Roman" w:hAnsi="Times New Roman"/>
+          <w:sz w:val="24"/>
+        </w:rPr>
         <w:t xml:space="preserve"> </w:t>
       </w:r>
       <w:r>
+        <w:rPr>
+          <w:rFonts w:ascii="Times New Roman" w:hAnsi="Times New Roman"/>
+          <w:sz w:val="24"/>
+        </w:rPr>
         <w:t xml:space="preserve">- Capacidad reflexiva y pensamiento crítico.</w:t>
       </w:r>
       <w:r>
+        <w:rPr>
+          <w:rFonts w:ascii="Times New Roman" w:hAnsi="Times New Roman"/>
+          <w:sz w:val="24"/>
+        </w:rPr>
         <w:t xml:space="preserve"> </w:t>
       </w:r>
       <w:r>
+        <w:rPr>
+          <w:rFonts w:ascii="Times New Roman" w:hAnsi="Times New Roman"/>
+          <w:sz w:val="24"/>
+        </w:rPr>
         <w:t xml:space="preserve">- Comodidad con la lectura de artículos en inglés.</w:t>
       </w:r>
       <w:r>
+        <w:rPr>
+          <w:rFonts w:ascii="Times New Roman" w:hAnsi="Times New Roman"/>
+          <w:sz w:val="24"/>
+        </w:rPr>
         <w:t xml:space="preserve"> </w:t>
       </w:r>
       <w:r>
+        <w:rPr>
+          <w:rFonts w:ascii="Times New Roman" w:hAnsi="Times New Roman"/>
+          <w:sz w:val="24"/>
+        </w:rPr>
         <w:t xml:space="preserve">- Disposición a trabajar independientemente y colaborar en equipo.</w:t>
       </w:r>
     </w:p>
     <w:p>
       <w:pPr>
         <w:pStyle w:val="BodyText"/>
-      </w:pPr>
-      <w:r>
-        <w:rPr>
+        <w:spacing w:line="240" w:lineRule="auto" w:before="0" w:after="0"/>
+      </w:pPr>
+      <w:r>
+        <w:rPr>
+          <w:rFonts w:ascii="Times New Roman" w:hAnsi="Times New Roman"/>
           <w:b/>
           <w:bCs/>
+          <w:sz w:val="24"/>
         </w:rPr>
         <w:t xml:space="preserve">Nota</w:t>
       </w:r>
       <w:r>
+        <w:rPr>
+          <w:rFonts w:ascii="Times New Roman" w:hAnsi="Times New Roman"/>
+          <w:sz w:val="24"/>
+        </w:rPr>
         <w:t xml:space="preserve">: No se requieren conocimientos previos de estadística o investigación formal; el curso es introductorio y diseñado para estudiantes con variados niveles de experiencia.</w:t>
       </w:r>
     </w:p>
     <w:p>
-      <w:r>
+      <w:pPr>
+        <w:spacing w:line="240" w:lineRule="auto" w:before="0" w:after="0"/>
+      </w:pPr>
+      <w:r>
+        <w:rPr>
+          <w:rFonts w:ascii="Times New Roman" w:hAnsi="Times New Roman"/>
+          <w:sz w:val="24"/>
+        </w:rPr>
         <w:pict>
           <v:rect style="width:0;height:1.5pt" o:hralign="center" o:hrstd="t" o:hr="t"/>
         </w:pict>
@@ -950,32 +1322,56 @@
     <w:p>
       <w:pPr>
         <w:pStyle w:val="Heading2"/>
-      </w:pPr>
-      <w:r>
+        <w:spacing w:line="240" w:lineRule="auto" w:before="0" w:after="0"/>
+      </w:pPr>
+      <w:r>
+        <w:rPr>
+          <w:rFonts w:ascii="Times New Roman" w:hAnsi="Times New Roman"/>
+          <w:sz w:val="24"/>
+        </w:rPr>
         <w:t xml:space="preserve">Metodología y Estrategias Pedagógicas</w:t>
       </w:r>
     </w:p>
     <w:p>
       <w:pPr>
         <w:pStyle w:val="FirstParagraph"/>
-      </w:pPr>
-      <w:r>
+        <w:spacing w:line="240" w:lineRule="auto" w:before="0" w:after="0"/>
+      </w:pPr>
+      <w:r>
+        <w:rPr>
+          <w:rFonts w:ascii="Times New Roman" w:hAnsi="Times New Roman"/>
+          <w:sz w:val="24"/>
+        </w:rPr>
         <w:t xml:space="preserve">El curso adopta un</w:t>
       </w:r>
       <w:r>
+        <w:rPr>
+          <w:rFonts w:ascii="Times New Roman" w:hAnsi="Times New Roman"/>
+          <w:sz w:val="24"/>
+        </w:rPr>
         <w:t xml:space="preserve"> </w:t>
       </w:r>
       <w:r>
         <w:rPr>
+          <w:rFonts w:ascii="Times New Roman" w:hAnsi="Times New Roman"/>
           <w:b/>
           <w:bCs/>
+          <w:sz w:val="24"/>
         </w:rPr>
         <w:t xml:space="preserve">enfoque centrado en competencias</w:t>
       </w:r>
       <w:r>
+        <w:rPr>
+          <w:rFonts w:ascii="Times New Roman" w:hAnsi="Times New Roman"/>
+          <w:sz w:val="24"/>
+        </w:rPr>
         <w:t xml:space="preserve"> </w:t>
       </w:r>
       <w:r>
+        <w:rPr>
+          <w:rFonts w:ascii="Times New Roman" w:hAnsi="Times New Roman"/>
+          <w:sz w:val="24"/>
+        </w:rPr>
         <w:t xml:space="preserve">con múltiples estrategias:</w:t>
       </w:r>
     </w:p>
@@ -983,16 +1379,26 @@
     <w:p>
       <w:pPr>
         <w:pStyle w:val="Heading3"/>
-      </w:pPr>
-      <w:r>
+        <w:spacing w:line="240" w:lineRule="auto" w:before="0" w:after="0"/>
+      </w:pPr>
+      <w:r>
+        <w:rPr>
+          <w:rFonts w:ascii="Times New Roman" w:hAnsi="Times New Roman"/>
+          <w:sz w:val="24"/>
+        </w:rPr>
         <w:t xml:space="preserve">1. Aprendizaje Basado en Preguntas (Question-Based Learning)</w:t>
       </w:r>
     </w:p>
     <w:p>
       <w:pPr>
         <w:pStyle w:val="FirstParagraph"/>
-      </w:pPr>
-      <w:r>
+        <w:spacing w:line="240" w:lineRule="auto" w:before="0" w:after="0"/>
+      </w:pPr>
+      <w:r>
+        <w:rPr>
+          <w:rFonts w:ascii="Times New Roman" w:hAnsi="Times New Roman"/>
+          <w:sz w:val="24"/>
+        </w:rPr>
         <w:t xml:space="preserve">Cada sesión comienza con una pregunta clínica de urología. Los estudiantes exploran cómo formularla en términos investigativos, qué evidencia existe, y cómo evaluarla. Esto mantiene la motivación y relevancia clínica.</w:t>
       </w:r>
     </w:p>
@@ -1001,16 +1407,26 @@
     <w:p>
       <w:pPr>
         <w:pStyle w:val="Heading3"/>
-      </w:pPr>
-      <w:r>
+        <w:spacing w:line="240" w:lineRule="auto" w:before="0" w:after="0"/>
+      </w:pPr>
+      <w:r>
+        <w:rPr>
+          <w:rFonts w:ascii="Times New Roman" w:hAnsi="Times New Roman"/>
+          <w:sz w:val="24"/>
+        </w:rPr>
         <w:t xml:space="preserve">2. Clase Invertida (Flipped Classroom) — Selectiva</w:t>
       </w:r>
     </w:p>
     <w:p>
       <w:pPr>
         <w:pStyle w:val="FirstParagraph"/>
-      </w:pPr>
-      <w:r>
+        <w:spacing w:line="240" w:lineRule="auto" w:before="0" w:after="0"/>
+      </w:pPr>
+      <w:r>
+        <w:rPr>
+          <w:rFonts w:ascii="Times New Roman" w:hAnsi="Times New Roman"/>
+          <w:sz w:val="24"/>
+        </w:rPr>
         <w:t xml:space="preserve">Algunas sesiones requieren lectura previa (artículo, capítulo, video corto ~15 min); la sesión sincrónica se dedica a discusión, análisis profundo, y resolución de preguntas. Otras sesiones son completamente sincrónicas (introducción + taller).</w:t>
       </w:r>
     </w:p>
@@ -1019,16 +1435,26 @@
     <w:p>
       <w:pPr>
         <w:pStyle w:val="Heading3"/>
-      </w:pPr>
-      <w:r>
+        <w:spacing w:line="240" w:lineRule="auto" w:before="0" w:after="0"/>
+      </w:pPr>
+      <w:r>
+        <w:rPr>
+          <w:rFonts w:ascii="Times New Roman" w:hAnsi="Times New Roman"/>
+          <w:sz w:val="24"/>
+        </w:rPr>
         <w:t xml:space="preserve">3. Aprendizaje Colaborativo</w:t>
       </w:r>
     </w:p>
     <w:p>
       <w:pPr>
         <w:pStyle w:val="FirstParagraph"/>
-      </w:pPr>
-      <w:r>
+        <w:spacing w:line="240" w:lineRule="auto" w:before="0" w:after="0"/>
+      </w:pPr>
+      <w:r>
+        <w:rPr>
+          <w:rFonts w:ascii="Times New Roman" w:hAnsi="Times New Roman"/>
+          <w:sz w:val="24"/>
+        </w:rPr>
         <w:t xml:space="preserve">Discusiones en pequeños grupos durante sesiones síncronas; trabajo colaborativo en asignaciones (ej. bank de preguntas PICO compartido, revisión cruzada de appraisals). Peer-teaching: estudiantes explican conceptos a compañeros.</w:t>
       </w:r>
     </w:p>
@@ -1037,25 +1463,47 @@
     <w:p>
       <w:pPr>
         <w:pStyle w:val="Heading3"/>
-      </w:pPr>
-      <w:r>
+        <w:spacing w:line="240" w:lineRule="auto" w:before="0" w:after="0"/>
+      </w:pPr>
+      <w:r>
+        <w:rPr>
+          <w:rFonts w:ascii="Times New Roman" w:hAnsi="Times New Roman"/>
+          <w:sz w:val="24"/>
+        </w:rPr>
         <w:t xml:space="preserve">4. Análisis de Casos Reales</w:t>
       </w:r>
     </w:p>
     <w:p>
       <w:pPr>
         <w:pStyle w:val="FirstParagraph"/>
-      </w:pPr>
-      <w:r>
+        <w:spacing w:line="240" w:lineRule="auto" w:before="0" w:after="0"/>
+      </w:pPr>
+      <w:r>
+        <w:rPr>
+          <w:rFonts w:ascii="Times New Roman" w:hAnsi="Times New Roman"/>
+          <w:sz w:val="24"/>
+        </w:rPr>
         <w:t xml:space="preserve">Se utilizan estudios, protocolos, y dilemas éticos reales de urología como punto de anclaje. No hay casos</w:t>
       </w:r>
       <w:r>
+        <w:rPr>
+          <w:rFonts w:ascii="Times New Roman" w:hAnsi="Times New Roman"/>
+          <w:sz w:val="24"/>
+        </w:rPr>
         <w:t xml:space="preserve"> </w:t>
       </w:r>
       <w:r>
+        <w:rPr>
+          <w:rFonts w:ascii="Times New Roman" w:hAnsi="Times New Roman"/>
+          <w:sz w:val="24"/>
+        </w:rPr>
         <w:t xml:space="preserve">“hipotéticos simplificados”</w:t>
       </w:r>
       <w:r>
+        <w:rPr>
+          <w:rFonts w:ascii="Times New Roman" w:hAnsi="Times New Roman"/>
+          <w:sz w:val="24"/>
+        </w:rPr>
         <w:t xml:space="preserve">; la complejidad es real.</w:t>
       </w:r>
     </w:p>
@@ -1064,16 +1512,26 @@
     <w:p>
       <w:pPr>
         <w:pStyle w:val="Heading3"/>
-      </w:pPr>
-      <w:r>
+        <w:spacing w:line="240" w:lineRule="auto" w:before="0" w:after="0"/>
+      </w:pPr>
+      <w:r>
+        <w:rPr>
+          <w:rFonts w:ascii="Times New Roman" w:hAnsi="Times New Roman"/>
+          <w:sz w:val="24"/>
+        </w:rPr>
         <w:t xml:space="preserve">5. Reflexión Estructurada</w:t>
       </w:r>
     </w:p>
     <w:p>
       <w:pPr>
         <w:pStyle w:val="FirstParagraph"/>
-      </w:pPr>
-      <w:r>
+        <w:spacing w:line="240" w:lineRule="auto" w:before="0" w:after="0"/>
+      </w:pPr>
+      <w:r>
+        <w:rPr>
+          <w:rFonts w:ascii="Times New Roman" w:hAnsi="Times New Roman"/>
+          <w:sz w:val="24"/>
+        </w:rPr>
         <w:t xml:space="preserve">Reflexiones de aprendizaje breves (micro-reflexiones semanales): ¿qué aprendí? ¿qué me cuestionó? ¿cómo lo aplicaré? Estas no son evaluadas formalmente pero son insumo valioso para el estudiante.</w:t>
       </w:r>
     </w:p>
@@ -1082,21 +1540,38 @@
     <w:p>
       <w:pPr>
         <w:pStyle w:val="Heading3"/>
-      </w:pPr>
-      <w:r>
+        <w:spacing w:line="240" w:lineRule="auto" w:before="0" w:after="0"/>
+      </w:pPr>
+      <w:r>
+        <w:rPr>
+          <w:rFonts w:ascii="Times New Roman" w:hAnsi="Times New Roman"/>
+          <w:sz w:val="24"/>
+        </w:rPr>
         <w:t xml:space="preserve">6. Tiempo Protegido para el Trabajo Independiente</w:t>
       </w:r>
     </w:p>
     <w:p>
       <w:pPr>
         <w:pStyle w:val="FirstParagraph"/>
-      </w:pPr>
-      <w:r>
+        <w:spacing w:line="240" w:lineRule="auto" w:before="0" w:after="0"/>
+      </w:pPr>
+      <w:r>
+        <w:rPr>
+          <w:rFonts w:ascii="Times New Roman" w:hAnsi="Times New Roman"/>
+          <w:sz w:val="24"/>
+        </w:rPr>
         <w:t xml:space="preserve">La distribución de créditos (30h contacto, 162h independientes) reconoce que el verdadero aprendizaje ocurre fuera del aula. Se proporcionan guías de lectura, listados de tareas, y scaffolding para dirigir el trabajo independiente.</w:t>
       </w:r>
     </w:p>
     <w:p>
-      <w:r>
+      <w:pPr>
+        <w:spacing w:line="240" w:lineRule="auto" w:before="0" w:after="0"/>
+      </w:pPr>
+      <w:r>
+        <w:rPr>
+          <w:rFonts w:ascii="Times New Roman" w:hAnsi="Times New Roman"/>
+          <w:sz w:val="24"/>
+        </w:rPr>
         <w:pict>
           <v:rect style="width:0;height:1.5pt" o:hralign="center" o:hrstd="t" o:hr="t"/>
         </w:pict>
@@ -1108,8 +1583,13 @@
     <w:p>
       <w:pPr>
         <w:pStyle w:val="Heading2"/>
-      </w:pPr>
-      <w:r>
+        <w:spacing w:line="240" w:lineRule="auto" w:before="0" w:after="0"/>
+      </w:pPr>
+      <w:r>
+        <w:rPr>
+          <w:rFonts w:ascii="Times New Roman" w:hAnsi="Times New Roman"/>
+          <w:sz w:val="24"/>
+        </w:rPr>
         <w:t xml:space="preserve">Estructura por Módulos (15 Semanas)</w:t>
       </w:r>
     </w:p>
@@ -1117,163 +1597,301 @@
     <w:p>
       <w:pPr>
         <w:pStyle w:val="Heading3"/>
-      </w:pPr>
-      <w:r>
+        <w:spacing w:line="240" w:lineRule="auto" w:before="0" w:after="0"/>
+      </w:pPr>
+      <w:r>
+        <w:rPr>
+          <w:rFonts w:ascii="Times New Roman" w:hAnsi="Times New Roman"/>
+          <w:sz w:val="24"/>
+        </w:rPr>
         <w:t xml:space="preserve">Semana 1–3: Módulo 1 — Fundamentos de Investigación Científica</w:t>
       </w:r>
     </w:p>
     <w:p>
       <w:pPr>
         <w:pStyle w:val="FirstParagraph"/>
-      </w:pPr>
-      <w:r>
-        <w:rPr>
+        <w:spacing w:line="240" w:lineRule="auto" w:before="0" w:after="0"/>
+      </w:pPr>
+      <w:r>
+        <w:rPr>
+          <w:rFonts w:ascii="Times New Roman" w:hAnsi="Times New Roman"/>
           <w:b/>
           <w:bCs/>
+          <w:sz w:val="24"/>
         </w:rPr>
         <w:t xml:space="preserve">Objetivos</w:t>
       </w:r>
       <w:r>
+        <w:rPr>
+          <w:rFonts w:ascii="Times New Roman" w:hAnsi="Times New Roman"/>
+          <w:sz w:val="24"/>
+        </w:rPr>
         <w:t xml:space="preserve">: Entender el proceso científico, formular preguntas clínicas contestables, dominar búsqueda bibliográfica.</w:t>
       </w:r>
     </w:p>
     <w:p>
       <w:pPr>
         <w:pStyle w:val="BodyText"/>
-      </w:pPr>
-      <w:r>
-        <w:rPr>
+        <w:spacing w:line="240" w:lineRule="auto" w:before="0" w:after="0"/>
+      </w:pPr>
+      <w:r>
+        <w:rPr>
+          <w:rFonts w:ascii="Times New Roman" w:hAnsi="Times New Roman"/>
           <w:b/>
           <w:bCs/>
+          <w:sz w:val="24"/>
         </w:rPr>
         <w:t xml:space="preserve">Sesiones sincrónicas</w:t>
       </w:r>
       <w:r>
+        <w:rPr>
+          <w:rFonts w:ascii="Times New Roman" w:hAnsi="Times New Roman"/>
+          <w:sz w:val="24"/>
+        </w:rPr>
         <w:t xml:space="preserve">:</w:t>
       </w:r>
       <w:r>
+        <w:rPr>
+          <w:rFonts w:ascii="Times New Roman" w:hAnsi="Times New Roman"/>
+          <w:sz w:val="24"/>
+        </w:rPr>
         <w:t xml:space="preserve"> </w:t>
       </w:r>
       <w:r>
+        <w:rPr>
+          <w:rFonts w:ascii="Times New Roman" w:hAnsi="Times New Roman"/>
+          <w:sz w:val="24"/>
+        </w:rPr>
         <w:t xml:space="preserve">-</w:t>
       </w:r>
       <w:r>
+        <w:rPr>
+          <w:rFonts w:ascii="Times New Roman" w:hAnsi="Times New Roman"/>
+          <w:sz w:val="24"/>
+        </w:rPr>
         <w:t xml:space="preserve"> </w:t>
       </w:r>
       <w:r>
         <w:rPr>
+          <w:rFonts w:ascii="Times New Roman" w:hAnsi="Times New Roman"/>
           <w:b/>
           <w:bCs/>
+          <w:sz w:val="24"/>
         </w:rPr>
         <w:t xml:space="preserve">Sem 1 (Lun 10–11, Jue 17–18)</w:t>
       </w:r>
       <w:r>
+        <w:rPr>
+          <w:rFonts w:ascii="Times New Roman" w:hAnsi="Times New Roman"/>
+          <w:sz w:val="24"/>
+        </w:rPr>
         <w:t xml:space="preserve">: Introducción: ¿Cómo saben los urólogos lo que saben? La pregunta clínica vs. la pregunta investigativa. Estructura PICO — concepto, ejemplos.</w:t>
       </w:r>
       <w:r>
+        <w:rPr>
+          <w:rFonts w:ascii="Times New Roman" w:hAnsi="Times New Roman"/>
+          <w:sz w:val="24"/>
+        </w:rPr>
         <w:t xml:space="preserve"> </w:t>
       </w:r>
       <w:r>
+        <w:rPr>
+          <w:rFonts w:ascii="Times New Roman" w:hAnsi="Times New Roman"/>
+          <w:sz w:val="24"/>
+        </w:rPr>
         <w:t xml:space="preserve">-</w:t>
       </w:r>
       <w:r>
+        <w:rPr>
+          <w:rFonts w:ascii="Times New Roman" w:hAnsi="Times New Roman"/>
+          <w:sz w:val="24"/>
+        </w:rPr>
         <w:t xml:space="preserve"> </w:t>
       </w:r>
       <w:r>
         <w:rPr>
+          <w:rFonts w:ascii="Times New Roman" w:hAnsi="Times New Roman"/>
           <w:b/>
           <w:bCs/>
+          <w:sz w:val="24"/>
         </w:rPr>
         <w:t xml:space="preserve">Sem 2 (Lun 10–11, Jue 17–18)</w:t>
       </w:r>
       <w:r>
+        <w:rPr>
+          <w:rFonts w:ascii="Times New Roman" w:hAnsi="Times New Roman"/>
+          <w:sz w:val="24"/>
+        </w:rPr>
         <w:t xml:space="preserve">: Taller de búsqueda bibliográfica: PubMed (MeSH, truncado, booleano), Rayyan (gestión de referencias). Demostración en vivo, práctica guiada.</w:t>
       </w:r>
       <w:r>
+        <w:rPr>
+          <w:rFonts w:ascii="Times New Roman" w:hAnsi="Times New Roman"/>
+          <w:sz w:val="24"/>
+        </w:rPr>
         <w:t xml:space="preserve"> </w:t>
       </w:r>
       <w:r>
+        <w:rPr>
+          <w:rFonts w:ascii="Times New Roman" w:hAnsi="Times New Roman"/>
+          <w:sz w:val="24"/>
+        </w:rPr>
         <w:t xml:space="preserve">-</w:t>
       </w:r>
       <w:r>
+        <w:rPr>
+          <w:rFonts w:ascii="Times New Roman" w:hAnsi="Times New Roman"/>
+          <w:sz w:val="24"/>
+        </w:rPr>
         <w:t xml:space="preserve"> </w:t>
       </w:r>
       <w:r>
         <w:rPr>
+          <w:rFonts w:ascii="Times New Roman" w:hAnsi="Times New Roman"/>
           <w:b/>
           <w:bCs/>
+          <w:sz w:val="24"/>
         </w:rPr>
         <w:t xml:space="preserve">Sem 3 (Lun 10–11, Jue 17–18)</w:t>
       </w:r>
       <w:r>
+        <w:rPr>
+          <w:rFonts w:ascii="Times New Roman" w:hAnsi="Times New Roman"/>
+          <w:sz w:val="24"/>
+        </w:rPr>
         <w:t xml:space="preserve">: Síntesis: formulación PICO refinada, búsqueda en equipos pequeños, discusión de hallazgos.</w:t>
       </w:r>
     </w:p>
     <w:p>
       <w:pPr>
         <w:pStyle w:val="BodyText"/>
-      </w:pPr>
-      <w:r>
-        <w:rPr>
+        <w:spacing w:line="240" w:lineRule="auto" w:before="0" w:after="0"/>
+      </w:pPr>
+      <w:r>
+        <w:rPr>
+          <w:rFonts w:ascii="Times New Roman" w:hAnsi="Times New Roman"/>
           <w:b/>
           <w:bCs/>
+          <w:sz w:val="24"/>
         </w:rPr>
         <w:t xml:space="preserve">Trabajo independiente</w:t>
       </w:r>
       <w:r>
+        <w:rPr>
+          <w:rFonts w:ascii="Times New Roman" w:hAnsi="Times New Roman"/>
+          <w:sz w:val="24"/>
+        </w:rPr>
         <w:t xml:space="preserve"> </w:t>
       </w:r>
       <w:r>
+        <w:rPr>
+          <w:rFonts w:ascii="Times New Roman" w:hAnsi="Times New Roman"/>
+          <w:sz w:val="24"/>
+        </w:rPr>
         <w:t xml:space="preserve">(~50 horas totales, distribuidas):</w:t>
       </w:r>
       <w:r>
+        <w:rPr>
+          <w:rFonts w:ascii="Times New Roman" w:hAnsi="Times New Roman"/>
+          <w:sz w:val="24"/>
+        </w:rPr>
         <w:t xml:space="preserve"> </w:t>
       </w:r>
       <w:r>
+        <w:rPr>
+          <w:rFonts w:ascii="Times New Roman" w:hAnsi="Times New Roman"/>
+          <w:sz w:val="24"/>
+        </w:rPr>
         <w:t xml:space="preserve">- Lecturas:</w:t>
       </w:r>
       <w:r>
+        <w:rPr>
+          <w:rFonts w:ascii="Times New Roman" w:hAnsi="Times New Roman"/>
+          <w:sz w:val="24"/>
+        </w:rPr>
         <w:t xml:space="preserve"> </w:t>
       </w:r>
       <w:r>
+        <w:rPr>
+          <w:rFonts w:ascii="Times New Roman" w:hAnsi="Times New Roman"/>
+          <w:sz w:val="24"/>
+        </w:rPr>
         <w:t xml:space="preserve">“What is Science?”</w:t>
       </w:r>
       <w:r>
+        <w:rPr>
+          <w:rFonts w:ascii="Times New Roman" w:hAnsi="Times New Roman"/>
+          <w:sz w:val="24"/>
+        </w:rPr>
         <w:t xml:space="preserve"> </w:t>
       </w:r>
       <w:r>
+        <w:rPr>
+          <w:rFonts w:ascii="Times New Roman" w:hAnsi="Times New Roman"/>
+          <w:sz w:val="24"/>
+        </w:rPr>
         <w:t xml:space="preserve">(capítulo introductorio), PICO explicado (1 video corto, 1 artículo breve).</w:t>
       </w:r>
       <w:r>
+        <w:rPr>
+          <w:rFonts w:ascii="Times New Roman" w:hAnsi="Times New Roman"/>
+          <w:sz w:val="24"/>
+        </w:rPr>
         <w:t xml:space="preserve"> </w:t>
       </w:r>
       <w:r>
+        <w:rPr>
+          <w:rFonts w:ascii="Times New Roman" w:hAnsi="Times New Roman"/>
+          <w:sz w:val="24"/>
+        </w:rPr>
         <w:t xml:space="preserve">- Tareas: Formular 5 preguntas clínicas de urología propias y transformarlas en 5 preguntas PICO bien estructuradas. Ejecutar búsquedas en PubMed, guardar en Rayyan.</w:t>
       </w:r>
       <w:r>
+        <w:rPr>
+          <w:rFonts w:ascii="Times New Roman" w:hAnsi="Times New Roman"/>
+          <w:sz w:val="24"/>
+        </w:rPr>
         <w:t xml:space="preserve"> </w:t>
       </w:r>
       <w:r>
+        <w:rPr>
+          <w:rFonts w:ascii="Times New Roman" w:hAnsi="Times New Roman"/>
+          <w:sz w:val="24"/>
+        </w:rPr>
         <w:t xml:space="preserve">- Lectura crítica de artículos: 2–3 artículos urológicos accesibles.</w:t>
       </w:r>
     </w:p>
     <w:p>
       <w:pPr>
         <w:pStyle w:val="BodyText"/>
-      </w:pPr>
-      <w:r>
-        <w:rPr>
+        <w:spacing w:line="240" w:lineRule="auto" w:before="0" w:after="0"/>
+      </w:pPr>
+      <w:r>
+        <w:rPr>
+          <w:rFonts w:ascii="Times New Roman" w:hAnsi="Times New Roman"/>
           <w:b/>
           <w:bCs/>
+          <w:sz w:val="24"/>
         </w:rPr>
         <w:t xml:space="preserve">Producto parcial</w:t>
       </w:r>
       <w:r>
+        <w:rPr>
+          <w:rFonts w:ascii="Times New Roman" w:hAnsi="Times New Roman"/>
+          <w:sz w:val="24"/>
+        </w:rPr>
         <w:t xml:space="preserve">: Banco de preguntas PICO (≥3 preguntas bien formuladas con búsqueda documentada).</w:t>
       </w:r>
     </w:p>
     <w:p>
-      <w:r>
+      <w:pPr>
+        <w:spacing w:line="240" w:lineRule="auto" w:before="0" w:after="0"/>
+      </w:pPr>
+      <w:r>
+        <w:rPr>
+          <w:rFonts w:ascii="Times New Roman" w:hAnsi="Times New Roman"/>
+          <w:sz w:val="24"/>
+        </w:rPr>
         <w:pict>
           <v:rect style="width:0;height:1.5pt" o:hralign="center" o:hrstd="t" o:hr="t"/>
         </w:pict>
@@ -1284,182 +1902,338 @@
     <w:p>
       <w:pPr>
         <w:pStyle w:val="Heading3"/>
-      </w:pPr>
-      <w:r>
+        <w:spacing w:line="240" w:lineRule="auto" w:before="0" w:after="0"/>
+      </w:pPr>
+      <w:r>
+        <w:rPr>
+          <w:rFonts w:ascii="Times New Roman" w:hAnsi="Times New Roman"/>
+          <w:sz w:val="24"/>
+        </w:rPr>
         <w:t xml:space="preserve">Semana 4–7: Módulo 2 — Diseños de Estudio</w:t>
       </w:r>
     </w:p>
     <w:p>
       <w:pPr>
         <w:pStyle w:val="FirstParagraph"/>
-      </w:pPr>
-      <w:r>
-        <w:rPr>
+        <w:spacing w:line="240" w:lineRule="auto" w:before="0" w:after="0"/>
+      </w:pPr>
+      <w:r>
+        <w:rPr>
+          <w:rFonts w:ascii="Times New Roman" w:hAnsi="Times New Roman"/>
           <w:b/>
           <w:bCs/>
+          <w:sz w:val="24"/>
         </w:rPr>
         <w:t xml:space="preserve">Objetivos</w:t>
       </w:r>
       <w:r>
+        <w:rPr>
+          <w:rFonts w:ascii="Times New Roman" w:hAnsi="Times New Roman"/>
+          <w:sz w:val="24"/>
+        </w:rPr>
         <w:t xml:space="preserve">: Clasificar y entender fortalezas/limitaciones de diseños; identificar diseño óptimo para cada pregunta.</w:t>
       </w:r>
     </w:p>
     <w:p>
       <w:pPr>
         <w:pStyle w:val="BodyText"/>
-      </w:pPr>
-      <w:r>
-        <w:rPr>
+        <w:spacing w:line="240" w:lineRule="auto" w:before="0" w:after="0"/>
+      </w:pPr>
+      <w:r>
+        <w:rPr>
+          <w:rFonts w:ascii="Times New Roman" w:hAnsi="Times New Roman"/>
           <w:b/>
           <w:bCs/>
+          <w:sz w:val="24"/>
         </w:rPr>
         <w:t xml:space="preserve">Sesiones sincrónicas</w:t>
       </w:r>
       <w:r>
+        <w:rPr>
+          <w:rFonts w:ascii="Times New Roman" w:hAnsi="Times New Roman"/>
+          <w:sz w:val="24"/>
+        </w:rPr>
         <w:t xml:space="preserve">:</w:t>
       </w:r>
       <w:r>
+        <w:rPr>
+          <w:rFonts w:ascii="Times New Roman" w:hAnsi="Times New Roman"/>
+          <w:sz w:val="24"/>
+        </w:rPr>
         <w:t xml:space="preserve"> </w:t>
       </w:r>
       <w:r>
+        <w:rPr>
+          <w:rFonts w:ascii="Times New Roman" w:hAnsi="Times New Roman"/>
+          <w:sz w:val="24"/>
+        </w:rPr>
         <w:t xml:space="preserve">-</w:t>
       </w:r>
       <w:r>
+        <w:rPr>
+          <w:rFonts w:ascii="Times New Roman" w:hAnsi="Times New Roman"/>
+          <w:sz w:val="24"/>
+        </w:rPr>
         <w:t xml:space="preserve"> </w:t>
       </w:r>
       <w:r>
         <w:rPr>
+          <w:rFonts w:ascii="Times New Roman" w:hAnsi="Times New Roman"/>
           <w:b/>
           <w:bCs/>
+          <w:sz w:val="24"/>
         </w:rPr>
         <w:t xml:space="preserve">Sem 4 (Lun 10–11, Jue 17–18)</w:t>
       </w:r>
       <w:r>
+        <w:rPr>
+          <w:rFonts w:ascii="Times New Roman" w:hAnsi="Times New Roman"/>
+          <w:sz w:val="24"/>
+        </w:rPr>
         <w:t xml:space="preserve">: Introducción a diseños: espectro de observacional → experimental. Descriptivos (transversal, serie de casos). Ejemplo: prevalencia de incontinencia urinaria.</w:t>
       </w:r>
       <w:r>
+        <w:rPr>
+          <w:rFonts w:ascii="Times New Roman" w:hAnsi="Times New Roman"/>
+          <w:sz w:val="24"/>
+        </w:rPr>
         <w:t xml:space="preserve"> </w:t>
       </w:r>
       <w:r>
+        <w:rPr>
+          <w:rFonts w:ascii="Times New Roman" w:hAnsi="Times New Roman"/>
+          <w:sz w:val="24"/>
+        </w:rPr>
         <w:t xml:space="preserve">-</w:t>
       </w:r>
       <w:r>
+        <w:rPr>
+          <w:rFonts w:ascii="Times New Roman" w:hAnsi="Times New Roman"/>
+          <w:sz w:val="24"/>
+        </w:rPr>
         <w:t xml:space="preserve"> </w:t>
       </w:r>
       <w:r>
         <w:rPr>
+          <w:rFonts w:ascii="Times New Roman" w:hAnsi="Times New Roman"/>
           <w:b/>
           <w:bCs/>
+          <w:sz w:val="24"/>
         </w:rPr>
         <w:t xml:space="preserve">Sem 5 (Lun 10–11, Jue 17–18)</w:t>
       </w:r>
       <w:r>
+        <w:rPr>
+          <w:rFonts w:ascii="Times New Roman" w:hAnsi="Times New Roman"/>
+          <w:sz w:val="24"/>
+        </w:rPr>
         <w:t xml:space="preserve">: Cohorte y caso-control. Fortalezas, sesgos, cuándo usarlos. Estudio real: cohorte de pacientes con masas renales complejas.</w:t>
       </w:r>
       <w:r>
+        <w:rPr>
+          <w:rFonts w:ascii="Times New Roman" w:hAnsi="Times New Roman"/>
+          <w:sz w:val="24"/>
+        </w:rPr>
         <w:t xml:space="preserve"> </w:t>
       </w:r>
       <w:r>
+        <w:rPr>
+          <w:rFonts w:ascii="Times New Roman" w:hAnsi="Times New Roman"/>
+          <w:sz w:val="24"/>
+        </w:rPr>
         <w:t xml:space="preserve">-</w:t>
       </w:r>
       <w:r>
+        <w:rPr>
+          <w:rFonts w:ascii="Times New Roman" w:hAnsi="Times New Roman"/>
+          <w:sz w:val="24"/>
+        </w:rPr>
         <w:t xml:space="preserve"> </w:t>
       </w:r>
       <w:r>
         <w:rPr>
+          <w:rFonts w:ascii="Times New Roman" w:hAnsi="Times New Roman"/>
           <w:b/>
           <w:bCs/>
+          <w:sz w:val="24"/>
         </w:rPr>
         <w:t xml:space="preserve">Sem 6 (Lun 10–11, Jue 17–18)</w:t>
       </w:r>
       <w:r>
+        <w:rPr>
+          <w:rFonts w:ascii="Times New Roman" w:hAnsi="Times New Roman"/>
+          <w:sz w:val="24"/>
+        </w:rPr>
         <w:t xml:space="preserve">: Ensayos clínicos aleatorizados (RCT). Aleatorización, cegamiento, pérdida al seguimiento. Ejemplo: diferentes estrategias de tratamiento en cáncer renal avanzado.</w:t>
       </w:r>
       <w:r>
+        <w:rPr>
+          <w:rFonts w:ascii="Times New Roman" w:hAnsi="Times New Roman"/>
+          <w:sz w:val="24"/>
+        </w:rPr>
         <w:t xml:space="preserve"> </w:t>
       </w:r>
       <w:r>
+        <w:rPr>
+          <w:rFonts w:ascii="Times New Roman" w:hAnsi="Times New Roman"/>
+          <w:sz w:val="24"/>
+        </w:rPr>
         <w:t xml:space="preserve">-</w:t>
       </w:r>
       <w:r>
+        <w:rPr>
+          <w:rFonts w:ascii="Times New Roman" w:hAnsi="Times New Roman"/>
+          <w:sz w:val="24"/>
+        </w:rPr>
         <w:t xml:space="preserve"> </w:t>
       </w:r>
       <w:r>
         <w:rPr>
+          <w:rFonts w:ascii="Times New Roman" w:hAnsi="Times New Roman"/>
           <w:b/>
           <w:bCs/>
+          <w:sz w:val="24"/>
         </w:rPr>
         <w:t xml:space="preserve">Sem 7 (Lun 10–11, Jue 17–18)</w:t>
       </w:r>
       <w:r>
-        <w:t xml:space="preserve">: Revisiones sistemáticas y meta-análisis. Cómo se sintetiza la evidencia. Prácticas en Rayyan (cribado de títulos/abstracts).</w:t>
+        <w:rPr>
+          <w:rFonts w:ascii="Times New Roman" w:hAnsi="Times New Roman"/>
+          <w:sz w:val="24"/>
+        </w:rPr>
+        <w:t xml:space="preserve">: Revisiones sistemáticas y meta-análisis. Cómo se sintetiza la evidencia. Prácticas en Rayyan (tamizaje de títulos/abstracts).</w:t>
       </w:r>
     </w:p>
     <w:p>
       <w:pPr>
         <w:pStyle w:val="BodyText"/>
-      </w:pPr>
-      <w:r>
-        <w:rPr>
+        <w:spacing w:line="240" w:lineRule="auto" w:before="0" w:after="0"/>
+      </w:pPr>
+      <w:r>
+        <w:rPr>
+          <w:rFonts w:ascii="Times New Roman" w:hAnsi="Times New Roman"/>
           <w:b/>
           <w:bCs/>
+          <w:sz w:val="24"/>
         </w:rPr>
         <w:t xml:space="preserve">Trabajo independiente</w:t>
       </w:r>
       <w:r>
+        <w:rPr>
+          <w:rFonts w:ascii="Times New Roman" w:hAnsi="Times New Roman"/>
+          <w:sz w:val="24"/>
+        </w:rPr>
         <w:t xml:space="preserve"> </w:t>
       </w:r>
       <w:r>
+        <w:rPr>
+          <w:rFonts w:ascii="Times New Roman" w:hAnsi="Times New Roman"/>
+          <w:sz w:val="24"/>
+        </w:rPr>
         <w:t xml:space="preserve">(~55 horas):</w:t>
       </w:r>
       <w:r>
+        <w:rPr>
+          <w:rFonts w:ascii="Times New Roman" w:hAnsi="Times New Roman"/>
+          <w:sz w:val="24"/>
+        </w:rPr>
         <w:t xml:space="preserve"> </w:t>
       </w:r>
       <w:r>
+        <w:rPr>
+          <w:rFonts w:ascii="Times New Roman" w:hAnsi="Times New Roman"/>
+          <w:sz w:val="24"/>
+        </w:rPr>
         <w:t xml:space="preserve">- Lecturas: 2–3 artículos modelo por cada diseño (1 transversal, 1 cohorte, 1 RCT, 1 revisión sistemática).</w:t>
       </w:r>
       <w:r>
+        <w:rPr>
+          <w:rFonts w:ascii="Times New Roman" w:hAnsi="Times New Roman"/>
+          <w:sz w:val="24"/>
+        </w:rPr>
         <w:t xml:space="preserve"> </w:t>
       </w:r>
       <w:r>
+        <w:rPr>
+          <w:rFonts w:ascii="Times New Roman" w:hAnsi="Times New Roman"/>
+          <w:sz w:val="24"/>
+        </w:rPr>
         <w:t xml:space="preserve">- Tarea principal: Analizar 4 estudios urológicos reales (uno por cada diseño), completar matriz de fortalezas/limitaciones/sesgos.</w:t>
       </w:r>
       <w:r>
+        <w:rPr>
+          <w:rFonts w:ascii="Times New Roman" w:hAnsi="Times New Roman"/>
+          <w:sz w:val="24"/>
+        </w:rPr>
         <w:t xml:space="preserve"> </w:t>
       </w:r>
       <w:r>
-        <w:t xml:space="preserve">- Lectura reflexiva: journales breves sobre qué diseño es</w:t>
-      </w:r>
-      <w:r>
+        <w:rPr>
+          <w:rFonts w:ascii="Times New Roman" w:hAnsi="Times New Roman"/>
+          <w:sz w:val="24"/>
+        </w:rPr>
+        <w:t xml:space="preserve">- Lectura reflexiva: reflexiones breves sobre qué diseño es</w:t>
+      </w:r>
+      <w:r>
+        <w:rPr>
+          <w:rFonts w:ascii="Times New Roman" w:hAnsi="Times New Roman"/>
+          <w:sz w:val="24"/>
+        </w:rPr>
         <w:t xml:space="preserve"> </w:t>
       </w:r>
       <w:r>
+        <w:rPr>
+          <w:rFonts w:ascii="Times New Roman" w:hAnsi="Times New Roman"/>
+          <w:sz w:val="24"/>
+        </w:rPr>
         <w:t xml:space="preserve">“mejor”</w:t>
       </w:r>
       <w:r>
+        <w:rPr>
+          <w:rFonts w:ascii="Times New Roman" w:hAnsi="Times New Roman"/>
+          <w:sz w:val="24"/>
+        </w:rPr>
         <w:t xml:space="preserve"> </w:t>
       </w:r>
       <w:r>
+        <w:rPr>
+          <w:rFonts w:ascii="Times New Roman" w:hAnsi="Times New Roman"/>
+          <w:sz w:val="24"/>
+        </w:rPr>
         <w:t xml:space="preserve">(respuesta: depende de la pregunta).</w:t>
       </w:r>
     </w:p>
     <w:p>
       <w:pPr>
         <w:pStyle w:val="BodyText"/>
-      </w:pPr>
-      <w:r>
-        <w:rPr>
+        <w:spacing w:line="240" w:lineRule="auto" w:before="0" w:after="0"/>
+      </w:pPr>
+      <w:r>
+        <w:rPr>
+          <w:rFonts w:ascii="Times New Roman" w:hAnsi="Times New Roman"/>
           <w:b/>
           <w:bCs/>
+          <w:sz w:val="24"/>
         </w:rPr>
         <w:t xml:space="preserve">Producto parcial</w:t>
       </w:r>
       <w:r>
+        <w:rPr>
+          <w:rFonts w:ascii="Times New Roman" w:hAnsi="Times New Roman"/>
+          <w:sz w:val="24"/>
+        </w:rPr>
         <w:t xml:space="preserve">: Matriz comparativa de diseños; análisis crítico de estudios modelo.</w:t>
       </w:r>
     </w:p>
     <w:p>
-      <w:r>
+      <w:pPr>
+        <w:spacing w:line="240" w:lineRule="auto" w:before="0" w:after="0"/>
+      </w:pPr>
+      <w:r>
+        <w:rPr>
+          <w:rFonts w:ascii="Times New Roman" w:hAnsi="Times New Roman"/>
+          <w:sz w:val="24"/>
+        </w:rPr>
         <w:pict>
           <v:rect style="width:0;height:1.5pt" o:hralign="center" o:hrstd="t" o:hr="t"/>
         </w:pict>
@@ -1470,306 +2244,550 @@
     <w:p>
       <w:pPr>
         <w:pStyle w:val="Heading3"/>
-      </w:pPr>
-      <w:r>
+        <w:spacing w:line="240" w:lineRule="auto" w:before="0" w:after="0"/>
+      </w:pPr>
+      <w:r>
+        <w:rPr>
+          <w:rFonts w:ascii="Times New Roman" w:hAnsi="Times New Roman"/>
+          <w:sz w:val="24"/>
+        </w:rPr>
         <w:t xml:space="preserve">Semana 8–10: Módulo 3 — Ética e Integridad en Investigación</w:t>
       </w:r>
     </w:p>
     <w:p>
       <w:pPr>
         <w:pStyle w:val="FirstParagraph"/>
-      </w:pPr>
-      <w:r>
-        <w:rPr>
+        <w:spacing w:line="240" w:lineRule="auto" w:before="0" w:after="0"/>
+      </w:pPr>
+      <w:r>
+        <w:rPr>
+          <w:rFonts w:ascii="Times New Roman" w:hAnsi="Times New Roman"/>
           <w:b/>
           <w:bCs/>
+          <w:sz w:val="24"/>
         </w:rPr>
         <w:t xml:space="preserve">Objetivos</w:t>
       </w:r>
       <w:r>
+        <w:rPr>
+          <w:rFonts w:ascii="Times New Roman" w:hAnsi="Times New Roman"/>
+          <w:sz w:val="24"/>
+        </w:rPr>
         <w:t xml:space="preserve">: Entender principios éticos, rol de comités, reconocer malas prácticas; aplicar criterios éticos a casos.</w:t>
       </w:r>
     </w:p>
     <w:p>
       <w:pPr>
         <w:pStyle w:val="BodyText"/>
-      </w:pPr>
-      <w:r>
-        <w:rPr>
+        <w:spacing w:line="240" w:lineRule="auto" w:before="0" w:after="0"/>
+      </w:pPr>
+      <w:r>
+        <w:rPr>
+          <w:rFonts w:ascii="Times New Roman" w:hAnsi="Times New Roman"/>
           <w:b/>
           <w:bCs/>
+          <w:sz w:val="24"/>
         </w:rPr>
         <w:t xml:space="preserve">Sesiones sincrónicas</w:t>
       </w:r>
       <w:r>
+        <w:rPr>
+          <w:rFonts w:ascii="Times New Roman" w:hAnsi="Times New Roman"/>
+          <w:sz w:val="24"/>
+        </w:rPr>
         <w:t xml:space="preserve">:</w:t>
       </w:r>
       <w:r>
+        <w:rPr>
+          <w:rFonts w:ascii="Times New Roman" w:hAnsi="Times New Roman"/>
+          <w:sz w:val="24"/>
+        </w:rPr>
         <w:t xml:space="preserve"> </w:t>
       </w:r>
       <w:r>
+        <w:rPr>
+          <w:rFonts w:ascii="Times New Roman" w:hAnsi="Times New Roman"/>
+          <w:sz w:val="24"/>
+        </w:rPr>
         <w:t xml:space="preserve">-</w:t>
       </w:r>
       <w:r>
+        <w:rPr>
+          <w:rFonts w:ascii="Times New Roman" w:hAnsi="Times New Roman"/>
+          <w:sz w:val="24"/>
+        </w:rPr>
         <w:t xml:space="preserve"> </w:t>
       </w:r>
       <w:r>
         <w:rPr>
+          <w:rFonts w:ascii="Times New Roman" w:hAnsi="Times New Roman"/>
           <w:b/>
           <w:bCs/>
+          <w:sz w:val="24"/>
         </w:rPr>
         <w:t xml:space="preserve">Sem 8 (Lun 10–11, Jue 17–18)</w:t>
       </w:r>
       <w:r>
+        <w:rPr>
+          <w:rFonts w:ascii="Times New Roman" w:hAnsi="Times New Roman"/>
+          <w:sz w:val="24"/>
+        </w:rPr>
         <w:t xml:space="preserve">: Principios de Belmont (autonomía, beneficencia, justicia). Consentimiento informado. Caso: estudio de screening para cáncer de vejiga en fumadores (poblaciones de riesgo). Discusión ética.</w:t>
       </w:r>
       <w:r>
+        <w:rPr>
+          <w:rFonts w:ascii="Times New Roman" w:hAnsi="Times New Roman"/>
+          <w:sz w:val="24"/>
+        </w:rPr>
         <w:t xml:space="preserve"> </w:t>
       </w:r>
       <w:r>
+        <w:rPr>
+          <w:rFonts w:ascii="Times New Roman" w:hAnsi="Times New Roman"/>
+          <w:sz w:val="24"/>
+        </w:rPr>
         <w:t xml:space="preserve">-</w:t>
       </w:r>
       <w:r>
+        <w:rPr>
+          <w:rFonts w:ascii="Times New Roman" w:hAnsi="Times New Roman"/>
+          <w:sz w:val="24"/>
+        </w:rPr>
         <w:t xml:space="preserve"> </w:t>
       </w:r>
       <w:r>
         <w:rPr>
+          <w:rFonts w:ascii="Times New Roman" w:hAnsi="Times New Roman"/>
           <w:b/>
           <w:bCs/>
+          <w:sz w:val="24"/>
         </w:rPr>
         <w:t xml:space="preserve">Sem 9 (Lun 10–11, Jue 17–18)</w:t>
       </w:r>
       <w:r>
+        <w:rPr>
+          <w:rFonts w:ascii="Times New Roman" w:hAnsi="Times New Roman"/>
+          <w:sz w:val="24"/>
+        </w:rPr>
         <w:t xml:space="preserve">: Comités de ética (CEI/CEIBA en Univalle y hospitales). Proceso de revisión, documentos clave, tiempos. Visita (si es posible) a comité o sesión simulada.</w:t>
       </w:r>
       <w:r>
+        <w:rPr>
+          <w:rFonts w:ascii="Times New Roman" w:hAnsi="Times New Roman"/>
+          <w:sz w:val="24"/>
+        </w:rPr>
         <w:t xml:space="preserve"> </w:t>
       </w:r>
       <w:r>
+        <w:rPr>
+          <w:rFonts w:ascii="Times New Roman" w:hAnsi="Times New Roman"/>
+          <w:sz w:val="24"/>
+        </w:rPr>
         <w:t xml:space="preserve">-</w:t>
       </w:r>
       <w:r>
+        <w:rPr>
+          <w:rFonts w:ascii="Times New Roman" w:hAnsi="Times New Roman"/>
+          <w:sz w:val="24"/>
+        </w:rPr>
         <w:t xml:space="preserve"> </w:t>
       </w:r>
       <w:r>
         <w:rPr>
+          <w:rFonts w:ascii="Times New Roman" w:hAnsi="Times New Roman"/>
           <w:b/>
           <w:bCs/>
+          <w:sz w:val="24"/>
         </w:rPr>
         <w:t xml:space="preserve">Sem 10 (Lun 10–11, Jue 17–18)</w:t>
       </w:r>
       <w:r>
+        <w:rPr>
+          <w:rFonts w:ascii="Times New Roman" w:hAnsi="Times New Roman"/>
+          <w:sz w:val="24"/>
+        </w:rPr>
         <w:t xml:space="preserve">: Integridad: plagio, LPU (Least Publishable Unit), autocita inflada, p-hacking. Caso: protocolo con problemas éticos (identifícalos). Taller: cómo citar, evitar plagio.</w:t>
       </w:r>
     </w:p>
     <w:p>
       <w:pPr>
         <w:pStyle w:val="BodyText"/>
-      </w:pPr>
-      <w:r>
-        <w:rPr>
+        <w:spacing w:line="240" w:lineRule="auto" w:before="0" w:after="0"/>
+      </w:pPr>
+      <w:r>
+        <w:rPr>
+          <w:rFonts w:ascii="Times New Roman" w:hAnsi="Times New Roman"/>
           <w:b/>
           <w:bCs/>
+          <w:sz w:val="24"/>
         </w:rPr>
         <w:t xml:space="preserve">Trabajo independiente</w:t>
       </w:r>
       <w:r>
+        <w:rPr>
+          <w:rFonts w:ascii="Times New Roman" w:hAnsi="Times New Roman"/>
+          <w:sz w:val="24"/>
+        </w:rPr>
         <w:t xml:space="preserve"> </w:t>
       </w:r>
       <w:r>
+        <w:rPr>
+          <w:rFonts w:ascii="Times New Roman" w:hAnsi="Times New Roman"/>
+          <w:sz w:val="24"/>
+        </w:rPr>
         <w:t xml:space="preserve">(~50 horas):</w:t>
       </w:r>
       <w:r>
+        <w:rPr>
+          <w:rFonts w:ascii="Times New Roman" w:hAnsi="Times New Roman"/>
+          <w:sz w:val="24"/>
+        </w:rPr>
         <w:t xml:space="preserve"> </w:t>
       </w:r>
       <w:r>
+        <w:rPr>
+          <w:rFonts w:ascii="Times New Roman" w:hAnsi="Times New Roman"/>
+          <w:sz w:val="24"/>
+        </w:rPr>
         <w:t xml:space="preserve">- Lecturas: Declaración de Helsinki resumida, pautas ICMJE (International Committee of Medical Journal Editors), capítulo sobre integridad.</w:t>
       </w:r>
       <w:r>
+        <w:rPr>
+          <w:rFonts w:ascii="Times New Roman" w:hAnsi="Times New Roman"/>
+          <w:sz w:val="24"/>
+        </w:rPr>
         <w:t xml:space="preserve"> </w:t>
       </w:r>
       <w:r>
+        <w:rPr>
+          <w:rFonts w:ascii="Times New Roman" w:hAnsi="Times New Roman"/>
+          <w:sz w:val="24"/>
+        </w:rPr>
         <w:t xml:space="preserve">- Tarea principal: Analizar 2–3 casos éticos de investigación urológica (reales o realistas), escribir reporte ético (2–3 páginas) por caso.</w:t>
       </w:r>
       <w:r>
+        <w:rPr>
+          <w:rFonts w:ascii="Times New Roman" w:hAnsi="Times New Roman"/>
+          <w:sz w:val="24"/>
+        </w:rPr>
         <w:t xml:space="preserve"> </w:t>
       </w:r>
       <w:r>
+        <w:rPr>
+          <w:rFonts w:ascii="Times New Roman" w:hAnsi="Times New Roman"/>
+          <w:sz w:val="24"/>
+        </w:rPr>
         <w:t xml:space="preserve">- Lectura: Artículo sobre mala conducta en investigación médica.</w:t>
       </w:r>
     </w:p>
     <w:p>
       <w:pPr>
         <w:pStyle w:val="BodyText"/>
-      </w:pPr>
-      <w:r>
-        <w:rPr>
+        <w:spacing w:line="240" w:lineRule="auto" w:before="0" w:after="0"/>
+      </w:pPr>
+      <w:r>
+        <w:rPr>
+          <w:rFonts w:ascii="Times New Roman" w:hAnsi="Times New Roman"/>
           <w:b/>
           <w:bCs/>
+          <w:sz w:val="24"/>
         </w:rPr>
         <w:t xml:space="preserve">Producto parcial</w:t>
       </w:r>
       <w:r>
+        <w:rPr>
+          <w:rFonts w:ascii="Times New Roman" w:hAnsi="Times New Roman"/>
+          <w:sz w:val="24"/>
+        </w:rPr>
         <w:t xml:space="preserve">: Análisis de casos éticos (reporte formal).</w:t>
       </w:r>
     </w:p>
     <w:p>
-      <w:r>
+      <w:pPr>
+        <w:spacing w:line="240" w:lineRule="auto" w:before="0" w:after="0"/>
+      </w:pPr>
+      <w:r>
+        <w:rPr>
+          <w:rFonts w:ascii="Times New Roman" w:hAnsi="Times New Roman"/>
+          <w:sz w:val="24"/>
+        </w:rPr>
         <w:pict>
           <v:rect style="width:0;height:1.5pt" o:hralign="center" o:hrstd="t" o:hr="t"/>
         </w:pict>
       </w:r>
     </w:p>
     <w:bookmarkEnd w:id="29"/>
-    <w:bookmarkStart w:id="30" w:name="Xa8a5869d602fa764a93d6aafecc5c7574e42be6"/>
+    <w:bookmarkStart w:id="30" w:name="X42d7a6fb077da7dc294f0d4cf3922c05317ea77"/>
     <w:p>
       <w:pPr>
         <w:pStyle w:val="Heading3"/>
-      </w:pPr>
-      <w:r>
-        <w:t xml:space="preserve">Semana 11–13: Módulo 4 — De la Evidencia a la Práctica: Appraisal Crítico</w:t>
+        <w:spacing w:line="240" w:lineRule="auto" w:before="0" w:after="0"/>
+      </w:pPr>
+      <w:r>
+        <w:rPr>
+          <w:rFonts w:ascii="Times New Roman" w:hAnsi="Times New Roman"/>
+          <w:sz w:val="24"/>
+        </w:rPr>
+        <w:t xml:space="preserve">Semana 11–13: Módulo 4 — Evidencia a la Práctica</w:t>
       </w:r>
     </w:p>
     <w:p>
       <w:pPr>
         <w:pStyle w:val="FirstParagraph"/>
-      </w:pPr>
-      <w:r>
-        <w:rPr>
+        <w:spacing w:line="240" w:lineRule="auto" w:before="0" w:after="0"/>
+      </w:pPr>
+      <w:r>
+        <w:rPr>
+          <w:rFonts w:ascii="Times New Roman" w:hAnsi="Times New Roman"/>
           <w:b/>
           <w:bCs/>
+          <w:sz w:val="24"/>
         </w:rPr>
         <w:t xml:space="preserve">Objetivos</w:t>
       </w:r>
       <w:r>
-        <w:t xml:space="preserve">: Dominar CASP/JBI; entender niveles de evidencia; aplicar bioestadística conceptual; sintetizar evidencia.</w:t>
+        <w:rPr>
+          <w:rFonts w:ascii="Times New Roman" w:hAnsi="Times New Roman"/>
+          <w:sz w:val="24"/>
+        </w:rPr>
+        <w:t xml:space="preserve">: Dominar CASP; entender niveles de evidencia; aplicar bioestadística conceptual; sintetizar evidencia.</w:t>
       </w:r>
     </w:p>
     <w:p>
       <w:pPr>
         <w:pStyle w:val="BodyText"/>
-      </w:pPr>
-      <w:r>
-        <w:rPr>
+        <w:spacing w:line="240" w:lineRule="auto" w:before="0" w:after="0"/>
+      </w:pPr>
+      <w:r>
+        <w:rPr>
+          <w:rFonts w:ascii="Times New Roman" w:hAnsi="Times New Roman"/>
           <w:b/>
           <w:bCs/>
+          <w:sz w:val="24"/>
         </w:rPr>
         <w:t xml:space="preserve">Sesiones sincrónicas</w:t>
       </w:r>
       <w:r>
+        <w:rPr>
+          <w:rFonts w:ascii="Times New Roman" w:hAnsi="Times New Roman"/>
+          <w:sz w:val="24"/>
+        </w:rPr>
         <w:t xml:space="preserve">:</w:t>
       </w:r>
       <w:r>
+        <w:rPr>
+          <w:rFonts w:ascii="Times New Roman" w:hAnsi="Times New Roman"/>
+          <w:sz w:val="24"/>
+        </w:rPr>
         <w:t xml:space="preserve"> </w:t>
       </w:r>
       <w:r>
+        <w:rPr>
+          <w:rFonts w:ascii="Times New Roman" w:hAnsi="Times New Roman"/>
+          <w:sz w:val="24"/>
+        </w:rPr>
         <w:t xml:space="preserve">-</w:t>
       </w:r>
       <w:r>
+        <w:rPr>
+          <w:rFonts w:ascii="Times New Roman" w:hAnsi="Times New Roman"/>
+          <w:sz w:val="24"/>
+        </w:rPr>
         <w:t xml:space="preserve"> </w:t>
       </w:r>
       <w:r>
         <w:rPr>
+          <w:rFonts w:ascii="Times New Roman" w:hAnsi="Times New Roman"/>
           <w:b/>
           <w:bCs/>
+          <w:sz w:val="24"/>
         </w:rPr>
         <w:t xml:space="preserve">Sem 11 (Lun 10–11, Jue 17–18)</w:t>
       </w:r>
       <w:r>
-        <w:t xml:space="preserve">: Herramientas de appraisal: CASP (Critical Appraisal Skills Programme) para estudios cohorte, caso-control, RCT. JBI para revisiones sistemáticas. Demostración: appraisal de un artículo en vivo, paso a paso.</w:t>
-      </w:r>
-      <w:r>
+        <w:rPr>
+          <w:rFonts w:ascii="Times New Roman" w:hAnsi="Times New Roman"/>
+          <w:sz w:val="24"/>
+        </w:rPr>
+        <w:t xml:space="preserve">: Herramientas de appraisal: CASP (Critical Appraisal Skills Programme) para estudios cohorte, caso-control, RCT. Demostración: appraisal de un artículo en vivo, paso a paso.</w:t>
+      </w:r>
+      <w:r>
+        <w:rPr>
+          <w:rFonts w:ascii="Times New Roman" w:hAnsi="Times New Roman"/>
+          <w:sz w:val="24"/>
+        </w:rPr>
         <w:t xml:space="preserve"> </w:t>
       </w:r>
       <w:r>
+        <w:rPr>
+          <w:rFonts w:ascii="Times New Roman" w:hAnsi="Times New Roman"/>
+          <w:sz w:val="24"/>
+        </w:rPr>
         <w:t xml:space="preserve">-</w:t>
       </w:r>
       <w:r>
+        <w:rPr>
+          <w:rFonts w:ascii="Times New Roman" w:hAnsi="Times New Roman"/>
+          <w:sz w:val="24"/>
+        </w:rPr>
         <w:t xml:space="preserve"> </w:t>
       </w:r>
       <w:r>
         <w:rPr>
+          <w:rFonts w:ascii="Times New Roman" w:hAnsi="Times New Roman"/>
           <w:b/>
           <w:bCs/>
+          <w:sz w:val="24"/>
         </w:rPr>
         <w:t xml:space="preserve">Sem 12 (Lun 10–11, Jue 17–18)</w:t>
       </w:r>
       <w:r>
+        <w:rPr>
+          <w:rFonts w:ascii="Times New Roman" w:hAnsi="Times New Roman"/>
+          <w:sz w:val="24"/>
+        </w:rPr>
         <w:t xml:space="preserve">: Niveles de evidencia (GRADE, escala Oxford). Grados de recomendación (fuerte, débil). Cómo van los estudios → las guías de práctica. Ejemplo: Guías EAU (Asociación Europea de Urología) sobre screening de cáncer de próstata.</w:t>
       </w:r>
       <w:r>
+        <w:rPr>
+          <w:rFonts w:ascii="Times New Roman" w:hAnsi="Times New Roman"/>
+          <w:sz w:val="24"/>
+        </w:rPr>
         <w:t xml:space="preserve"> </w:t>
       </w:r>
       <w:r>
+        <w:rPr>
+          <w:rFonts w:ascii="Times New Roman" w:hAnsi="Times New Roman"/>
+          <w:sz w:val="24"/>
+        </w:rPr>
         <w:t xml:space="preserve">-</w:t>
       </w:r>
       <w:r>
+        <w:rPr>
+          <w:rFonts w:ascii="Times New Roman" w:hAnsi="Times New Roman"/>
+          <w:sz w:val="24"/>
+        </w:rPr>
         <w:t xml:space="preserve"> </w:t>
       </w:r>
       <w:r>
         <w:rPr>
+          <w:rFonts w:ascii="Times New Roman" w:hAnsi="Times New Roman"/>
           <w:b/>
           <w:bCs/>
+          <w:sz w:val="24"/>
         </w:rPr>
         <w:t xml:space="preserve">Sem 13 (Lun 10–11, Jue 17–18)</w:t>
       </w:r>
       <w:r>
-        <w:t xml:space="preserve">: Bioestadística conceptual: p-valor, intervalo de confianza, tamaño del efecto, sesgo (sin cálculos). Lectura de tablas y gráficos. Errores tipo I/II. Presentación de estudiantes: appraisal y síntesis de 2–3 artículos en formato de journal club.</w:t>
+        <w:rPr>
+          <w:rFonts w:ascii="Times New Roman" w:hAnsi="Times New Roman"/>
+          <w:sz w:val="24"/>
+        </w:rPr>
+        <w:t xml:space="preserve">: Bioestadística conceptual: p-valor, intervalo de confianza, tamaño del efecto, sesgo (sin cálculos). Lectura de tablas y gráficos. Errores tipo I/II. Presentación de estudiantes: appraisal y síntesis de 1 artículo en formato de club de revistas.</w:t>
       </w:r>
     </w:p>
     <w:p>
       <w:pPr>
         <w:pStyle w:val="BodyText"/>
-      </w:pPr>
-      <w:r>
-        <w:rPr>
+        <w:spacing w:line="240" w:lineRule="auto" w:before="0" w:after="0"/>
+      </w:pPr>
+      <w:r>
+        <w:rPr>
+          <w:rFonts w:ascii="Times New Roman" w:hAnsi="Times New Roman"/>
           <w:b/>
           <w:bCs/>
+          <w:sz w:val="24"/>
         </w:rPr>
         <w:t xml:space="preserve">Trabajo independiente</w:t>
       </w:r>
       <w:r>
+        <w:rPr>
+          <w:rFonts w:ascii="Times New Roman" w:hAnsi="Times New Roman"/>
+          <w:sz w:val="24"/>
+        </w:rPr>
         <w:t xml:space="preserve"> </w:t>
       </w:r>
       <w:r>
+        <w:rPr>
+          <w:rFonts w:ascii="Times New Roman" w:hAnsi="Times New Roman"/>
+          <w:sz w:val="24"/>
+        </w:rPr>
         <w:t xml:space="preserve">(~48 horas):</w:t>
       </w:r>
       <w:r>
+        <w:rPr>
+          <w:rFonts w:ascii="Times New Roman" w:hAnsi="Times New Roman"/>
+          <w:sz w:val="24"/>
+        </w:rPr>
         <w:t xml:space="preserve"> </w:t>
       </w:r>
       <w:r>
-        <w:t xml:space="preserve">- Lecturas: Tutoriales CASP/JBI online.</w:t>
-      </w:r>
-      <w:r>
+        <w:rPr>
+          <w:rFonts w:ascii="Times New Roman" w:hAnsi="Times New Roman"/>
+          <w:sz w:val="24"/>
+        </w:rPr>
+        <w:t xml:space="preserve">- Lecturas: Tutoriales CASP online.</w:t>
+      </w:r>
+      <w:r>
+        <w:rPr>
+          <w:rFonts w:ascii="Times New Roman" w:hAnsi="Times New Roman"/>
+          <w:sz w:val="24"/>
+        </w:rPr>
         <w:t xml:space="preserve"> </w:t>
       </w:r>
       <w:r>
-        <w:t xml:space="preserve">- Tarea principal: Estudiante selecciona 3 artículos sobre un tema urológico de interés, completa appraisal CASP formal para cada uno, escribe síntesis crítica (2 páginas): ¿qué dice la evidencia? ¿cuán confiable es?</w:t>
-      </w:r>
-      <w:r>
+        <w:rPr>
+          <w:rFonts w:ascii="Times New Roman" w:hAnsi="Times New Roman"/>
+          <w:sz w:val="24"/>
+        </w:rPr>
+        <w:t xml:space="preserve">- Tarea principal: Estudiante selecciona 3 artículos sobre un tema urológico de interés, completa appraisal CASP formal para cada uno, escribe síntesis crítica (1–1.5 páginas): ¿qué dice la evidencia? ¿cuán confiable es?</w:t>
+      </w:r>
+      <w:r>
+        <w:rPr>
+          <w:rFonts w:ascii="Times New Roman" w:hAnsi="Times New Roman"/>
+          <w:sz w:val="24"/>
+        </w:rPr>
         <w:t xml:space="preserve"> </w:t>
       </w:r>
       <w:r>
-        <w:t xml:space="preserve">- Preparación: Presentación oral de journal club (3–4 min por estudiante, turno en Sem 13).</w:t>
+        <w:rPr>
+          <w:rFonts w:ascii="Times New Roman" w:hAnsi="Times New Roman"/>
+          <w:sz w:val="24"/>
+        </w:rPr>
+        <w:t xml:space="preserve">- Preparación: Presentación oral de club de revistas (3–4 min por estudiante, turno en Sem 13).</w:t>
       </w:r>
     </w:p>
     <w:p>
       <w:pPr>
         <w:pStyle w:val="BodyText"/>
-      </w:pPr>
-      <w:r>
-        <w:rPr>
+        <w:spacing w:line="240" w:lineRule="auto" w:before="0" w:after="0"/>
+      </w:pPr>
+      <w:r>
+        <w:rPr>
+          <w:rFonts w:ascii="Times New Roman" w:hAnsi="Times New Roman"/>
           <w:b/>
           <w:bCs/>
+          <w:sz w:val="24"/>
         </w:rPr>
         <w:t xml:space="preserve">Producto parcial</w:t>
       </w:r>
       <w:r>
-        <w:t xml:space="preserve">: Reseña crítica de artículos (appraisal formal), presentación journal club.</w:t>
-      </w:r>
-    </w:p>
-    <w:p>
-      <w:r>
+        <w:rPr>
+          <w:rFonts w:ascii="Times New Roman" w:hAnsi="Times New Roman"/>
+          <w:sz w:val="24"/>
+        </w:rPr>
+        <w:t xml:space="preserve">: Reseña crítica de artículos (appraisal formal), presentación club de revistas.</w:t>
+      </w:r>
+    </w:p>
+    <w:p>
+      <w:pPr>
+        <w:spacing w:line="240" w:lineRule="auto" w:before="0" w:after="0"/>
+      </w:pPr>
+      <w:r>
+        <w:rPr>
+          <w:rFonts w:ascii="Times New Roman" w:hAnsi="Times New Roman"/>
+          <w:sz w:val="24"/>
+        </w:rPr>
         <w:pict>
           <v:rect style="width:0;height:1.5pt" o:hralign="center" o:hrstd="t" o:hr="t"/>
         </w:pict>
@@ -1780,192 +2798,404 @@
     <w:p>
       <w:pPr>
         <w:pStyle w:val="Heading3"/>
-      </w:pPr>
-      <w:r>
+        <w:spacing w:line="240" w:lineRule="auto" w:before="0" w:after="0"/>
+      </w:pPr>
+      <w:r>
+        <w:rPr>
+          <w:rFonts w:ascii="Times New Roman" w:hAnsi="Times New Roman"/>
+          <w:sz w:val="24"/>
+        </w:rPr>
         <w:t xml:space="preserve">Semana 14–15: Módulo 5 — Piedra Angular: Diseño de Protocolo de Investigación</w:t>
       </w:r>
     </w:p>
     <w:p>
       <w:pPr>
         <w:pStyle w:val="FirstParagraph"/>
-      </w:pPr>
-      <w:r>
-        <w:rPr>
+        <w:spacing w:line="240" w:lineRule="auto" w:before="0" w:after="0"/>
+      </w:pPr>
+      <w:r>
+        <w:rPr>
+          <w:rFonts w:ascii="Times New Roman" w:hAnsi="Times New Roman"/>
           <w:b/>
           <w:bCs/>
+          <w:sz w:val="24"/>
         </w:rPr>
         <w:t xml:space="preserve">Objetivos</w:t>
       </w:r>
       <w:r>
+        <w:rPr>
+          <w:rFonts w:ascii="Times New Roman" w:hAnsi="Times New Roman"/>
+          <w:sz w:val="24"/>
+        </w:rPr>
         <w:t xml:space="preserve">: Integrar todas las competencias en un protocolo coherente, viable, ético, y bien comunicado.</w:t>
       </w:r>
     </w:p>
     <w:p>
       <w:pPr>
         <w:pStyle w:val="BodyText"/>
-      </w:pPr>
-      <w:r>
-        <w:rPr>
+        <w:spacing w:line="240" w:lineRule="auto" w:before="0" w:after="0"/>
+      </w:pPr>
+      <w:r>
+        <w:rPr>
+          <w:rFonts w:ascii="Times New Roman" w:hAnsi="Times New Roman"/>
           <w:b/>
           <w:bCs/>
+          <w:sz w:val="24"/>
         </w:rPr>
         <w:t xml:space="preserve">Sesiones sincrónicas</w:t>
       </w:r>
       <w:r>
+        <w:rPr>
+          <w:rFonts w:ascii="Times New Roman" w:hAnsi="Times New Roman"/>
+          <w:sz w:val="24"/>
+        </w:rPr>
         <w:t xml:space="preserve">:</w:t>
       </w:r>
       <w:r>
+        <w:rPr>
+          <w:rFonts w:ascii="Times New Roman" w:hAnsi="Times New Roman"/>
+          <w:sz w:val="24"/>
+        </w:rPr>
         <w:t xml:space="preserve"> </w:t>
       </w:r>
       <w:r>
+        <w:rPr>
+          <w:rFonts w:ascii="Times New Roman" w:hAnsi="Times New Roman"/>
+          <w:sz w:val="24"/>
+        </w:rPr>
         <w:t xml:space="preserve">-</w:t>
       </w:r>
       <w:r>
+        <w:rPr>
+          <w:rFonts w:ascii="Times New Roman" w:hAnsi="Times New Roman"/>
+          <w:sz w:val="24"/>
+        </w:rPr>
         <w:t xml:space="preserve"> </w:t>
       </w:r>
       <w:r>
         <w:rPr>
+          <w:rFonts w:ascii="Times New Roman" w:hAnsi="Times New Roman"/>
           <w:b/>
           <w:bCs/>
+          <w:sz w:val="24"/>
         </w:rPr>
         <w:t xml:space="preserve">Sem 14 (Lun 10–11, Jue 17–18)</w:t>
       </w:r>
       <w:r>
-        <w:t xml:space="preserve">: Componentes de un protocolo: título, pregunta, objetivos, justificación, métodos (diseño, población, intervención, medidas), ética, cronograma. Presentación de ejemplo de protocolo mini (5 páginas). Taller: estudiantes trabajan en equipos pequeños en protocolo propio, reciben feedback.</w:t>
-      </w:r>
-      <w:r>
+        <w:rPr>
+          <w:rFonts w:ascii="Times New Roman" w:hAnsi="Times New Roman"/>
+          <w:sz w:val="24"/>
+        </w:rPr>
+        <w:t xml:space="preserve">: Componentes de un protocolo: título, pregunta, objetivos, justificación, marco teórico y estado del arte, métodos (diseño, población, intervención, medidas), ética, cronograma. Presentación de ejemplo de protocolo mini (5–8 páginas). Taller: estudiantes trabajan en equipos pequeños en protocolo propio, reciben feedback.</w:t>
+      </w:r>
+      <w:r>
+        <w:rPr>
+          <w:rFonts w:ascii="Times New Roman" w:hAnsi="Times New Roman"/>
+          <w:sz w:val="24"/>
+        </w:rPr>
         <w:t xml:space="preserve"> </w:t>
       </w:r>
       <w:r>
+        <w:rPr>
+          <w:rFonts w:ascii="Times New Roman" w:hAnsi="Times New Roman"/>
+          <w:sz w:val="24"/>
+        </w:rPr>
         <w:t xml:space="preserve">-</w:t>
       </w:r>
       <w:r>
+        <w:rPr>
+          <w:rFonts w:ascii="Times New Roman" w:hAnsi="Times New Roman"/>
+          <w:sz w:val="24"/>
+        </w:rPr>
         <w:t xml:space="preserve"> </w:t>
       </w:r>
       <w:r>
         <w:rPr>
+          <w:rFonts w:ascii="Times New Roman" w:hAnsi="Times New Roman"/>
           <w:b/>
           <w:bCs/>
+          <w:sz w:val="24"/>
         </w:rPr>
         <w:t xml:space="preserve">Sem 15 (Lun 10–11, Jue 17–18)</w:t>
       </w:r>
       <w:r>
+        <w:rPr>
+          <w:rFonts w:ascii="Times New Roman" w:hAnsi="Times New Roman"/>
+          <w:sz w:val="24"/>
+        </w:rPr>
         <w:t xml:space="preserve">: Presentaciones: cada estudiante (o pareja) presenta su protocolo en formato de póster/oral estilo congreso (5–7 min). Discusión, preguntas, feedback de pares e instructor.</w:t>
       </w:r>
     </w:p>
     <w:p>
       <w:pPr>
         <w:pStyle w:val="BodyText"/>
-      </w:pPr>
-      <w:r>
-        <w:rPr>
+        <w:spacing w:line="240" w:lineRule="auto" w:before="0" w:after="0"/>
+      </w:pPr>
+      <w:r>
+        <w:rPr>
+          <w:rFonts w:ascii="Times New Roman" w:hAnsi="Times New Roman"/>
           <w:b/>
           <w:bCs/>
+          <w:sz w:val="24"/>
         </w:rPr>
         <w:t xml:space="preserve">Trabajo independiente</w:t>
       </w:r>
       <w:r>
+        <w:rPr>
+          <w:rFonts w:ascii="Times New Roman" w:hAnsi="Times New Roman"/>
+          <w:sz w:val="24"/>
+        </w:rPr>
         <w:t xml:space="preserve"> </w:t>
       </w:r>
       <w:r>
+        <w:rPr>
+          <w:rFonts w:ascii="Times New Roman" w:hAnsi="Times New Roman"/>
+          <w:sz w:val="24"/>
+        </w:rPr>
         <w:t xml:space="preserve">(~59 horas acumuladas):</w:t>
       </w:r>
       <w:r>
+        <w:rPr>
+          <w:rFonts w:ascii="Times New Roman" w:hAnsi="Times New Roman"/>
+          <w:sz w:val="24"/>
+        </w:rPr>
         <w:t xml:space="preserve"> </w:t>
       </w:r>
       <w:r>
+        <w:rPr>
+          <w:rFonts w:ascii="Times New Roman" w:hAnsi="Times New Roman"/>
+          <w:sz w:val="24"/>
+        </w:rPr>
         <w:t xml:space="preserve">- Lecturas: Ejemplos de protocolos, guías de escritura (ARRIVE, STROBE si aplica).</w:t>
       </w:r>
       <w:r>
+        <w:rPr>
+          <w:rFonts w:ascii="Times New Roman" w:hAnsi="Times New Roman"/>
+          <w:sz w:val="24"/>
+        </w:rPr>
         <w:t xml:space="preserve"> </w:t>
       </w:r>
       <w:r>
+        <w:rPr>
+          <w:rFonts w:ascii="Times New Roman" w:hAnsi="Times New Roman"/>
+          <w:sz w:val="24"/>
+        </w:rPr>
         <w:t xml:space="preserve">- Tarea principal (≥3 semanas de trabajo): Escribir protocolo de investigación mini (5–8 páginas):</w:t>
       </w:r>
       <w:r>
+        <w:rPr>
+          <w:rFonts w:ascii="Times New Roman" w:hAnsi="Times New Roman"/>
+          <w:sz w:val="24"/>
+        </w:rPr>
         <w:t xml:space="preserve"> </w:t>
       </w:r>
       <w:r>
+        <w:rPr>
+          <w:rFonts w:ascii="Times New Roman" w:hAnsi="Times New Roman"/>
+          <w:sz w:val="24"/>
+        </w:rPr>
         <w:t xml:space="preserve">- Pregunta PICO clara.</w:t>
       </w:r>
       <w:r>
+        <w:rPr>
+          <w:rFonts w:ascii="Times New Roman" w:hAnsi="Times New Roman"/>
+          <w:sz w:val="24"/>
+        </w:rPr>
         <w:t xml:space="preserve"> </w:t>
       </w:r>
       <w:r>
+        <w:rPr>
+          <w:rFonts w:ascii="Times New Roman" w:hAnsi="Times New Roman"/>
+          <w:sz w:val="24"/>
+        </w:rPr>
         <w:t xml:space="preserve">- Justificación (¿por qué es importante?).</w:t>
       </w:r>
       <w:r>
+        <w:rPr>
+          <w:rFonts w:ascii="Times New Roman" w:hAnsi="Times New Roman"/>
+          <w:sz w:val="24"/>
+        </w:rPr>
         <w:t xml:space="preserve"> </w:t>
       </w:r>
       <w:r>
+        <w:rPr>
+          <w:rFonts w:ascii="Times New Roman" w:hAnsi="Times New Roman"/>
+          <w:sz w:val="24"/>
+        </w:rPr>
+        <w:t xml:space="preserve">- Marco teórico y estado del arte.</w:t>
+      </w:r>
+      <w:r>
+        <w:rPr>
+          <w:rFonts w:ascii="Times New Roman" w:hAnsi="Times New Roman"/>
+          <w:sz w:val="24"/>
+        </w:rPr>
+        <w:t xml:space="preserve"> </w:t>
+      </w:r>
+      <w:r>
+        <w:rPr>
+          <w:rFonts w:ascii="Times New Roman" w:hAnsi="Times New Roman"/>
+          <w:sz w:val="24"/>
+        </w:rPr>
         <w:t xml:space="preserve">- Objetivos primario/secundarios.</w:t>
       </w:r>
       <w:r>
+        <w:rPr>
+          <w:rFonts w:ascii="Times New Roman" w:hAnsi="Times New Roman"/>
+          <w:sz w:val="24"/>
+        </w:rPr>
         <w:t xml:space="preserve"> </w:t>
       </w:r>
       <w:r>
+        <w:rPr>
+          <w:rFonts w:ascii="Times New Roman" w:hAnsi="Times New Roman"/>
+          <w:sz w:val="24"/>
+        </w:rPr>
         <w:t xml:space="preserve">- Diseño justificado (por qué este diseño vs. otros).</w:t>
       </w:r>
       <w:r>
+        <w:rPr>
+          <w:rFonts w:ascii="Times New Roman" w:hAnsi="Times New Roman"/>
+          <w:sz w:val="24"/>
+        </w:rPr>
         <w:t xml:space="preserve"> </w:t>
       </w:r>
       <w:r>
+        <w:rPr>
+          <w:rFonts w:ascii="Times New Roman" w:hAnsi="Times New Roman"/>
+          <w:sz w:val="24"/>
+        </w:rPr>
         <w:t xml:space="preserve">- Población, criterios inclusión/exclusión.</w:t>
       </w:r>
       <w:r>
+        <w:rPr>
+          <w:rFonts w:ascii="Times New Roman" w:hAnsi="Times New Roman"/>
+          <w:sz w:val="24"/>
+        </w:rPr>
         <w:t xml:space="preserve"> </w:t>
       </w:r>
       <w:r>
+        <w:rPr>
+          <w:rFonts w:ascii="Times New Roman" w:hAnsi="Times New Roman"/>
+          <w:sz w:val="24"/>
+        </w:rPr>
         <w:t xml:space="preserve">- Intervención/exposición y medidas de resultado.</w:t>
       </w:r>
       <w:r>
+        <w:rPr>
+          <w:rFonts w:ascii="Times New Roman" w:hAnsi="Times New Roman"/>
+          <w:sz w:val="24"/>
+        </w:rPr>
         <w:t xml:space="preserve"> </w:t>
       </w:r>
       <w:r>
+        <w:rPr>
+          <w:rFonts w:ascii="Times New Roman" w:hAnsi="Times New Roman"/>
+          <w:sz w:val="24"/>
+        </w:rPr>
         <w:t xml:space="preserve">- Consideraciones éticas, consentimiento, riesgos/beneficios.</w:t>
       </w:r>
       <w:r>
+        <w:rPr>
+          <w:rFonts w:ascii="Times New Roman" w:hAnsi="Times New Roman"/>
+          <w:sz w:val="24"/>
+        </w:rPr>
         <w:t xml:space="preserve"> </w:t>
       </w:r>
       <w:r>
+        <w:rPr>
+          <w:rFonts w:ascii="Times New Roman" w:hAnsi="Times New Roman"/>
+          <w:sz w:val="24"/>
+        </w:rPr>
         <w:t xml:space="preserve">- Plan de análisis conceptual (no numérico).</w:t>
       </w:r>
       <w:r>
+        <w:rPr>
+          <w:rFonts w:ascii="Times New Roman" w:hAnsi="Times New Roman"/>
+          <w:sz w:val="24"/>
+        </w:rPr>
         <w:t xml:space="preserve"> </w:t>
       </w:r>
       <w:r>
+        <w:rPr>
+          <w:rFonts w:ascii="Times New Roman" w:hAnsi="Times New Roman"/>
+          <w:sz w:val="24"/>
+        </w:rPr>
         <w:t xml:space="preserve">- Cronograma.</w:t>
       </w:r>
       <w:r>
+        <w:rPr>
+          <w:rFonts w:ascii="Times New Roman" w:hAnsi="Times New Roman"/>
+          <w:sz w:val="24"/>
+        </w:rPr>
         <w:t xml:space="preserve"> </w:t>
       </w:r>
       <w:r>
+        <w:rPr>
+          <w:rFonts w:ascii="Times New Roman" w:hAnsi="Times New Roman"/>
+          <w:sz w:val="24"/>
+        </w:rPr>
+        <w:t xml:space="preserve">- ≥10 referencias recientes.</w:t>
+      </w:r>
+      <w:r>
+        <w:rPr>
+          <w:rFonts w:ascii="Times New Roman" w:hAnsi="Times New Roman"/>
+          <w:sz w:val="24"/>
+        </w:rPr>
+        <w:t xml:space="preserve"> </w:t>
+      </w:r>
+      <w:r>
+        <w:rPr>
+          <w:rFonts w:ascii="Times New Roman" w:hAnsi="Times New Roman"/>
+          <w:sz w:val="24"/>
+        </w:rPr>
         <w:t xml:space="preserve">- Reiteración y revisiones basadas en feedback.</w:t>
       </w:r>
       <w:r>
+        <w:rPr>
+          <w:rFonts w:ascii="Times New Roman" w:hAnsi="Times New Roman"/>
+          <w:sz w:val="24"/>
+        </w:rPr>
         <w:t xml:space="preserve"> </w:t>
       </w:r>
       <w:r>
+        <w:rPr>
+          <w:rFonts w:ascii="Times New Roman" w:hAnsi="Times New Roman"/>
+          <w:sz w:val="24"/>
+        </w:rPr>
         <w:t xml:space="preserve">- Preparación de presentación/póster.</w:t>
       </w:r>
     </w:p>
     <w:p>
       <w:pPr>
         <w:pStyle w:val="BodyText"/>
-      </w:pPr>
-      <w:r>
-        <w:rPr>
+        <w:spacing w:line="240" w:lineRule="auto" w:before="0" w:after="0"/>
+      </w:pPr>
+      <w:r>
+        <w:rPr>
+          <w:rFonts w:ascii="Times New Roman" w:hAnsi="Times New Roman"/>
           <w:b/>
           <w:bCs/>
+          <w:sz w:val="24"/>
         </w:rPr>
         <w:t xml:space="preserve">Producto final</w:t>
       </w:r>
       <w:r>
+        <w:rPr>
+          <w:rFonts w:ascii="Times New Roman" w:hAnsi="Times New Roman"/>
+          <w:sz w:val="24"/>
+        </w:rPr>
         <w:t xml:space="preserve">: Protocolo escrito (5–8 páginas) + presentación oral (5–7 min).</w:t>
       </w:r>
     </w:p>
     <w:p>
-      <w:r>
+      <w:pPr>
+        <w:spacing w:line="240" w:lineRule="auto" w:before="0" w:after="0"/>
+      </w:pPr>
+      <w:r>
+        <w:rPr>
+          <w:rFonts w:ascii="Times New Roman" w:hAnsi="Times New Roman"/>
+          <w:sz w:val="24"/>
+        </w:rPr>
         <w:pict>
           <v:rect style="width:0;height:1.5pt" o:hralign="center" o:hrstd="t" o:hr="t"/>
         </w:pict>
@@ -1977,8 +3207,13 @@
     <w:p>
       <w:pPr>
         <w:pStyle w:val="Heading2"/>
-      </w:pPr>
-      <w:r>
+        <w:spacing w:line="240" w:lineRule="auto" w:before="0" w:after="0"/>
+      </w:pPr>
+      <w:r>
+        <w:rPr>
+          <w:rFonts w:ascii="Times New Roman" w:hAnsi="Times New Roman"/>
+          <w:sz w:val="24"/>
+        </w:rPr>
         <w:t xml:space="preserve">Tabla de Sesiones (Lunes 10–11, Jueves 17–18)</w:t>
       </w:r>
     </w:p>
@@ -2005,8 +3240,13 @@
           <w:p>
             <w:pPr>
               <w:pStyle w:val="Compact"/>
-            </w:pPr>
-            <w:r>
+              <w:spacing w:line="240" w:lineRule="auto" w:before="0" w:after="0"/>
+            </w:pPr>
+            <w:r>
+              <w:rPr>
+                <w:rFonts w:ascii="Times New Roman" w:hAnsi="Times New Roman"/>
+                <w:sz w:val="24"/>
+              </w:rPr>
               <w:t xml:space="preserve">Sem</w:t>
             </w:r>
           </w:p>
@@ -2016,8 +3256,13 @@
           <w:p>
             <w:pPr>
               <w:pStyle w:val="Compact"/>
-            </w:pPr>
-            <w:r>
+              <w:spacing w:line="240" w:lineRule="auto" w:before="0" w:after="0"/>
+            </w:pPr>
+            <w:r>
+              <w:rPr>
+                <w:rFonts w:ascii="Times New Roman" w:hAnsi="Times New Roman"/>
+                <w:sz w:val="24"/>
+              </w:rPr>
               <w:t xml:space="preserve">L/J</w:t>
             </w:r>
           </w:p>
@@ -2027,8 +3272,13 @@
           <w:p>
             <w:pPr>
               <w:pStyle w:val="Compact"/>
-            </w:pPr>
-            <w:r>
+              <w:spacing w:line="240" w:lineRule="auto" w:before="0" w:after="0"/>
+            </w:pPr>
+            <w:r>
+              <w:rPr>
+                <w:rFonts w:ascii="Times New Roman" w:hAnsi="Times New Roman"/>
+                <w:sz w:val="24"/>
+              </w:rPr>
               <w:t xml:space="preserve">Módulo</w:t>
             </w:r>
           </w:p>
@@ -2038,8 +3288,13 @@
           <w:p>
             <w:pPr>
               <w:pStyle w:val="Compact"/>
-            </w:pPr>
-            <w:r>
+              <w:spacing w:line="240" w:lineRule="auto" w:before="0" w:after="0"/>
+            </w:pPr>
+            <w:r>
+              <w:rPr>
+                <w:rFonts w:ascii="Times New Roman" w:hAnsi="Times New Roman"/>
+                <w:sz w:val="24"/>
+              </w:rPr>
               <w:t xml:space="preserve">Tema</w:t>
             </w:r>
           </w:p>
@@ -2049,8 +3304,13 @@
           <w:p>
             <w:pPr>
               <w:pStyle w:val="Compact"/>
-            </w:pPr>
-            <w:r>
+              <w:spacing w:line="240" w:lineRule="auto" w:before="0" w:after="0"/>
+            </w:pPr>
+            <w:r>
+              <w:rPr>
+                <w:rFonts w:ascii="Times New Roman" w:hAnsi="Times New Roman"/>
+                <w:sz w:val="24"/>
+              </w:rPr>
               <w:t xml:space="preserve">Formato</w:t>
             </w:r>
           </w:p>
@@ -2062,8 +3322,13 @@
           <w:p>
             <w:pPr>
               <w:pStyle w:val="Compact"/>
-            </w:pPr>
-            <w:r>
+              <w:spacing w:line="240" w:lineRule="auto" w:before="0" w:after="0"/>
+            </w:pPr>
+            <w:r>
+              <w:rPr>
+                <w:rFonts w:ascii="Times New Roman" w:hAnsi="Times New Roman"/>
+                <w:sz w:val="24"/>
+              </w:rPr>
               <w:t xml:space="preserve">1</w:t>
             </w:r>
           </w:p>
@@ -2073,8 +3338,13 @@
           <w:p>
             <w:pPr>
               <w:pStyle w:val="Compact"/>
-            </w:pPr>
-            <w:r>
+              <w:spacing w:line="240" w:lineRule="auto" w:before="0" w:after="0"/>
+            </w:pPr>
+            <w:r>
+              <w:rPr>
+                <w:rFonts w:ascii="Times New Roman" w:hAnsi="Times New Roman"/>
+                <w:sz w:val="24"/>
+              </w:rPr>
               <w:t xml:space="preserve">L</w:t>
             </w:r>
           </w:p>
@@ -2084,8 +3354,13 @@
           <w:p>
             <w:pPr>
               <w:pStyle w:val="Compact"/>
-            </w:pPr>
-            <w:r>
+              <w:spacing w:line="240" w:lineRule="auto" w:before="0" w:after="0"/>
+            </w:pPr>
+            <w:r>
+              <w:rPr>
+                <w:rFonts w:ascii="Times New Roman" w:hAnsi="Times New Roman"/>
+                <w:sz w:val="24"/>
+              </w:rPr>
               <w:t xml:space="preserve">Fund</w:t>
             </w:r>
           </w:p>
@@ -2095,8 +3370,13 @@
           <w:p>
             <w:pPr>
               <w:pStyle w:val="Compact"/>
-            </w:pPr>
-            <w:r>
+              <w:spacing w:line="240" w:lineRule="auto" w:before="0" w:after="0"/>
+            </w:pPr>
+            <w:r>
+              <w:rPr>
+                <w:rFonts w:ascii="Times New Roman" w:hAnsi="Times New Roman"/>
+                <w:sz w:val="24"/>
+              </w:rPr>
               <w:t xml:space="preserve">Intro: proceso científico, pregunta clínica vs. investigativa</w:t>
             </w:r>
           </w:p>
@@ -2106,8 +3386,13 @@
           <w:p>
             <w:pPr>
               <w:pStyle w:val="Compact"/>
-            </w:pPr>
-            <w:r>
+              <w:spacing w:line="240" w:lineRule="auto" w:before="0" w:after="0"/>
+            </w:pPr>
+            <w:r>
+              <w:rPr>
+                <w:rFonts w:ascii="Times New Roman" w:hAnsi="Times New Roman"/>
+                <w:sz w:val="24"/>
+              </w:rPr>
               <w:t xml:space="preserve">Clase magistral + discusión</w:t>
             </w:r>
           </w:p>
@@ -2119,8 +3404,13 @@
           <w:p>
             <w:pPr>
               <w:pStyle w:val="Compact"/>
-            </w:pPr>
-            <w:r>
+              <w:spacing w:line="240" w:lineRule="auto" w:before="0" w:after="0"/>
+            </w:pPr>
+            <w:r>
+              <w:rPr>
+                <w:rFonts w:ascii="Times New Roman" w:hAnsi="Times New Roman"/>
+                <w:sz w:val="24"/>
+              </w:rPr>
               <w:t xml:space="preserve">1</w:t>
             </w:r>
           </w:p>
@@ -2130,8 +3420,13 @@
           <w:p>
             <w:pPr>
               <w:pStyle w:val="Compact"/>
-            </w:pPr>
-            <w:r>
+              <w:spacing w:line="240" w:lineRule="auto" w:before="0" w:after="0"/>
+            </w:pPr>
+            <w:r>
+              <w:rPr>
+                <w:rFonts w:ascii="Times New Roman" w:hAnsi="Times New Roman"/>
+                <w:sz w:val="24"/>
+              </w:rPr>
               <w:t xml:space="preserve">J</w:t>
             </w:r>
           </w:p>
@@ -2141,8 +3436,13 @@
           <w:p>
             <w:pPr>
               <w:pStyle w:val="Compact"/>
-            </w:pPr>
-            <w:r>
+              <w:spacing w:line="240" w:lineRule="auto" w:before="0" w:after="0"/>
+            </w:pPr>
+            <w:r>
+              <w:rPr>
+                <w:rFonts w:ascii="Times New Roman" w:hAnsi="Times New Roman"/>
+                <w:sz w:val="24"/>
+              </w:rPr>
               <w:t xml:space="preserve">Fund</w:t>
             </w:r>
           </w:p>
@@ -2152,8 +3452,13 @@
           <w:p>
             <w:pPr>
               <w:pStyle w:val="Compact"/>
-            </w:pPr>
-            <w:r>
+              <w:spacing w:line="240" w:lineRule="auto" w:before="0" w:after="0"/>
+            </w:pPr>
+            <w:r>
+              <w:rPr>
+                <w:rFonts w:ascii="Times New Roman" w:hAnsi="Times New Roman"/>
+                <w:sz w:val="24"/>
+              </w:rPr>
               <w:t xml:space="preserve">PICO: estructura, ejemplos, práctica</w:t>
             </w:r>
           </w:p>
@@ -2163,8 +3468,13 @@
           <w:p>
             <w:pPr>
               <w:pStyle w:val="Compact"/>
-            </w:pPr>
-            <w:r>
+              <w:spacing w:line="240" w:lineRule="auto" w:before="0" w:after="0"/>
+            </w:pPr>
+            <w:r>
+              <w:rPr>
+                <w:rFonts w:ascii="Times New Roman" w:hAnsi="Times New Roman"/>
+                <w:sz w:val="24"/>
+              </w:rPr>
               <w:t xml:space="preserve">Taller interactivo</w:t>
             </w:r>
           </w:p>
@@ -2176,8 +3486,13 @@
           <w:p>
             <w:pPr>
               <w:pStyle w:val="Compact"/>
-            </w:pPr>
-            <w:r>
+              <w:spacing w:line="240" w:lineRule="auto" w:before="0" w:after="0"/>
+            </w:pPr>
+            <w:r>
+              <w:rPr>
+                <w:rFonts w:ascii="Times New Roman" w:hAnsi="Times New Roman"/>
+                <w:sz w:val="24"/>
+              </w:rPr>
               <w:t xml:space="preserve">2</w:t>
             </w:r>
           </w:p>
@@ -2187,8 +3502,13 @@
           <w:p>
             <w:pPr>
               <w:pStyle w:val="Compact"/>
-            </w:pPr>
-            <w:r>
+              <w:spacing w:line="240" w:lineRule="auto" w:before="0" w:after="0"/>
+            </w:pPr>
+            <w:r>
+              <w:rPr>
+                <w:rFonts w:ascii="Times New Roman" w:hAnsi="Times New Roman"/>
+                <w:sz w:val="24"/>
+              </w:rPr>
               <w:t xml:space="preserve">L</w:t>
             </w:r>
           </w:p>
@@ -2198,8 +3518,13 @@
           <w:p>
             <w:pPr>
               <w:pStyle w:val="Compact"/>
-            </w:pPr>
-            <w:r>
+              <w:spacing w:line="240" w:lineRule="auto" w:before="0" w:after="0"/>
+            </w:pPr>
+            <w:r>
+              <w:rPr>
+                <w:rFonts w:ascii="Times New Roman" w:hAnsi="Times New Roman"/>
+                <w:sz w:val="24"/>
+              </w:rPr>
               <w:t xml:space="preserve">Fund</w:t>
             </w:r>
           </w:p>
@@ -2209,8 +3534,13 @@
           <w:p>
             <w:pPr>
               <w:pStyle w:val="Compact"/>
-            </w:pPr>
-            <w:r>
+              <w:spacing w:line="240" w:lineRule="auto" w:before="0" w:after="0"/>
+            </w:pPr>
+            <w:r>
+              <w:rPr>
+                <w:rFonts w:ascii="Times New Roman" w:hAnsi="Times New Roman"/>
+                <w:sz w:val="24"/>
+              </w:rPr>
               <w:t xml:space="preserve">Búsqueda bibliográfica: PubMed, MeSH, estrategias</w:t>
             </w:r>
           </w:p>
@@ -2220,9 +3550,14 @@
           <w:p>
             <w:pPr>
               <w:pStyle w:val="Compact"/>
-            </w:pPr>
-            <w:r>
-              <w:t xml:space="preserve">Taller demo</w:t>
+              <w:spacing w:line="240" w:lineRule="auto" w:before="0" w:after="0"/>
+            </w:pPr>
+            <w:r>
+              <w:rPr>
+                <w:rFonts w:ascii="Times New Roman" w:hAnsi="Times New Roman"/>
+                <w:sz w:val="24"/>
+              </w:rPr>
+              <w:t xml:space="preserve">Taller demostrativo</w:t>
             </w:r>
           </w:p>
         </w:tc>
@@ -2233,8 +3568,13 @@
           <w:p>
             <w:pPr>
               <w:pStyle w:val="Compact"/>
-            </w:pPr>
-            <w:r>
+              <w:spacing w:line="240" w:lineRule="auto" w:before="0" w:after="0"/>
+            </w:pPr>
+            <w:r>
+              <w:rPr>
+                <w:rFonts w:ascii="Times New Roman" w:hAnsi="Times New Roman"/>
+                <w:sz w:val="24"/>
+              </w:rPr>
               <w:t xml:space="preserve">2</w:t>
             </w:r>
           </w:p>
@@ -2244,8 +3584,13 @@
           <w:p>
             <w:pPr>
               <w:pStyle w:val="Compact"/>
-            </w:pPr>
-            <w:r>
+              <w:spacing w:line="240" w:lineRule="auto" w:before="0" w:after="0"/>
+            </w:pPr>
+            <w:r>
+              <w:rPr>
+                <w:rFonts w:ascii="Times New Roman" w:hAnsi="Times New Roman"/>
+                <w:sz w:val="24"/>
+              </w:rPr>
               <w:t xml:space="preserve">J</w:t>
             </w:r>
           </w:p>
@@ -2255,8 +3600,13 @@
           <w:p>
             <w:pPr>
               <w:pStyle w:val="Compact"/>
-            </w:pPr>
-            <w:r>
+              <w:spacing w:line="240" w:lineRule="auto" w:before="0" w:after="0"/>
+            </w:pPr>
+            <w:r>
+              <w:rPr>
+                <w:rFonts w:ascii="Times New Roman" w:hAnsi="Times New Roman"/>
+                <w:sz w:val="24"/>
+              </w:rPr>
               <w:t xml:space="preserve">Fund</w:t>
             </w:r>
           </w:p>
@@ -2266,8 +3616,13 @@
           <w:p>
             <w:pPr>
               <w:pStyle w:val="Compact"/>
-            </w:pPr>
-            <w:r>
+              <w:spacing w:line="240" w:lineRule="auto" w:before="0" w:after="0"/>
+            </w:pPr>
+            <w:r>
+              <w:rPr>
+                <w:rFonts w:ascii="Times New Roman" w:hAnsi="Times New Roman"/>
+                <w:sz w:val="24"/>
+              </w:rPr>
               <w:t xml:space="preserve">Rayyan, gestión de referencias, trabajo práctico</w:t>
             </w:r>
           </w:p>
@@ -2277,8 +3632,13 @@
           <w:p>
             <w:pPr>
               <w:pStyle w:val="Compact"/>
-            </w:pPr>
-            <w:r>
+              <w:spacing w:line="240" w:lineRule="auto" w:before="0" w:after="0"/>
+            </w:pPr>
+            <w:r>
+              <w:rPr>
+                <w:rFonts w:ascii="Times New Roman" w:hAnsi="Times New Roman"/>
+                <w:sz w:val="24"/>
+              </w:rPr>
               <w:t xml:space="preserve">Taller hands-on</w:t>
             </w:r>
           </w:p>
@@ -2290,8 +3650,13 @@
           <w:p>
             <w:pPr>
               <w:pStyle w:val="Compact"/>
-            </w:pPr>
-            <w:r>
+              <w:spacing w:line="240" w:lineRule="auto" w:before="0" w:after="0"/>
+            </w:pPr>
+            <w:r>
+              <w:rPr>
+                <w:rFonts w:ascii="Times New Roman" w:hAnsi="Times New Roman"/>
+                <w:sz w:val="24"/>
+              </w:rPr>
               <w:t xml:space="preserve">3</w:t>
             </w:r>
           </w:p>
@@ -2301,8 +3666,13 @@
           <w:p>
             <w:pPr>
               <w:pStyle w:val="Compact"/>
-            </w:pPr>
-            <w:r>
+              <w:spacing w:line="240" w:lineRule="auto" w:before="0" w:after="0"/>
+            </w:pPr>
+            <w:r>
+              <w:rPr>
+                <w:rFonts w:ascii="Times New Roman" w:hAnsi="Times New Roman"/>
+                <w:sz w:val="24"/>
+              </w:rPr>
               <w:t xml:space="preserve">L</w:t>
             </w:r>
           </w:p>
@@ -2312,8 +3682,13 @@
           <w:p>
             <w:pPr>
               <w:pStyle w:val="Compact"/>
-            </w:pPr>
-            <w:r>
+              <w:spacing w:line="240" w:lineRule="auto" w:before="0" w:after="0"/>
+            </w:pPr>
+            <w:r>
+              <w:rPr>
+                <w:rFonts w:ascii="Times New Roman" w:hAnsi="Times New Roman"/>
+                <w:sz w:val="24"/>
+              </w:rPr>
               <w:t xml:space="preserve">Fund</w:t>
             </w:r>
           </w:p>
@@ -2323,8 +3698,13 @@
           <w:p>
             <w:pPr>
               <w:pStyle w:val="Compact"/>
-            </w:pPr>
-            <w:r>
+              <w:spacing w:line="240" w:lineRule="auto" w:before="0" w:after="0"/>
+            </w:pPr>
+            <w:r>
+              <w:rPr>
+                <w:rFonts w:ascii="Times New Roman" w:hAnsi="Times New Roman"/>
+                <w:sz w:val="24"/>
+              </w:rPr>
               <w:t xml:space="preserve">Síntesis: PICO refinado en equipos</w:t>
             </w:r>
           </w:p>
@@ -2334,8 +3714,13 @@
           <w:p>
             <w:pPr>
               <w:pStyle w:val="Compact"/>
-            </w:pPr>
-            <w:r>
+              <w:spacing w:line="240" w:lineRule="auto" w:before="0" w:after="0"/>
+            </w:pPr>
+            <w:r>
+              <w:rPr>
+                <w:rFonts w:ascii="Times New Roman" w:hAnsi="Times New Roman"/>
+                <w:sz w:val="24"/>
+              </w:rPr>
               <w:t xml:space="preserve">Trabajo colaborativo</w:t>
             </w:r>
           </w:p>
@@ -2347,8 +3732,13 @@
           <w:p>
             <w:pPr>
               <w:pStyle w:val="Compact"/>
-            </w:pPr>
-            <w:r>
+              <w:spacing w:line="240" w:lineRule="auto" w:before="0" w:after="0"/>
+            </w:pPr>
+            <w:r>
+              <w:rPr>
+                <w:rFonts w:ascii="Times New Roman" w:hAnsi="Times New Roman"/>
+                <w:sz w:val="24"/>
+              </w:rPr>
               <w:t xml:space="preserve">3</w:t>
             </w:r>
           </w:p>
@@ -2358,8 +3748,13 @@
           <w:p>
             <w:pPr>
               <w:pStyle w:val="Compact"/>
-            </w:pPr>
-            <w:r>
+              <w:spacing w:line="240" w:lineRule="auto" w:before="0" w:after="0"/>
+            </w:pPr>
+            <w:r>
+              <w:rPr>
+                <w:rFonts w:ascii="Times New Roman" w:hAnsi="Times New Roman"/>
+                <w:sz w:val="24"/>
+              </w:rPr>
               <w:t xml:space="preserve">J</w:t>
             </w:r>
           </w:p>
@@ -2369,8 +3764,13 @@
           <w:p>
             <w:pPr>
               <w:pStyle w:val="Compact"/>
-            </w:pPr>
-            <w:r>
+              <w:spacing w:line="240" w:lineRule="auto" w:before="0" w:after="0"/>
+            </w:pPr>
+            <w:r>
+              <w:rPr>
+                <w:rFonts w:ascii="Times New Roman" w:hAnsi="Times New Roman"/>
+                <w:sz w:val="24"/>
+              </w:rPr>
               <w:t xml:space="preserve">Fund</w:t>
             </w:r>
           </w:p>
@@ -2380,19 +3780,29 @@
           <w:p>
             <w:pPr>
               <w:pStyle w:val="Compact"/>
-            </w:pPr>
-            <w:r>
-              <w:t xml:space="preserve">Presentación de preguntas PICO (estudiantes), discussión</w:t>
-            </w:r>
-          </w:p>
-        </w:tc>
-        <w:tc>
-          <w:tcPr/>
-          <w:p>
-            <w:pPr>
-              <w:pStyle w:val="Compact"/>
-            </w:pPr>
-            <w:r>
+              <w:spacing w:line="240" w:lineRule="auto" w:before="0" w:after="0"/>
+            </w:pPr>
+            <w:r>
+              <w:rPr>
+                <w:rFonts w:ascii="Times New Roman" w:hAnsi="Times New Roman"/>
+                <w:sz w:val="24"/>
+              </w:rPr>
+              <w:t xml:space="preserve">Presentación de preguntas PICO (estudiantes), discusión</w:t>
+            </w:r>
+          </w:p>
+        </w:tc>
+        <w:tc>
+          <w:tcPr/>
+          <w:p>
+            <w:pPr>
+              <w:pStyle w:val="Compact"/>
+              <w:spacing w:line="240" w:lineRule="auto" w:before="0" w:after="0"/>
+            </w:pPr>
+            <w:r>
+              <w:rPr>
+                <w:rFonts w:ascii="Times New Roman" w:hAnsi="Times New Roman"/>
+                <w:sz w:val="24"/>
+              </w:rPr>
               <w:t xml:space="preserve">Peer-learning</w:t>
             </w:r>
           </w:p>
@@ -2404,8 +3814,13 @@
           <w:p>
             <w:pPr>
               <w:pStyle w:val="Compact"/>
-            </w:pPr>
-            <w:r>
+              <w:spacing w:line="240" w:lineRule="auto" w:before="0" w:after="0"/>
+            </w:pPr>
+            <w:r>
+              <w:rPr>
+                <w:rFonts w:ascii="Times New Roman" w:hAnsi="Times New Roman"/>
+                <w:sz w:val="24"/>
+              </w:rPr>
               <w:t xml:space="preserve">4</w:t>
             </w:r>
           </w:p>
@@ -2415,8 +3830,13 @@
           <w:p>
             <w:pPr>
               <w:pStyle w:val="Compact"/>
-            </w:pPr>
-            <w:r>
+              <w:spacing w:line="240" w:lineRule="auto" w:before="0" w:after="0"/>
+            </w:pPr>
+            <w:r>
+              <w:rPr>
+                <w:rFonts w:ascii="Times New Roman" w:hAnsi="Times New Roman"/>
+                <w:sz w:val="24"/>
+              </w:rPr>
               <w:t xml:space="preserve">L</w:t>
             </w:r>
           </w:p>
@@ -2426,8 +3846,13 @@
           <w:p>
             <w:pPr>
               <w:pStyle w:val="Compact"/>
-            </w:pPr>
-            <w:r>
+              <w:spacing w:line="240" w:lineRule="auto" w:before="0" w:after="0"/>
+            </w:pPr>
+            <w:r>
+              <w:rPr>
+                <w:rFonts w:ascii="Times New Roman" w:hAnsi="Times New Roman"/>
+                <w:sz w:val="24"/>
+              </w:rPr>
               <w:t xml:space="preserve">Diseños</w:t>
             </w:r>
           </w:p>
@@ -2437,8 +3862,13 @@
           <w:p>
             <w:pPr>
               <w:pStyle w:val="Compact"/>
-            </w:pPr>
-            <w:r>
+              <w:spacing w:line="240" w:lineRule="auto" w:before="0" w:after="0"/>
+            </w:pPr>
+            <w:r>
+              <w:rPr>
+                <w:rFonts w:ascii="Times New Roman" w:hAnsi="Times New Roman"/>
+                <w:sz w:val="24"/>
+              </w:rPr>
               <w:t xml:space="preserve">Intro diseños: espectro observacional-experimental, descriptivos</w:t>
             </w:r>
           </w:p>
@@ -2448,8 +3878,13 @@
           <w:p>
             <w:pPr>
               <w:pStyle w:val="Compact"/>
-            </w:pPr>
-            <w:r>
+              <w:spacing w:line="240" w:lineRule="auto" w:before="0" w:after="0"/>
+            </w:pPr>
+            <w:r>
+              <w:rPr>
+                <w:rFonts w:ascii="Times New Roman" w:hAnsi="Times New Roman"/>
+                <w:sz w:val="24"/>
+              </w:rPr>
               <w:t xml:space="preserve">Clase + casos</w:t>
             </w:r>
           </w:p>
@@ -2461,8 +3896,13 @@
           <w:p>
             <w:pPr>
               <w:pStyle w:val="Compact"/>
-            </w:pPr>
-            <w:r>
+              <w:spacing w:line="240" w:lineRule="auto" w:before="0" w:after="0"/>
+            </w:pPr>
+            <w:r>
+              <w:rPr>
+                <w:rFonts w:ascii="Times New Roman" w:hAnsi="Times New Roman"/>
+                <w:sz w:val="24"/>
+              </w:rPr>
               <w:t xml:space="preserve">4</w:t>
             </w:r>
           </w:p>
@@ -2472,8 +3912,13 @@
           <w:p>
             <w:pPr>
               <w:pStyle w:val="Compact"/>
-            </w:pPr>
-            <w:r>
+              <w:spacing w:line="240" w:lineRule="auto" w:before="0" w:after="0"/>
+            </w:pPr>
+            <w:r>
+              <w:rPr>
+                <w:rFonts w:ascii="Times New Roman" w:hAnsi="Times New Roman"/>
+                <w:sz w:val="24"/>
+              </w:rPr>
               <w:t xml:space="preserve">J</w:t>
             </w:r>
           </w:p>
@@ -2483,8 +3928,13 @@
           <w:p>
             <w:pPr>
               <w:pStyle w:val="Compact"/>
-            </w:pPr>
-            <w:r>
+              <w:spacing w:line="240" w:lineRule="auto" w:before="0" w:after="0"/>
+            </w:pPr>
+            <w:r>
+              <w:rPr>
+                <w:rFonts w:ascii="Times New Roman" w:hAnsi="Times New Roman"/>
+                <w:sz w:val="24"/>
+              </w:rPr>
               <w:t xml:space="preserve">Diseños</w:t>
             </w:r>
           </w:p>
@@ -2494,8 +3944,13 @@
           <w:p>
             <w:pPr>
               <w:pStyle w:val="Compact"/>
-            </w:pPr>
-            <w:r>
+              <w:spacing w:line="240" w:lineRule="auto" w:before="0" w:after="0"/>
+            </w:pPr>
+            <w:r>
+              <w:rPr>
+                <w:rFonts w:ascii="Times New Roman" w:hAnsi="Times New Roman"/>
+                <w:sz w:val="24"/>
+              </w:rPr>
               <w:t xml:space="preserve">Descriptivos profundo: transversal, serie de casos, ejemplo</w:t>
             </w:r>
           </w:p>
@@ -2505,8 +3960,13 @@
           <w:p>
             <w:pPr>
               <w:pStyle w:val="Compact"/>
-            </w:pPr>
-            <w:r>
+              <w:spacing w:line="240" w:lineRule="auto" w:before="0" w:after="0"/>
+            </w:pPr>
+            <w:r>
+              <w:rPr>
+                <w:rFonts w:ascii="Times New Roman" w:hAnsi="Times New Roman"/>
+                <w:sz w:val="24"/>
+              </w:rPr>
               <w:t xml:space="preserve">Caso real + taller</w:t>
             </w:r>
           </w:p>
@@ -2518,8 +3978,13 @@
           <w:p>
             <w:pPr>
               <w:pStyle w:val="Compact"/>
-            </w:pPr>
-            <w:r>
+              <w:spacing w:line="240" w:lineRule="auto" w:before="0" w:after="0"/>
+            </w:pPr>
+            <w:r>
+              <w:rPr>
+                <w:rFonts w:ascii="Times New Roman" w:hAnsi="Times New Roman"/>
+                <w:sz w:val="24"/>
+              </w:rPr>
               <w:t xml:space="preserve">5</w:t>
             </w:r>
           </w:p>
@@ -2529,8 +3994,13 @@
           <w:p>
             <w:pPr>
               <w:pStyle w:val="Compact"/>
-            </w:pPr>
-            <w:r>
+              <w:spacing w:line="240" w:lineRule="auto" w:before="0" w:after="0"/>
+            </w:pPr>
+            <w:r>
+              <w:rPr>
+                <w:rFonts w:ascii="Times New Roman" w:hAnsi="Times New Roman"/>
+                <w:sz w:val="24"/>
+              </w:rPr>
               <w:t xml:space="preserve">L</w:t>
             </w:r>
           </w:p>
@@ -2540,8 +4010,13 @@
           <w:p>
             <w:pPr>
               <w:pStyle w:val="Compact"/>
-            </w:pPr>
-            <w:r>
+              <w:spacing w:line="240" w:lineRule="auto" w:before="0" w:after="0"/>
+            </w:pPr>
+            <w:r>
+              <w:rPr>
+                <w:rFonts w:ascii="Times New Roman" w:hAnsi="Times New Roman"/>
+                <w:sz w:val="24"/>
+              </w:rPr>
               <w:t xml:space="preserve">Diseños</w:t>
             </w:r>
           </w:p>
@@ -2551,8 +4026,13 @@
           <w:p>
             <w:pPr>
               <w:pStyle w:val="Compact"/>
-            </w:pPr>
-            <w:r>
+              <w:spacing w:line="240" w:lineRule="auto" w:before="0" w:after="0"/>
+            </w:pPr>
+            <w:r>
+              <w:rPr>
+                <w:rFonts w:ascii="Times New Roman" w:hAnsi="Times New Roman"/>
+                <w:sz w:val="24"/>
+              </w:rPr>
               <w:t xml:space="preserve">Cohorte: diseño, sesgos, ejemplo masas renales</w:t>
             </w:r>
           </w:p>
@@ -2562,8 +4042,13 @@
           <w:p>
             <w:pPr>
               <w:pStyle w:val="Compact"/>
-            </w:pPr>
-            <w:r>
+              <w:spacing w:line="240" w:lineRule="auto" w:before="0" w:after="0"/>
+            </w:pPr>
+            <w:r>
+              <w:rPr>
+                <w:rFonts w:ascii="Times New Roman" w:hAnsi="Times New Roman"/>
+                <w:sz w:val="24"/>
+              </w:rPr>
               <w:t xml:space="preserve">Clase + análisis</w:t>
             </w:r>
           </w:p>
@@ -2575,8 +4060,13 @@
           <w:p>
             <w:pPr>
               <w:pStyle w:val="Compact"/>
-            </w:pPr>
-            <w:r>
+              <w:spacing w:line="240" w:lineRule="auto" w:before="0" w:after="0"/>
+            </w:pPr>
+            <w:r>
+              <w:rPr>
+                <w:rFonts w:ascii="Times New Roman" w:hAnsi="Times New Roman"/>
+                <w:sz w:val="24"/>
+              </w:rPr>
               <w:t xml:space="preserve">5</w:t>
             </w:r>
           </w:p>
@@ -2586,8 +4076,13 @@
           <w:p>
             <w:pPr>
               <w:pStyle w:val="Compact"/>
-            </w:pPr>
-            <w:r>
+              <w:spacing w:line="240" w:lineRule="auto" w:before="0" w:after="0"/>
+            </w:pPr>
+            <w:r>
+              <w:rPr>
+                <w:rFonts w:ascii="Times New Roman" w:hAnsi="Times New Roman"/>
+                <w:sz w:val="24"/>
+              </w:rPr>
               <w:t xml:space="preserve">J</w:t>
             </w:r>
           </w:p>
@@ -2597,8 +4092,13 @@
           <w:p>
             <w:pPr>
               <w:pStyle w:val="Compact"/>
-            </w:pPr>
-            <w:r>
+              <w:spacing w:line="240" w:lineRule="auto" w:before="0" w:after="0"/>
+            </w:pPr>
+            <w:r>
+              <w:rPr>
+                <w:rFonts w:ascii="Times New Roman" w:hAnsi="Times New Roman"/>
+                <w:sz w:val="24"/>
+              </w:rPr>
               <w:t xml:space="preserve">Diseños</w:t>
             </w:r>
           </w:p>
@@ -2608,8 +4108,13 @@
           <w:p>
             <w:pPr>
               <w:pStyle w:val="Compact"/>
-            </w:pPr>
-            <w:r>
+              <w:spacing w:line="240" w:lineRule="auto" w:before="0" w:after="0"/>
+            </w:pPr>
+            <w:r>
+              <w:rPr>
+                <w:rFonts w:ascii="Times New Roman" w:hAnsi="Times New Roman"/>
+                <w:sz w:val="24"/>
+              </w:rPr>
               <w:t xml:space="preserve">Caso-control: diseño, ventajas, limitaciones</w:t>
             </w:r>
           </w:p>
@@ -2619,8 +4124,13 @@
           <w:p>
             <w:pPr>
               <w:pStyle w:val="Compact"/>
-            </w:pPr>
-            <w:r>
+              <w:spacing w:line="240" w:lineRule="auto" w:before="0" w:after="0"/>
+            </w:pPr>
+            <w:r>
+              <w:rPr>
+                <w:rFonts w:ascii="Times New Roman" w:hAnsi="Times New Roman"/>
+                <w:sz w:val="24"/>
+              </w:rPr>
               <w:t xml:space="preserve">Clase + taller</w:t>
             </w:r>
           </w:p>
@@ -2632,8 +4142,13 @@
           <w:p>
             <w:pPr>
               <w:pStyle w:val="Compact"/>
-            </w:pPr>
-            <w:r>
+              <w:spacing w:line="240" w:lineRule="auto" w:before="0" w:after="0"/>
+            </w:pPr>
+            <w:r>
+              <w:rPr>
+                <w:rFonts w:ascii="Times New Roman" w:hAnsi="Times New Roman"/>
+                <w:sz w:val="24"/>
+              </w:rPr>
               <w:t xml:space="preserve">6</w:t>
             </w:r>
           </w:p>
@@ -2643,8 +4158,13 @@
           <w:p>
             <w:pPr>
               <w:pStyle w:val="Compact"/>
-            </w:pPr>
-            <w:r>
+              <w:spacing w:line="240" w:lineRule="auto" w:before="0" w:after="0"/>
+            </w:pPr>
+            <w:r>
+              <w:rPr>
+                <w:rFonts w:ascii="Times New Roman" w:hAnsi="Times New Roman"/>
+                <w:sz w:val="24"/>
+              </w:rPr>
               <w:t xml:space="preserve">L</w:t>
             </w:r>
           </w:p>
@@ -2654,8 +4174,13 @@
           <w:p>
             <w:pPr>
               <w:pStyle w:val="Compact"/>
-            </w:pPr>
-            <w:r>
+              <w:spacing w:line="240" w:lineRule="auto" w:before="0" w:after="0"/>
+            </w:pPr>
+            <w:r>
+              <w:rPr>
+                <w:rFonts w:ascii="Times New Roman" w:hAnsi="Times New Roman"/>
+                <w:sz w:val="24"/>
+              </w:rPr>
               <w:t xml:space="preserve">Diseños</w:t>
             </w:r>
           </w:p>
@@ -2665,8 +4190,13 @@
           <w:p>
             <w:pPr>
               <w:pStyle w:val="Compact"/>
-            </w:pPr>
-            <w:r>
+              <w:spacing w:line="240" w:lineRule="auto" w:before="0" w:after="0"/>
+            </w:pPr>
+            <w:r>
+              <w:rPr>
+                <w:rFonts w:ascii="Times New Roman" w:hAnsi="Times New Roman"/>
+                <w:sz w:val="24"/>
+              </w:rPr>
               <w:t xml:space="preserve">RCT: aleatorización, cegamiento, calidad, ejemplo cáncer renal</w:t>
             </w:r>
           </w:p>
@@ -2676,8 +4206,13 @@
           <w:p>
             <w:pPr>
               <w:pStyle w:val="Compact"/>
-            </w:pPr>
-            <w:r>
+              <w:spacing w:line="240" w:lineRule="auto" w:before="0" w:after="0"/>
+            </w:pPr>
+            <w:r>
+              <w:rPr>
+                <w:rFonts w:ascii="Times New Roman" w:hAnsi="Times New Roman"/>
+                <w:sz w:val="24"/>
+              </w:rPr>
               <w:t xml:space="preserve">Clase magistral</w:t>
             </w:r>
           </w:p>
@@ -2689,8 +4224,13 @@
           <w:p>
             <w:pPr>
               <w:pStyle w:val="Compact"/>
-            </w:pPr>
-            <w:r>
+              <w:spacing w:line="240" w:lineRule="auto" w:before="0" w:after="0"/>
+            </w:pPr>
+            <w:r>
+              <w:rPr>
+                <w:rFonts w:ascii="Times New Roman" w:hAnsi="Times New Roman"/>
+                <w:sz w:val="24"/>
+              </w:rPr>
               <w:t xml:space="preserve">6</w:t>
             </w:r>
           </w:p>
@@ -2700,8 +4240,13 @@
           <w:p>
             <w:pPr>
               <w:pStyle w:val="Compact"/>
-            </w:pPr>
-            <w:r>
+              <w:spacing w:line="240" w:lineRule="auto" w:before="0" w:after="0"/>
+            </w:pPr>
+            <w:r>
+              <w:rPr>
+                <w:rFonts w:ascii="Times New Roman" w:hAnsi="Times New Roman"/>
+                <w:sz w:val="24"/>
+              </w:rPr>
               <w:t xml:space="preserve">J</w:t>
             </w:r>
           </w:p>
@@ -2711,8 +4256,13 @@
           <w:p>
             <w:pPr>
               <w:pStyle w:val="Compact"/>
-            </w:pPr>
-            <w:r>
+              <w:spacing w:line="240" w:lineRule="auto" w:before="0" w:after="0"/>
+            </w:pPr>
+            <w:r>
+              <w:rPr>
+                <w:rFonts w:ascii="Times New Roman" w:hAnsi="Times New Roman"/>
+                <w:sz w:val="24"/>
+              </w:rPr>
               <w:t xml:space="preserve">Diseños</w:t>
             </w:r>
           </w:p>
@@ -2722,8 +4272,13 @@
           <w:p>
             <w:pPr>
               <w:pStyle w:val="Compact"/>
-            </w:pPr>
-            <w:r>
+              <w:spacing w:line="240" w:lineRule="auto" w:before="0" w:after="0"/>
+            </w:pPr>
+            <w:r>
+              <w:rPr>
+                <w:rFonts w:ascii="Times New Roman" w:hAnsi="Times New Roman"/>
+                <w:sz w:val="24"/>
+              </w:rPr>
               <w:t xml:space="preserve">RCT análisis profundo, comunes errores</w:t>
             </w:r>
           </w:p>
@@ -2733,8 +4288,13 @@
           <w:p>
             <w:pPr>
               <w:pStyle w:val="Compact"/>
-            </w:pPr>
-            <w:r>
+              <w:spacing w:line="240" w:lineRule="auto" w:before="0" w:after="0"/>
+            </w:pPr>
+            <w:r>
+              <w:rPr>
+                <w:rFonts w:ascii="Times New Roman" w:hAnsi="Times New Roman"/>
+                <w:sz w:val="24"/>
+              </w:rPr>
               <w:t xml:space="preserve">Taller crítico</w:t>
             </w:r>
           </w:p>
@@ -2746,8 +4306,13 @@
           <w:p>
             <w:pPr>
               <w:pStyle w:val="Compact"/>
-            </w:pPr>
-            <w:r>
+              <w:spacing w:line="240" w:lineRule="auto" w:before="0" w:after="0"/>
+            </w:pPr>
+            <w:r>
+              <w:rPr>
+                <w:rFonts w:ascii="Times New Roman" w:hAnsi="Times New Roman"/>
+                <w:sz w:val="24"/>
+              </w:rPr>
               <w:t xml:space="preserve">7</w:t>
             </w:r>
           </w:p>
@@ -2757,8 +4322,13 @@
           <w:p>
             <w:pPr>
               <w:pStyle w:val="Compact"/>
-            </w:pPr>
-            <w:r>
+              <w:spacing w:line="240" w:lineRule="auto" w:before="0" w:after="0"/>
+            </w:pPr>
+            <w:r>
+              <w:rPr>
+                <w:rFonts w:ascii="Times New Roman" w:hAnsi="Times New Roman"/>
+                <w:sz w:val="24"/>
+              </w:rPr>
               <w:t xml:space="preserve">L</w:t>
             </w:r>
           </w:p>
@@ -2768,8 +4338,13 @@
           <w:p>
             <w:pPr>
               <w:pStyle w:val="Compact"/>
-            </w:pPr>
-            <w:r>
+              <w:spacing w:line="240" w:lineRule="auto" w:before="0" w:after="0"/>
+            </w:pPr>
+            <w:r>
+              <w:rPr>
+                <w:rFonts w:ascii="Times New Roman" w:hAnsi="Times New Roman"/>
+                <w:sz w:val="24"/>
+              </w:rPr>
               <w:t xml:space="preserve">Diseños</w:t>
             </w:r>
           </w:p>
@@ -2779,8 +4354,13 @@
           <w:p>
             <w:pPr>
               <w:pStyle w:val="Compact"/>
-            </w:pPr>
-            <w:r>
+              <w:spacing w:line="240" w:lineRule="auto" w:before="0" w:after="0"/>
+            </w:pPr>
+            <w:r>
+              <w:rPr>
+                <w:rFonts w:ascii="Times New Roman" w:hAnsi="Times New Roman"/>
+                <w:sz w:val="24"/>
+              </w:rPr>
               <w:t xml:space="preserve">Revisiones sistemáticas &amp; meta-análisis: síntesis de evidencia</w:t>
             </w:r>
           </w:p>
@@ -2790,9 +4370,14 @@
           <w:p>
             <w:pPr>
               <w:pStyle w:val="Compact"/>
-            </w:pPr>
-            <w:r>
-              <w:t xml:space="preserve">Clase + prácticas Rayyan</w:t>
+              <w:spacing w:line="240" w:lineRule="auto" w:before="0" w:after="0"/>
+            </w:pPr>
+            <w:r>
+              <w:rPr>
+                <w:rFonts w:ascii="Times New Roman" w:hAnsi="Times New Roman"/>
+                <w:sz w:val="24"/>
+              </w:rPr>
+              <w:t xml:space="preserve">Clase + prácticas</w:t>
             </w:r>
           </w:p>
         </w:tc>
@@ -2803,8 +4388,13 @@
           <w:p>
             <w:pPr>
               <w:pStyle w:val="Compact"/>
-            </w:pPr>
-            <w:r>
+              <w:spacing w:line="240" w:lineRule="auto" w:before="0" w:after="0"/>
+            </w:pPr>
+            <w:r>
+              <w:rPr>
+                <w:rFonts w:ascii="Times New Roman" w:hAnsi="Times New Roman"/>
+                <w:sz w:val="24"/>
+              </w:rPr>
               <w:t xml:space="preserve">7</w:t>
             </w:r>
           </w:p>
@@ -2814,8 +4404,13 @@
           <w:p>
             <w:pPr>
               <w:pStyle w:val="Compact"/>
-            </w:pPr>
-            <w:r>
+              <w:spacing w:line="240" w:lineRule="auto" w:before="0" w:after="0"/>
+            </w:pPr>
+            <w:r>
+              <w:rPr>
+                <w:rFonts w:ascii="Times New Roman" w:hAnsi="Times New Roman"/>
+                <w:sz w:val="24"/>
+              </w:rPr>
               <w:t xml:space="preserve">J</w:t>
             </w:r>
           </w:p>
@@ -2825,8 +4420,13 @@
           <w:p>
             <w:pPr>
               <w:pStyle w:val="Compact"/>
-            </w:pPr>
-            <w:r>
+              <w:spacing w:line="240" w:lineRule="auto" w:before="0" w:after="0"/>
+            </w:pPr>
+            <w:r>
+              <w:rPr>
+                <w:rFonts w:ascii="Times New Roman" w:hAnsi="Times New Roman"/>
+                <w:sz w:val="24"/>
+              </w:rPr>
               <w:t xml:space="preserve">Diseños</w:t>
             </w:r>
           </w:p>
@@ -2836,8 +4436,13 @@
           <w:p>
             <w:pPr>
               <w:pStyle w:val="Compact"/>
-            </w:pPr>
-            <w:r>
+              <w:spacing w:line="240" w:lineRule="auto" w:before="0" w:after="0"/>
+            </w:pPr>
+            <w:r>
+              <w:rPr>
+                <w:rFonts w:ascii="Times New Roman" w:hAnsi="Times New Roman"/>
+                <w:sz w:val="24"/>
+              </w:rPr>
               <w:t xml:space="preserve">Matriz comparativa: fortalezas/debilidades de diseños</w:t>
             </w:r>
           </w:p>
@@ -2847,8 +4452,13 @@
           <w:p>
             <w:pPr>
               <w:pStyle w:val="Compact"/>
-            </w:pPr>
-            <w:r>
+              <w:spacing w:line="240" w:lineRule="auto" w:before="0" w:after="0"/>
+            </w:pPr>
+            <w:r>
+              <w:rPr>
+                <w:rFonts w:ascii="Times New Roman" w:hAnsi="Times New Roman"/>
+                <w:sz w:val="24"/>
+              </w:rPr>
               <w:t xml:space="preserve">Síntesis colaborativa</w:t>
             </w:r>
           </w:p>
@@ -2860,8 +4470,13 @@
           <w:p>
             <w:pPr>
               <w:pStyle w:val="Compact"/>
-            </w:pPr>
-            <w:r>
+              <w:spacing w:line="240" w:lineRule="auto" w:before="0" w:after="0"/>
+            </w:pPr>
+            <w:r>
+              <w:rPr>
+                <w:rFonts w:ascii="Times New Roman" w:hAnsi="Times New Roman"/>
+                <w:sz w:val="24"/>
+              </w:rPr>
               <w:t xml:space="preserve">8</w:t>
             </w:r>
           </w:p>
@@ -2871,8 +4486,13 @@
           <w:p>
             <w:pPr>
               <w:pStyle w:val="Compact"/>
-            </w:pPr>
-            <w:r>
+              <w:spacing w:line="240" w:lineRule="auto" w:before="0" w:after="0"/>
+            </w:pPr>
+            <w:r>
+              <w:rPr>
+                <w:rFonts w:ascii="Times New Roman" w:hAnsi="Times New Roman"/>
+                <w:sz w:val="24"/>
+              </w:rPr>
               <w:t xml:space="preserve">L</w:t>
             </w:r>
           </w:p>
@@ -2882,8 +4502,13 @@
           <w:p>
             <w:pPr>
               <w:pStyle w:val="Compact"/>
-            </w:pPr>
-            <w:r>
+              <w:spacing w:line="240" w:lineRule="auto" w:before="0" w:after="0"/>
+            </w:pPr>
+            <w:r>
+              <w:rPr>
+                <w:rFonts w:ascii="Times New Roman" w:hAnsi="Times New Roman"/>
+                <w:sz w:val="24"/>
+              </w:rPr>
               <w:t xml:space="preserve">Ética</w:t>
             </w:r>
           </w:p>
@@ -2893,8 +4518,13 @@
           <w:p>
             <w:pPr>
               <w:pStyle w:val="Compact"/>
-            </w:pPr>
-            <w:r>
+              <w:spacing w:line="240" w:lineRule="auto" w:before="0" w:after="0"/>
+            </w:pPr>
+            <w:r>
+              <w:rPr>
+                <w:rFonts w:ascii="Times New Roman" w:hAnsi="Times New Roman"/>
+                <w:sz w:val="24"/>
+              </w:rPr>
               <w:t xml:space="preserve">Principios: Belmont, autonomía, beneficencia, justicia</w:t>
             </w:r>
           </w:p>
@@ -2904,8 +4534,13 @@
           <w:p>
             <w:pPr>
               <w:pStyle w:val="Compact"/>
-            </w:pPr>
-            <w:r>
+              <w:spacing w:line="240" w:lineRule="auto" w:before="0" w:after="0"/>
+            </w:pPr>
+            <w:r>
+              <w:rPr>
+                <w:rFonts w:ascii="Times New Roman" w:hAnsi="Times New Roman"/>
+                <w:sz w:val="24"/>
+              </w:rPr>
               <w:t xml:space="preserve">Clase + casos</w:t>
             </w:r>
           </w:p>
@@ -2917,8 +4552,13 @@
           <w:p>
             <w:pPr>
               <w:pStyle w:val="Compact"/>
-            </w:pPr>
-            <w:r>
+              <w:spacing w:line="240" w:lineRule="auto" w:before="0" w:after="0"/>
+            </w:pPr>
+            <w:r>
+              <w:rPr>
+                <w:rFonts w:ascii="Times New Roman" w:hAnsi="Times New Roman"/>
+                <w:sz w:val="24"/>
+              </w:rPr>
               <w:t xml:space="preserve">8</w:t>
             </w:r>
           </w:p>
@@ -2928,8 +4568,13 @@
           <w:p>
             <w:pPr>
               <w:pStyle w:val="Compact"/>
-            </w:pPr>
-            <w:r>
+              <w:spacing w:line="240" w:lineRule="auto" w:before="0" w:after="0"/>
+            </w:pPr>
+            <w:r>
+              <w:rPr>
+                <w:rFonts w:ascii="Times New Roman" w:hAnsi="Times New Roman"/>
+                <w:sz w:val="24"/>
+              </w:rPr>
               <w:t xml:space="preserve">J</w:t>
             </w:r>
           </w:p>
@@ -2939,8 +4584,13 @@
           <w:p>
             <w:pPr>
               <w:pStyle w:val="Compact"/>
-            </w:pPr>
-            <w:r>
+              <w:spacing w:line="240" w:lineRule="auto" w:before="0" w:after="0"/>
+            </w:pPr>
+            <w:r>
+              <w:rPr>
+                <w:rFonts w:ascii="Times New Roman" w:hAnsi="Times New Roman"/>
+                <w:sz w:val="24"/>
+              </w:rPr>
               <w:t xml:space="preserve">Ética</w:t>
             </w:r>
           </w:p>
@@ -2950,8 +4600,13 @@
           <w:p>
             <w:pPr>
               <w:pStyle w:val="Compact"/>
-            </w:pPr>
-            <w:r>
+              <w:spacing w:line="240" w:lineRule="auto" w:before="0" w:after="0"/>
+            </w:pPr>
+            <w:r>
+              <w:rPr>
+                <w:rFonts w:ascii="Times New Roman" w:hAnsi="Times New Roman"/>
+                <w:sz w:val="24"/>
+              </w:rPr>
               <w:t xml:space="preserve">Consentimiento informado, caso vulnerable (indígenas, rurales)</w:t>
             </w:r>
           </w:p>
@@ -2961,8 +4616,13 @@
           <w:p>
             <w:pPr>
               <w:pStyle w:val="Compact"/>
-            </w:pPr>
-            <w:r>
+              <w:spacing w:line="240" w:lineRule="auto" w:before="0" w:after="0"/>
+            </w:pPr>
+            <w:r>
+              <w:rPr>
+                <w:rFonts w:ascii="Times New Roman" w:hAnsi="Times New Roman"/>
+                <w:sz w:val="24"/>
+              </w:rPr>
               <w:t xml:space="preserve">Discusión ética profunda</w:t>
             </w:r>
           </w:p>
@@ -2974,8 +4634,13 @@
           <w:p>
             <w:pPr>
               <w:pStyle w:val="Compact"/>
-            </w:pPr>
-            <w:r>
+              <w:spacing w:line="240" w:lineRule="auto" w:before="0" w:after="0"/>
+            </w:pPr>
+            <w:r>
+              <w:rPr>
+                <w:rFonts w:ascii="Times New Roman" w:hAnsi="Times New Roman"/>
+                <w:sz w:val="24"/>
+              </w:rPr>
               <w:t xml:space="preserve">9</w:t>
             </w:r>
           </w:p>
@@ -2985,8 +4650,13 @@
           <w:p>
             <w:pPr>
               <w:pStyle w:val="Compact"/>
-            </w:pPr>
-            <w:r>
+              <w:spacing w:line="240" w:lineRule="auto" w:before="0" w:after="0"/>
+            </w:pPr>
+            <w:r>
+              <w:rPr>
+                <w:rFonts w:ascii="Times New Roman" w:hAnsi="Times New Roman"/>
+                <w:sz w:val="24"/>
+              </w:rPr>
               <w:t xml:space="preserve">L</w:t>
             </w:r>
           </w:p>
@@ -2996,8 +4666,13 @@
           <w:p>
             <w:pPr>
               <w:pStyle w:val="Compact"/>
-            </w:pPr>
-            <w:r>
+              <w:spacing w:line="240" w:lineRule="auto" w:before="0" w:after="0"/>
+            </w:pPr>
+            <w:r>
+              <w:rPr>
+                <w:rFonts w:ascii="Times New Roman" w:hAnsi="Times New Roman"/>
+                <w:sz w:val="24"/>
+              </w:rPr>
               <w:t xml:space="preserve">Ética</w:t>
             </w:r>
           </w:p>
@@ -3007,8 +4682,13 @@
           <w:p>
             <w:pPr>
               <w:pStyle w:val="Compact"/>
-            </w:pPr>
-            <w:r>
+              <w:spacing w:line="240" w:lineRule="auto" w:before="0" w:after="0"/>
+            </w:pPr>
+            <w:r>
+              <w:rPr>
+                <w:rFonts w:ascii="Times New Roman" w:hAnsi="Times New Roman"/>
+                <w:sz w:val="24"/>
+              </w:rPr>
               <w:t xml:space="preserve">Comités ética (CEI/CEIBA): procesos, documentos, timelines</w:t>
             </w:r>
           </w:p>
@@ -3018,8 +4698,13 @@
           <w:p>
             <w:pPr>
               <w:pStyle w:val="Compact"/>
-            </w:pPr>
-            <w:r>
+              <w:spacing w:line="240" w:lineRule="auto" w:before="0" w:after="0"/>
+            </w:pPr>
+            <w:r>
+              <w:rPr>
+                <w:rFonts w:ascii="Times New Roman" w:hAnsi="Times New Roman"/>
+                <w:sz w:val="24"/>
+              </w:rPr>
               <w:t xml:space="preserve">Clase + invitado</w:t>
             </w:r>
           </w:p>
@@ -3031,8 +4716,13 @@
           <w:p>
             <w:pPr>
               <w:pStyle w:val="Compact"/>
-            </w:pPr>
-            <w:r>
+              <w:spacing w:line="240" w:lineRule="auto" w:before="0" w:after="0"/>
+            </w:pPr>
+            <w:r>
+              <w:rPr>
+                <w:rFonts w:ascii="Times New Roman" w:hAnsi="Times New Roman"/>
+                <w:sz w:val="24"/>
+              </w:rPr>
               <w:t xml:space="preserve">9</w:t>
             </w:r>
           </w:p>
@@ -3042,8 +4732,13 @@
           <w:p>
             <w:pPr>
               <w:pStyle w:val="Compact"/>
-            </w:pPr>
-            <w:r>
+              <w:spacing w:line="240" w:lineRule="auto" w:before="0" w:after="0"/>
+            </w:pPr>
+            <w:r>
+              <w:rPr>
+                <w:rFonts w:ascii="Times New Roman" w:hAnsi="Times New Roman"/>
+                <w:sz w:val="24"/>
+              </w:rPr>
               <w:t xml:space="preserve">J</w:t>
             </w:r>
           </w:p>
@@ -3053,8 +4748,13 @@
           <w:p>
             <w:pPr>
               <w:pStyle w:val="Compact"/>
-            </w:pPr>
-            <w:r>
+              <w:spacing w:line="240" w:lineRule="auto" w:before="0" w:after="0"/>
+            </w:pPr>
+            <w:r>
+              <w:rPr>
+                <w:rFonts w:ascii="Times New Roman" w:hAnsi="Times New Roman"/>
+                <w:sz w:val="24"/>
+              </w:rPr>
               <w:t xml:space="preserve">Ética</w:t>
             </w:r>
           </w:p>
@@ -3064,8 +4764,13 @@
           <w:p>
             <w:pPr>
               <w:pStyle w:val="Compact"/>
-            </w:pPr>
-            <w:r>
+              <w:spacing w:line="240" w:lineRule="auto" w:before="0" w:after="0"/>
+            </w:pPr>
+            <w:r>
+              <w:rPr>
+                <w:rFonts w:ascii="Times New Roman" w:hAnsi="Times New Roman"/>
+                <w:sz w:val="24"/>
+              </w:rPr>
               <w:t xml:space="preserve">Sesión comité simulada o visita (si es posible)</w:t>
             </w:r>
           </w:p>
@@ -3075,8 +4780,13 @@
           <w:p>
             <w:pPr>
               <w:pStyle w:val="Compact"/>
-            </w:pPr>
-            <w:r>
+              <w:spacing w:line="240" w:lineRule="auto" w:before="0" w:after="0"/>
+            </w:pPr>
+            <w:r>
+              <w:rPr>
+                <w:rFonts w:ascii="Times New Roman" w:hAnsi="Times New Roman"/>
+                <w:sz w:val="24"/>
+              </w:rPr>
               <w:t xml:space="preserve">Experiencial</w:t>
             </w:r>
           </w:p>
@@ -3088,8 +4798,13 @@
           <w:p>
             <w:pPr>
               <w:pStyle w:val="Compact"/>
-            </w:pPr>
-            <w:r>
+              <w:spacing w:line="240" w:lineRule="auto" w:before="0" w:after="0"/>
+            </w:pPr>
+            <w:r>
+              <w:rPr>
+                <w:rFonts w:ascii="Times New Roman" w:hAnsi="Times New Roman"/>
+                <w:sz w:val="24"/>
+              </w:rPr>
               <w:t xml:space="preserve">10</w:t>
             </w:r>
           </w:p>
@@ -3099,8 +4814,13 @@
           <w:p>
             <w:pPr>
               <w:pStyle w:val="Compact"/>
-            </w:pPr>
-            <w:r>
+              <w:spacing w:line="240" w:lineRule="auto" w:before="0" w:after="0"/>
+            </w:pPr>
+            <w:r>
+              <w:rPr>
+                <w:rFonts w:ascii="Times New Roman" w:hAnsi="Times New Roman"/>
+                <w:sz w:val="24"/>
+              </w:rPr>
               <w:t xml:space="preserve">L</w:t>
             </w:r>
           </w:p>
@@ -3110,8 +4830,13 @@
           <w:p>
             <w:pPr>
               <w:pStyle w:val="Compact"/>
-            </w:pPr>
-            <w:r>
+              <w:spacing w:line="240" w:lineRule="auto" w:before="0" w:after="0"/>
+            </w:pPr>
+            <w:r>
+              <w:rPr>
+                <w:rFonts w:ascii="Times New Roman" w:hAnsi="Times New Roman"/>
+                <w:sz w:val="24"/>
+              </w:rPr>
               <w:t xml:space="preserve">Ética</w:t>
             </w:r>
           </w:p>
@@ -3121,8 +4846,13 @@
           <w:p>
             <w:pPr>
               <w:pStyle w:val="Compact"/>
-            </w:pPr>
-            <w:r>
+              <w:spacing w:line="240" w:lineRule="auto" w:before="0" w:after="0"/>
+            </w:pPr>
+            <w:r>
+              <w:rPr>
+                <w:rFonts w:ascii="Times New Roman" w:hAnsi="Times New Roman"/>
+                <w:sz w:val="24"/>
+              </w:rPr>
               <w:t xml:space="preserve">Integridad: plagio, LPU, p-hacking, autocita</w:t>
             </w:r>
           </w:p>
@@ -3132,8 +4862,13 @@
           <w:p>
             <w:pPr>
               <w:pStyle w:val="Compact"/>
-            </w:pPr>
-            <w:r>
+              <w:spacing w:line="240" w:lineRule="auto" w:before="0" w:after="0"/>
+            </w:pPr>
+            <w:r>
+              <w:rPr>
+                <w:rFonts w:ascii="Times New Roman" w:hAnsi="Times New Roman"/>
+                <w:sz w:val="24"/>
+              </w:rPr>
               <w:t xml:space="preserve">Taller + casos</w:t>
             </w:r>
           </w:p>
@@ -3145,8 +4880,13 @@
           <w:p>
             <w:pPr>
               <w:pStyle w:val="Compact"/>
-            </w:pPr>
-            <w:r>
+              <w:spacing w:line="240" w:lineRule="auto" w:before="0" w:after="0"/>
+            </w:pPr>
+            <w:r>
+              <w:rPr>
+                <w:rFonts w:ascii="Times New Roman" w:hAnsi="Times New Roman"/>
+                <w:sz w:val="24"/>
+              </w:rPr>
               <w:t xml:space="preserve">10</w:t>
             </w:r>
           </w:p>
@@ -3156,8 +4896,13 @@
           <w:p>
             <w:pPr>
               <w:pStyle w:val="Compact"/>
-            </w:pPr>
-            <w:r>
+              <w:spacing w:line="240" w:lineRule="auto" w:before="0" w:after="0"/>
+            </w:pPr>
+            <w:r>
+              <w:rPr>
+                <w:rFonts w:ascii="Times New Roman" w:hAnsi="Times New Roman"/>
+                <w:sz w:val="24"/>
+              </w:rPr>
               <w:t xml:space="preserve">J</w:t>
             </w:r>
           </w:p>
@@ -3167,8 +4912,13 @@
           <w:p>
             <w:pPr>
               <w:pStyle w:val="Compact"/>
-            </w:pPr>
-            <w:r>
+              <w:spacing w:line="240" w:lineRule="auto" w:before="0" w:after="0"/>
+            </w:pPr>
+            <w:r>
+              <w:rPr>
+                <w:rFonts w:ascii="Times New Roman" w:hAnsi="Times New Roman"/>
+                <w:sz w:val="24"/>
+              </w:rPr>
               <w:t xml:space="preserve">Ética</w:t>
             </w:r>
           </w:p>
@@ -3178,8 +4928,13 @@
           <w:p>
             <w:pPr>
               <w:pStyle w:val="Compact"/>
-            </w:pPr>
-            <w:r>
+              <w:spacing w:line="240" w:lineRule="auto" w:before="0" w:after="0"/>
+            </w:pPr>
+            <w:r>
+              <w:rPr>
+                <w:rFonts w:ascii="Times New Roman" w:hAnsi="Times New Roman"/>
+                <w:sz w:val="24"/>
+              </w:rPr>
               <w:t xml:space="preserve">Análisis de casos éticos, revisión de reportes</w:t>
             </w:r>
           </w:p>
@@ -3189,8 +4944,13 @@
           <w:p>
             <w:pPr>
               <w:pStyle w:val="Compact"/>
-            </w:pPr>
-            <w:r>
+              <w:spacing w:line="240" w:lineRule="auto" w:before="0" w:after="0"/>
+            </w:pPr>
+            <w:r>
+              <w:rPr>
+                <w:rFonts w:ascii="Times New Roman" w:hAnsi="Times New Roman"/>
+                <w:sz w:val="24"/>
+              </w:rPr>
               <w:t xml:space="preserve">Peer-review</w:t>
             </w:r>
           </w:p>
@@ -3202,8 +4962,13 @@
           <w:p>
             <w:pPr>
               <w:pStyle w:val="Compact"/>
-            </w:pPr>
-            <w:r>
+              <w:spacing w:line="240" w:lineRule="auto" w:before="0" w:after="0"/>
+            </w:pPr>
+            <w:r>
+              <w:rPr>
+                <w:rFonts w:ascii="Times New Roman" w:hAnsi="Times New Roman"/>
+                <w:sz w:val="24"/>
+              </w:rPr>
               <w:t xml:space="preserve">11</w:t>
             </w:r>
           </w:p>
@@ -3213,8 +4978,13 @@
           <w:p>
             <w:pPr>
               <w:pStyle w:val="Compact"/>
-            </w:pPr>
-            <w:r>
+              <w:spacing w:line="240" w:lineRule="auto" w:before="0" w:after="0"/>
+            </w:pPr>
+            <w:r>
+              <w:rPr>
+                <w:rFonts w:ascii="Times New Roman" w:hAnsi="Times New Roman"/>
+                <w:sz w:val="24"/>
+              </w:rPr>
               <w:t xml:space="preserve">L</w:t>
             </w:r>
           </w:p>
@@ -3224,19 +4994,29 @@
           <w:p>
             <w:pPr>
               <w:pStyle w:val="Compact"/>
-            </w:pPr>
-            <w:r>
-              <w:t xml:space="preserve">Lectura crítica</w:t>
-            </w:r>
-          </w:p>
-        </w:tc>
-        <w:tc>
-          <w:tcPr/>
-          <w:p>
-            <w:pPr>
-              <w:pStyle w:val="Compact"/>
-            </w:pPr>
-            <w:r>
+              <w:spacing w:line="240" w:lineRule="auto" w:before="0" w:after="0"/>
+            </w:pPr>
+            <w:r>
+              <w:rPr>
+                <w:rFonts w:ascii="Times New Roman" w:hAnsi="Times New Roman"/>
+                <w:sz w:val="24"/>
+              </w:rPr>
+              <w:t xml:space="preserve">Evidencia a la Práctica</w:t>
+            </w:r>
+          </w:p>
+        </w:tc>
+        <w:tc>
+          <w:tcPr/>
+          <w:p>
+            <w:pPr>
+              <w:pStyle w:val="Compact"/>
+              <w:spacing w:line="240" w:lineRule="auto" w:before="0" w:after="0"/>
+            </w:pPr>
+            <w:r>
+              <w:rPr>
+                <w:rFonts w:ascii="Times New Roman" w:hAnsi="Times New Roman"/>
+                <w:sz w:val="24"/>
+              </w:rPr>
               <w:t xml:space="preserve">CASP: herramienta, estructura, demo en artículo</w:t>
             </w:r>
           </w:p>
@@ -3246,8 +5026,13 @@
           <w:p>
             <w:pPr>
               <w:pStyle w:val="Compact"/>
-            </w:pPr>
-            <w:r>
+              <w:spacing w:line="240" w:lineRule="auto" w:before="0" w:after="0"/>
+            </w:pPr>
+            <w:r>
+              <w:rPr>
+                <w:rFonts w:ascii="Times New Roman" w:hAnsi="Times New Roman"/>
+                <w:sz w:val="24"/>
+              </w:rPr>
               <w:t xml:space="preserve">Taller de herramienta</w:t>
             </w:r>
           </w:p>
@@ -3259,8 +5044,13 @@
           <w:p>
             <w:pPr>
               <w:pStyle w:val="Compact"/>
-            </w:pPr>
-            <w:r>
+              <w:spacing w:line="240" w:lineRule="auto" w:before="0" w:after="0"/>
+            </w:pPr>
+            <w:r>
+              <w:rPr>
+                <w:rFonts w:ascii="Times New Roman" w:hAnsi="Times New Roman"/>
+                <w:sz w:val="24"/>
+              </w:rPr>
               <w:t xml:space="preserve">11</w:t>
             </w:r>
           </w:p>
@@ -3270,8 +5060,13 @@
           <w:p>
             <w:pPr>
               <w:pStyle w:val="Compact"/>
-            </w:pPr>
-            <w:r>
+              <w:spacing w:line="240" w:lineRule="auto" w:before="0" w:after="0"/>
+            </w:pPr>
+            <w:r>
+              <w:rPr>
+                <w:rFonts w:ascii="Times New Roman" w:hAnsi="Times New Roman"/>
+                <w:sz w:val="24"/>
+              </w:rPr>
               <w:t xml:space="preserve">J</w:t>
             </w:r>
           </w:p>
@@ -3281,19 +5076,29 @@
           <w:p>
             <w:pPr>
               <w:pStyle w:val="Compact"/>
-            </w:pPr>
-            <w:r>
-              <w:t xml:space="preserve">Lectura crítica</w:t>
-            </w:r>
-          </w:p>
-        </w:tc>
-        <w:tc>
-          <w:tcPr/>
-          <w:p>
-            <w:pPr>
-              <w:pStyle w:val="Compact"/>
-            </w:pPr>
-            <w:r>
+              <w:spacing w:line="240" w:lineRule="auto" w:before="0" w:after="0"/>
+            </w:pPr>
+            <w:r>
+              <w:rPr>
+                <w:rFonts w:ascii="Times New Roman" w:hAnsi="Times New Roman"/>
+                <w:sz w:val="24"/>
+              </w:rPr>
+              <w:t xml:space="preserve">Evidencia a la Práctica</w:t>
+            </w:r>
+          </w:p>
+        </w:tc>
+        <w:tc>
+          <w:tcPr/>
+          <w:p>
+            <w:pPr>
+              <w:pStyle w:val="Compact"/>
+              <w:spacing w:line="240" w:lineRule="auto" w:before="0" w:after="0"/>
+            </w:pPr>
+            <w:r>
+              <w:rPr>
+                <w:rFonts w:ascii="Times New Roman" w:hAnsi="Times New Roman"/>
+                <w:sz w:val="24"/>
+              </w:rPr>
               <w:t xml:space="preserve">CASP práctico: estudiantes appraisal en vivo de artículo cohorte</w:t>
             </w:r>
           </w:p>
@@ -3303,8 +5108,13 @@
           <w:p>
             <w:pPr>
               <w:pStyle w:val="Compact"/>
-            </w:pPr>
-            <w:r>
+              <w:spacing w:line="240" w:lineRule="auto" w:before="0" w:after="0"/>
+            </w:pPr>
+            <w:r>
+              <w:rPr>
+                <w:rFonts w:ascii="Times New Roman" w:hAnsi="Times New Roman"/>
+                <w:sz w:val="24"/>
+              </w:rPr>
               <w:t xml:space="preserve">Trabajo guiado</w:t>
             </w:r>
           </w:p>
@@ -3316,8 +5126,13 @@
           <w:p>
             <w:pPr>
               <w:pStyle w:val="Compact"/>
-            </w:pPr>
-            <w:r>
+              <w:spacing w:line="240" w:lineRule="auto" w:before="0" w:after="0"/>
+            </w:pPr>
+            <w:r>
+              <w:rPr>
+                <w:rFonts w:ascii="Times New Roman" w:hAnsi="Times New Roman"/>
+                <w:sz w:val="24"/>
+              </w:rPr>
               <w:t xml:space="preserve">12</w:t>
             </w:r>
           </w:p>
@@ -3327,8 +5142,13 @@
           <w:p>
             <w:pPr>
               <w:pStyle w:val="Compact"/>
-            </w:pPr>
-            <w:r>
+              <w:spacing w:line="240" w:lineRule="auto" w:before="0" w:after="0"/>
+            </w:pPr>
+            <w:r>
+              <w:rPr>
+                <w:rFonts w:ascii="Times New Roman" w:hAnsi="Times New Roman"/>
+                <w:sz w:val="24"/>
+              </w:rPr>
               <w:t xml:space="preserve">L</w:t>
             </w:r>
           </w:p>
@@ -3338,19 +5158,29 @@
           <w:p>
             <w:pPr>
               <w:pStyle w:val="Compact"/>
-            </w:pPr>
-            <w:r>
-              <w:t xml:space="preserve">Lectura crítica</w:t>
-            </w:r>
-          </w:p>
-        </w:tc>
-        <w:tc>
-          <w:tcPr/>
-          <w:p>
-            <w:pPr>
-              <w:pStyle w:val="Compact"/>
-            </w:pPr>
-            <w:r>
+              <w:spacing w:line="240" w:lineRule="auto" w:before="0" w:after="0"/>
+            </w:pPr>
+            <w:r>
+              <w:rPr>
+                <w:rFonts w:ascii="Times New Roman" w:hAnsi="Times New Roman"/>
+                <w:sz w:val="24"/>
+              </w:rPr>
+              <w:t xml:space="preserve">Evidencia a la Práctica</w:t>
+            </w:r>
+          </w:p>
+        </w:tc>
+        <w:tc>
+          <w:tcPr/>
+          <w:p>
+            <w:pPr>
+              <w:pStyle w:val="Compact"/>
+              <w:spacing w:line="240" w:lineRule="auto" w:before="0" w:after="0"/>
+            </w:pPr>
+            <w:r>
+              <w:rPr>
+                <w:rFonts w:ascii="Times New Roman" w:hAnsi="Times New Roman"/>
+                <w:sz w:val="24"/>
+              </w:rPr>
               <w:t xml:space="preserve">Niveles evidencia (GRADE, Oxford), grados recomendación</w:t>
             </w:r>
           </w:p>
@@ -3360,8 +5190,13 @@
           <w:p>
             <w:pPr>
               <w:pStyle w:val="Compact"/>
-            </w:pPr>
-            <w:r>
+              <w:spacing w:line="240" w:lineRule="auto" w:before="0" w:after="0"/>
+            </w:pPr>
+            <w:r>
+              <w:rPr>
+                <w:rFonts w:ascii="Times New Roman" w:hAnsi="Times New Roman"/>
+                <w:sz w:val="24"/>
+              </w:rPr>
               <w:t xml:space="preserve">Clase + ejemplos</w:t>
             </w:r>
           </w:p>
@@ -3373,8 +5208,13 @@
           <w:p>
             <w:pPr>
               <w:pStyle w:val="Compact"/>
-            </w:pPr>
-            <w:r>
+              <w:spacing w:line="240" w:lineRule="auto" w:before="0" w:after="0"/>
+            </w:pPr>
+            <w:r>
+              <w:rPr>
+                <w:rFonts w:ascii="Times New Roman" w:hAnsi="Times New Roman"/>
+                <w:sz w:val="24"/>
+              </w:rPr>
               <w:t xml:space="preserve">12</w:t>
             </w:r>
           </w:p>
@@ -3384,8 +5224,13 @@
           <w:p>
             <w:pPr>
               <w:pStyle w:val="Compact"/>
-            </w:pPr>
-            <w:r>
+              <w:spacing w:line="240" w:lineRule="auto" w:before="0" w:after="0"/>
+            </w:pPr>
+            <w:r>
+              <w:rPr>
+                <w:rFonts w:ascii="Times New Roman" w:hAnsi="Times New Roman"/>
+                <w:sz w:val="24"/>
+              </w:rPr>
               <w:t xml:space="preserve">J</w:t>
             </w:r>
           </w:p>
@@ -3395,19 +5240,29 @@
           <w:p>
             <w:pPr>
               <w:pStyle w:val="Compact"/>
-            </w:pPr>
-            <w:r>
-              <w:t xml:space="preserve">Lectura crítica</w:t>
-            </w:r>
-          </w:p>
-        </w:tc>
-        <w:tc>
-          <w:tcPr/>
-          <w:p>
-            <w:pPr>
-              <w:pStyle w:val="Compact"/>
-            </w:pPr>
-            <w:r>
+              <w:spacing w:line="240" w:lineRule="auto" w:before="0" w:after="0"/>
+            </w:pPr>
+            <w:r>
+              <w:rPr>
+                <w:rFonts w:ascii="Times New Roman" w:hAnsi="Times New Roman"/>
+                <w:sz w:val="24"/>
+              </w:rPr>
+              <w:t xml:space="preserve">Evidencia a la Práctica</w:t>
+            </w:r>
+          </w:p>
+        </w:tc>
+        <w:tc>
+          <w:tcPr/>
+          <w:p>
+            <w:pPr>
+              <w:pStyle w:val="Compact"/>
+              <w:spacing w:line="240" w:lineRule="auto" w:before="0" w:after="0"/>
+            </w:pPr>
+            <w:r>
+              <w:rPr>
+                <w:rFonts w:ascii="Times New Roman" w:hAnsi="Times New Roman"/>
+                <w:sz w:val="24"/>
+              </w:rPr>
               <w:t xml:space="preserve">Cómo los estudios → guías: ejemplo EAU prostate cancer screening</w:t>
             </w:r>
           </w:p>
@@ -3417,8 +5272,13 @@
           <w:p>
             <w:pPr>
               <w:pStyle w:val="Compact"/>
-            </w:pPr>
-            <w:r>
+              <w:spacing w:line="240" w:lineRule="auto" w:before="0" w:after="0"/>
+            </w:pPr>
+            <w:r>
+              <w:rPr>
+                <w:rFonts w:ascii="Times New Roman" w:hAnsi="Times New Roman"/>
+                <w:sz w:val="24"/>
+              </w:rPr>
               <w:t xml:space="preserve">Análisis aplicado</w:t>
             </w:r>
           </w:p>
@@ -3430,8 +5290,13 @@
           <w:p>
             <w:pPr>
               <w:pStyle w:val="Compact"/>
-            </w:pPr>
-            <w:r>
+              <w:spacing w:line="240" w:lineRule="auto" w:before="0" w:after="0"/>
+            </w:pPr>
+            <w:r>
+              <w:rPr>
+                <w:rFonts w:ascii="Times New Roman" w:hAnsi="Times New Roman"/>
+                <w:sz w:val="24"/>
+              </w:rPr>
               <w:t xml:space="preserve">13</w:t>
             </w:r>
           </w:p>
@@ -3441,8 +5306,13 @@
           <w:p>
             <w:pPr>
               <w:pStyle w:val="Compact"/>
-            </w:pPr>
-            <w:r>
+              <w:spacing w:line="240" w:lineRule="auto" w:before="0" w:after="0"/>
+            </w:pPr>
+            <w:r>
+              <w:rPr>
+                <w:rFonts w:ascii="Times New Roman" w:hAnsi="Times New Roman"/>
+                <w:sz w:val="24"/>
+              </w:rPr>
               <w:t xml:space="preserve">L</w:t>
             </w:r>
           </w:p>
@@ -3452,19 +5322,29 @@
           <w:p>
             <w:pPr>
               <w:pStyle w:val="Compact"/>
-            </w:pPr>
-            <w:r>
-              <w:t xml:space="preserve">Lectura crítica</w:t>
-            </w:r>
-          </w:p>
-        </w:tc>
-        <w:tc>
-          <w:tcPr/>
-          <w:p>
-            <w:pPr>
-              <w:pStyle w:val="Compact"/>
-            </w:pPr>
-            <w:r>
+              <w:spacing w:line="240" w:lineRule="auto" w:before="0" w:after="0"/>
+            </w:pPr>
+            <w:r>
+              <w:rPr>
+                <w:rFonts w:ascii="Times New Roman" w:hAnsi="Times New Roman"/>
+                <w:sz w:val="24"/>
+              </w:rPr>
+              <w:t xml:space="preserve">Evidencia a la Práctica</w:t>
+            </w:r>
+          </w:p>
+        </w:tc>
+        <w:tc>
+          <w:tcPr/>
+          <w:p>
+            <w:pPr>
+              <w:pStyle w:val="Compact"/>
+              <w:spacing w:line="240" w:lineRule="auto" w:before="0" w:after="0"/>
+            </w:pPr>
+            <w:r>
+              <w:rPr>
+                <w:rFonts w:ascii="Times New Roman" w:hAnsi="Times New Roman"/>
+                <w:sz w:val="24"/>
+              </w:rPr>
               <w:t xml:space="preserve">Bioestadística conceptual: p, IC, tamaño efecto, sesgos</w:t>
             </w:r>
           </w:p>
@@ -3474,8 +5354,13 @@
           <w:p>
             <w:pPr>
               <w:pStyle w:val="Compact"/>
-            </w:pPr>
-            <w:r>
+              <w:spacing w:line="240" w:lineRule="auto" w:before="0" w:after="0"/>
+            </w:pPr>
+            <w:r>
+              <w:rPr>
+                <w:rFonts w:ascii="Times New Roman" w:hAnsi="Times New Roman"/>
+                <w:sz w:val="24"/>
+              </w:rPr>
               <w:t xml:space="preserve">Clase accesible</w:t>
             </w:r>
           </w:p>
@@ -3487,8 +5372,13 @@
           <w:p>
             <w:pPr>
               <w:pStyle w:val="Compact"/>
-            </w:pPr>
-            <w:r>
+              <w:spacing w:line="240" w:lineRule="auto" w:before="0" w:after="0"/>
+            </w:pPr>
+            <w:r>
+              <w:rPr>
+                <w:rFonts w:ascii="Times New Roman" w:hAnsi="Times New Roman"/>
+                <w:sz w:val="24"/>
+              </w:rPr>
               <w:t xml:space="preserve">13</w:t>
             </w:r>
           </w:p>
@@ -3498,8 +5388,13 @@
           <w:p>
             <w:pPr>
               <w:pStyle w:val="Compact"/>
-            </w:pPr>
-            <w:r>
+              <w:spacing w:line="240" w:lineRule="auto" w:before="0" w:after="0"/>
+            </w:pPr>
+            <w:r>
+              <w:rPr>
+                <w:rFonts w:ascii="Times New Roman" w:hAnsi="Times New Roman"/>
+                <w:sz w:val="24"/>
+              </w:rPr>
               <w:t xml:space="preserve">J</w:t>
             </w:r>
           </w:p>
@@ -3509,19 +5404,29 @@
           <w:p>
             <w:pPr>
               <w:pStyle w:val="Compact"/>
-            </w:pPr>
-            <w:r>
-              <w:t xml:space="preserve">Lectura crítica</w:t>
-            </w:r>
-          </w:p>
-        </w:tc>
-        <w:tc>
-          <w:tcPr/>
-          <w:p>
-            <w:pPr>
-              <w:pStyle w:val="Compact"/>
-            </w:pPr>
-            <w:r>
+              <w:spacing w:line="240" w:lineRule="auto" w:before="0" w:after="0"/>
+            </w:pPr>
+            <w:r>
+              <w:rPr>
+                <w:rFonts w:ascii="Times New Roman" w:hAnsi="Times New Roman"/>
+                <w:sz w:val="24"/>
+              </w:rPr>
+              <w:t xml:space="preserve">Evidencia a la Práctica</w:t>
+            </w:r>
+          </w:p>
+        </w:tc>
+        <w:tc>
+          <w:tcPr/>
+          <w:p>
+            <w:pPr>
+              <w:pStyle w:val="Compact"/>
+              <w:spacing w:line="240" w:lineRule="auto" w:before="0" w:after="0"/>
+            </w:pPr>
+            <w:r>
+              <w:rPr>
+                <w:rFonts w:ascii="Times New Roman" w:hAnsi="Times New Roman"/>
+                <w:sz w:val="24"/>
+              </w:rPr>
               <w:t xml:space="preserve">Journal club: presentaciones estudiantes (3–4 min cada uno)</w:t>
             </w:r>
           </w:p>
@@ -3531,8 +5436,13 @@
           <w:p>
             <w:pPr>
               <w:pStyle w:val="Compact"/>
-            </w:pPr>
-            <w:r>
+              <w:spacing w:line="240" w:lineRule="auto" w:before="0" w:after="0"/>
+            </w:pPr>
+            <w:r>
+              <w:rPr>
+                <w:rFonts w:ascii="Times New Roman" w:hAnsi="Times New Roman"/>
+                <w:sz w:val="24"/>
+              </w:rPr>
               <w:t xml:space="preserve">Peer-teaching</w:t>
             </w:r>
           </w:p>
@@ -3544,8 +5454,13 @@
           <w:p>
             <w:pPr>
               <w:pStyle w:val="Compact"/>
-            </w:pPr>
-            <w:r>
+              <w:spacing w:line="240" w:lineRule="auto" w:before="0" w:after="0"/>
+            </w:pPr>
+            <w:r>
+              <w:rPr>
+                <w:rFonts w:ascii="Times New Roman" w:hAnsi="Times New Roman"/>
+                <w:sz w:val="24"/>
+              </w:rPr>
               <w:t xml:space="preserve">14</w:t>
             </w:r>
           </w:p>
@@ -3555,8 +5470,13 @@
           <w:p>
             <w:pPr>
               <w:pStyle w:val="Compact"/>
-            </w:pPr>
-            <w:r>
+              <w:spacing w:line="240" w:lineRule="auto" w:before="0" w:after="0"/>
+            </w:pPr>
+            <w:r>
+              <w:rPr>
+                <w:rFonts w:ascii="Times New Roman" w:hAnsi="Times New Roman"/>
+                <w:sz w:val="24"/>
+              </w:rPr>
               <w:t xml:space="preserve">L</w:t>
             </w:r>
           </w:p>
@@ -3566,8 +5486,13 @@
           <w:p>
             <w:pPr>
               <w:pStyle w:val="Compact"/>
-            </w:pPr>
-            <w:r>
+              <w:spacing w:line="240" w:lineRule="auto" w:before="0" w:after="0"/>
+            </w:pPr>
+            <w:r>
+              <w:rPr>
+                <w:rFonts w:ascii="Times New Roman" w:hAnsi="Times New Roman"/>
+                <w:sz w:val="24"/>
+              </w:rPr>
               <w:t xml:space="preserve">Piedra angular</w:t>
             </w:r>
           </w:p>
@@ -3577,8 +5502,13 @@
           <w:p>
             <w:pPr>
               <w:pStyle w:val="Compact"/>
-            </w:pPr>
-            <w:r>
+              <w:spacing w:line="240" w:lineRule="auto" w:before="0" w:after="0"/>
+            </w:pPr>
+            <w:r>
+              <w:rPr>
+                <w:rFonts w:ascii="Times New Roman" w:hAnsi="Times New Roman"/>
+                <w:sz w:val="24"/>
+              </w:rPr>
               <w:t xml:space="preserve">Componentes protocolo, ejemplo, escritura práctica</w:t>
             </w:r>
           </w:p>
@@ -3588,9 +5518,14 @@
           <w:p>
             <w:pPr>
               <w:pStyle w:val="Compact"/>
-            </w:pPr>
-            <w:r>
-              <w:t xml:space="preserve">Taller scaffolded</w:t>
+              <w:spacing w:line="240" w:lineRule="auto" w:before="0" w:after="0"/>
+            </w:pPr>
+            <w:r>
+              <w:rPr>
+                <w:rFonts w:ascii="Times New Roman" w:hAnsi="Times New Roman"/>
+                <w:sz w:val="24"/>
+              </w:rPr>
+              <w:t xml:space="preserve">Taller con andamiaje</w:t>
             </w:r>
           </w:p>
         </w:tc>
@@ -3601,8 +5536,13 @@
           <w:p>
             <w:pPr>
               <w:pStyle w:val="Compact"/>
-            </w:pPr>
-            <w:r>
+              <w:spacing w:line="240" w:lineRule="auto" w:before="0" w:after="0"/>
+            </w:pPr>
+            <w:r>
+              <w:rPr>
+                <w:rFonts w:ascii="Times New Roman" w:hAnsi="Times New Roman"/>
+                <w:sz w:val="24"/>
+              </w:rPr>
               <w:t xml:space="preserve">14</w:t>
             </w:r>
           </w:p>
@@ -3612,8 +5552,13 @@
           <w:p>
             <w:pPr>
               <w:pStyle w:val="Compact"/>
-            </w:pPr>
-            <w:r>
+              <w:spacing w:line="240" w:lineRule="auto" w:before="0" w:after="0"/>
+            </w:pPr>
+            <w:r>
+              <w:rPr>
+                <w:rFonts w:ascii="Times New Roman" w:hAnsi="Times New Roman"/>
+                <w:sz w:val="24"/>
+              </w:rPr>
               <w:t xml:space="preserve">J</w:t>
             </w:r>
           </w:p>
@@ -3623,8 +5568,13 @@
           <w:p>
             <w:pPr>
               <w:pStyle w:val="Compact"/>
-            </w:pPr>
-            <w:r>
+              <w:spacing w:line="240" w:lineRule="auto" w:before="0" w:after="0"/>
+            </w:pPr>
+            <w:r>
+              <w:rPr>
+                <w:rFonts w:ascii="Times New Roman" w:hAnsi="Times New Roman"/>
+                <w:sz w:val="24"/>
+              </w:rPr>
               <w:t xml:space="preserve">Piedra angular</w:t>
             </w:r>
           </w:p>
@@ -3634,8 +5584,13 @@
           <w:p>
             <w:pPr>
               <w:pStyle w:val="Compact"/>
-            </w:pPr>
-            <w:r>
+              <w:spacing w:line="240" w:lineRule="auto" w:before="0" w:after="0"/>
+            </w:pPr>
+            <w:r>
+              <w:rPr>
+                <w:rFonts w:ascii="Times New Roman" w:hAnsi="Times New Roman"/>
+                <w:sz w:val="24"/>
+              </w:rPr>
               <w:t xml:space="preserve">Trabajo en equipos, feedback formativo en protocolos</w:t>
             </w:r>
           </w:p>
@@ -3645,8 +5600,13 @@
           <w:p>
             <w:pPr>
               <w:pStyle w:val="Compact"/>
-            </w:pPr>
-            <w:r>
+              <w:spacing w:line="240" w:lineRule="auto" w:before="0" w:after="0"/>
+            </w:pPr>
+            <w:r>
+              <w:rPr>
+                <w:rFonts w:ascii="Times New Roman" w:hAnsi="Times New Roman"/>
+                <w:sz w:val="24"/>
+              </w:rPr>
               <w:t xml:space="preserve">Taller colaborativo</w:t>
             </w:r>
           </w:p>
@@ -3658,8 +5618,13 @@
           <w:p>
             <w:pPr>
               <w:pStyle w:val="Compact"/>
-            </w:pPr>
-            <w:r>
+              <w:spacing w:line="240" w:lineRule="auto" w:before="0" w:after="0"/>
+            </w:pPr>
+            <w:r>
+              <w:rPr>
+                <w:rFonts w:ascii="Times New Roman" w:hAnsi="Times New Roman"/>
+                <w:sz w:val="24"/>
+              </w:rPr>
               <w:t xml:space="preserve">15</w:t>
             </w:r>
           </w:p>
@@ -3669,8 +5634,13 @@
           <w:p>
             <w:pPr>
               <w:pStyle w:val="Compact"/>
-            </w:pPr>
-            <w:r>
+              <w:spacing w:line="240" w:lineRule="auto" w:before="0" w:after="0"/>
+            </w:pPr>
+            <w:r>
+              <w:rPr>
+                <w:rFonts w:ascii="Times New Roman" w:hAnsi="Times New Roman"/>
+                <w:sz w:val="24"/>
+              </w:rPr>
               <w:t xml:space="preserve">L</w:t>
             </w:r>
           </w:p>
@@ -3680,8 +5650,13 @@
           <w:p>
             <w:pPr>
               <w:pStyle w:val="Compact"/>
-            </w:pPr>
-            <w:r>
+              <w:spacing w:line="240" w:lineRule="auto" w:before="0" w:after="0"/>
+            </w:pPr>
+            <w:r>
+              <w:rPr>
+                <w:rFonts w:ascii="Times New Roman" w:hAnsi="Times New Roman"/>
+                <w:sz w:val="24"/>
+              </w:rPr>
               <w:t xml:space="preserve">Piedra angular</w:t>
             </w:r>
           </w:p>
@@ -3691,8 +5666,13 @@
           <w:p>
             <w:pPr>
               <w:pStyle w:val="Compact"/>
-            </w:pPr>
-            <w:r>
+              <w:spacing w:line="240" w:lineRule="auto" w:before="0" w:after="0"/>
+            </w:pPr>
+            <w:r>
+              <w:rPr>
+                <w:rFonts w:ascii="Times New Roman" w:hAnsi="Times New Roman"/>
+                <w:sz w:val="24"/>
+              </w:rPr>
               <w:t xml:space="preserve">Presentaciones poster/oral (5–7 min cada uno)</w:t>
             </w:r>
           </w:p>
@@ -3702,8 +5682,13 @@
           <w:p>
             <w:pPr>
               <w:pStyle w:val="Compact"/>
-            </w:pPr>
-            <w:r>
+              <w:spacing w:line="240" w:lineRule="auto" w:before="0" w:after="0"/>
+            </w:pPr>
+            <w:r>
+              <w:rPr>
+                <w:rFonts w:ascii="Times New Roman" w:hAnsi="Times New Roman"/>
+                <w:sz w:val="24"/>
+              </w:rPr>
               <w:t xml:space="preserve">Congreso simulado</w:t>
             </w:r>
           </w:p>
@@ -3715,8 +5700,13 @@
           <w:p>
             <w:pPr>
               <w:pStyle w:val="Compact"/>
-            </w:pPr>
-            <w:r>
+              <w:spacing w:line="240" w:lineRule="auto" w:before="0" w:after="0"/>
+            </w:pPr>
+            <w:r>
+              <w:rPr>
+                <w:rFonts w:ascii="Times New Roman" w:hAnsi="Times New Roman"/>
+                <w:sz w:val="24"/>
+              </w:rPr>
               <w:t xml:space="preserve">15</w:t>
             </w:r>
           </w:p>
@@ -3726,8 +5716,13 @@
           <w:p>
             <w:pPr>
               <w:pStyle w:val="Compact"/>
-            </w:pPr>
-            <w:r>
+              <w:spacing w:line="240" w:lineRule="auto" w:before="0" w:after="0"/>
+            </w:pPr>
+            <w:r>
+              <w:rPr>
+                <w:rFonts w:ascii="Times New Roman" w:hAnsi="Times New Roman"/>
+                <w:sz w:val="24"/>
+              </w:rPr>
               <w:t xml:space="preserve">J</w:t>
             </w:r>
           </w:p>
@@ -3737,8 +5732,13 @@
           <w:p>
             <w:pPr>
               <w:pStyle w:val="Compact"/>
-            </w:pPr>
-            <w:r>
+              <w:spacing w:line="240" w:lineRule="auto" w:before="0" w:after="0"/>
+            </w:pPr>
+            <w:r>
+              <w:rPr>
+                <w:rFonts w:ascii="Times New Roman" w:hAnsi="Times New Roman"/>
+                <w:sz w:val="24"/>
+              </w:rPr>
               <w:t xml:space="preserve">Piedra angular</w:t>
             </w:r>
           </w:p>
@@ -3748,8 +5748,13 @@
           <w:p>
             <w:pPr>
               <w:pStyle w:val="Compact"/>
-            </w:pPr>
-            <w:r>
+              <w:spacing w:line="240" w:lineRule="auto" w:before="0" w:after="0"/>
+            </w:pPr>
+            <w:r>
+              <w:rPr>
+                <w:rFonts w:ascii="Times New Roman" w:hAnsi="Times New Roman"/>
+                <w:sz w:val="24"/>
+              </w:rPr>
               <w:t xml:space="preserve">Cierre: reflexión, feedback final, clausura</w:t>
             </w:r>
           </w:p>
@@ -3759,8 +5764,13 @@
           <w:p>
             <w:pPr>
               <w:pStyle w:val="Compact"/>
-            </w:pPr>
-            <w:r>
+              <w:spacing w:line="240" w:lineRule="auto" w:before="0" w:after="0"/>
+            </w:pPr>
+            <w:r>
+              <w:rPr>
+                <w:rFonts w:ascii="Times New Roman" w:hAnsi="Times New Roman"/>
+                <w:sz w:val="24"/>
+              </w:rPr>
               <w:t xml:space="preserve">Reflexión + cierre</w:t>
             </w:r>
           </w:p>
@@ -3768,7 +5778,14 @@
       </w:tr>
     </w:tbl>
     <w:p>
-      <w:r>
+      <w:pPr>
+        <w:spacing w:line="240" w:lineRule="auto" w:before="0" w:after="0"/>
+      </w:pPr>
+      <w:r>
+        <w:rPr>
+          <w:rFonts w:ascii="Times New Roman" w:hAnsi="Times New Roman"/>
+          <w:sz w:val="24"/>
+        </w:rPr>
         <w:pict>
           <v:rect style="width:0;height:1.5pt" o:hralign="center" o:hrstd="t" o:hr="t"/>
         </w:pict>
@@ -3779,8 +5796,13 @@
     <w:p>
       <w:pPr>
         <w:pStyle w:val="Heading2"/>
-      </w:pPr>
-      <w:r>
+        <w:spacing w:line="240" w:lineRule="auto" w:before="0" w:after="0"/>
+      </w:pPr>
+      <w:r>
+        <w:rPr>
+          <w:rFonts w:ascii="Times New Roman" w:hAnsi="Times New Roman"/>
+          <w:sz w:val="24"/>
+        </w:rPr>
         <w:t xml:space="preserve">Productos Tangibles del Curso</w:t>
       </w:r>
     </w:p>
@@ -3791,19 +5813,30 @@
           <w:ilvl w:val="0"/>
           <w:numId w:val="1006"/>
         </w:numPr>
-      </w:pPr>
-      <w:r>
-        <w:rPr>
+        <w:spacing w:line="240" w:lineRule="auto" w:before="0" w:after="0"/>
+      </w:pPr>
+      <w:r>
+        <w:rPr>
+          <w:rFonts w:ascii="Times New Roman" w:hAnsi="Times New Roman"/>
           <w:b/>
           <w:bCs/>
+          <w:sz w:val="24"/>
         </w:rPr>
         <w:t xml:space="preserve">Banco de Preguntas PICO</w:t>
       </w:r>
       <w:r>
+        <w:rPr>
+          <w:rFonts w:ascii="Times New Roman" w:hAnsi="Times New Roman"/>
+          <w:sz w:val="24"/>
+        </w:rPr>
         <w:t xml:space="preserve"> </w:t>
       </w:r>
       <w:r>
-        <w:t xml:space="preserve">(semana 3): ≥3 preguntas bien estructuradas en formato PICO, con búsqueda documentada.</w:t>
+        <w:rPr>
+          <w:rFonts w:ascii="Times New Roman" w:hAnsi="Times New Roman"/>
+          <w:sz w:val="24"/>
+        </w:rPr>
+        <w:t xml:space="preserve">(15%, semana 3): ≥3 preguntas bien estructuradas en formato PICO, con búsqueda documentada.</w:t>
       </w:r>
     </w:p>
     <w:p>
@@ -3813,19 +5846,30 @@
           <w:ilvl w:val="0"/>
           <w:numId w:val="1006"/>
         </w:numPr>
-      </w:pPr>
-      <w:r>
-        <w:rPr>
+        <w:spacing w:line="240" w:lineRule="auto" w:before="0" w:after="0"/>
+      </w:pPr>
+      <w:r>
+        <w:rPr>
+          <w:rFonts w:ascii="Times New Roman" w:hAnsi="Times New Roman"/>
           <w:b/>
           <w:bCs/>
-        </w:rPr>
-        <w:t xml:space="preserve">Matriz de Diseños</w:t>
-      </w:r>
-      <w:r>
+          <w:sz w:val="24"/>
+        </w:rPr>
+        <w:t xml:space="preserve">Análisis de Casos Éticos</w:t>
+      </w:r>
+      <w:r>
+        <w:rPr>
+          <w:rFonts w:ascii="Times New Roman" w:hAnsi="Times New Roman"/>
+          <w:sz w:val="24"/>
+        </w:rPr>
         <w:t xml:space="preserve"> </w:t>
       </w:r>
       <w:r>
-        <w:t xml:space="preserve">(semana 7): análisis comparativo de fortalezas, limitaciones, sesgos.</w:t>
+        <w:rPr>
+          <w:rFonts w:ascii="Times New Roman" w:hAnsi="Times New Roman"/>
+          <w:sz w:val="24"/>
+        </w:rPr>
+        <w:t xml:space="preserve">(15%, semana 10): ≥2 reportes formales (2–3 páginas c/u) de dilemas éticos reales.</w:t>
       </w:r>
     </w:p>
     <w:p>
@@ -3835,19 +5879,30 @@
           <w:ilvl w:val="0"/>
           <w:numId w:val="1006"/>
         </w:numPr>
-      </w:pPr>
-      <w:r>
-        <w:rPr>
+        <w:spacing w:line="240" w:lineRule="auto" w:before="0" w:after="0"/>
+      </w:pPr>
+      <w:r>
+        <w:rPr>
+          <w:rFonts w:ascii="Times New Roman" w:hAnsi="Times New Roman"/>
           <w:b/>
           <w:bCs/>
-        </w:rPr>
-        <w:t xml:space="preserve">Análisis de Casos Éticos</w:t>
-      </w:r>
-      <w:r>
+          <w:sz w:val="24"/>
+        </w:rPr>
+        <w:t xml:space="preserve">Reseña Crítica</w:t>
+      </w:r>
+      <w:r>
+        <w:rPr>
+          <w:rFonts w:ascii="Times New Roman" w:hAnsi="Times New Roman"/>
+          <w:sz w:val="24"/>
+        </w:rPr>
         <w:t xml:space="preserve"> </w:t>
       </w:r>
       <w:r>
-        <w:t xml:space="preserve">(semana 10): ≥2 reportes formales (2–3 páginas c/u) de dilemas éticos reales.</w:t>
+        <w:rPr>
+          <w:rFonts w:ascii="Times New Roman" w:hAnsi="Times New Roman"/>
+          <w:sz w:val="24"/>
+        </w:rPr>
+        <w:t xml:space="preserve">(20%, semana 13): 3 appraisals CASP completos + síntesis crítica (1–1.5 páginas).</w:t>
       </w:r>
     </w:p>
     <w:p>
@@ -3857,19 +5912,30 @@
           <w:ilvl w:val="0"/>
           <w:numId w:val="1006"/>
         </w:numPr>
-      </w:pPr>
-      <w:r>
-        <w:rPr>
+        <w:spacing w:line="240" w:lineRule="auto" w:before="0" w:after="0"/>
+      </w:pPr>
+      <w:r>
+        <w:rPr>
+          <w:rFonts w:ascii="Times New Roman" w:hAnsi="Times New Roman"/>
           <w:b/>
           <w:bCs/>
-        </w:rPr>
-        <w:t xml:space="preserve">Reseña Crítica de Artículos</w:t>
-      </w:r>
-      <w:r>
+          <w:sz w:val="24"/>
+        </w:rPr>
+        <w:t xml:space="preserve">Protocolo de Investigación Escrito</w:t>
+      </w:r>
+      <w:r>
+        <w:rPr>
+          <w:rFonts w:ascii="Times New Roman" w:hAnsi="Times New Roman"/>
+          <w:sz w:val="24"/>
+        </w:rPr>
         <w:t xml:space="preserve"> </w:t>
       </w:r>
       <w:r>
-        <w:t xml:space="preserve">(semana 13): 3 appraisals CASP completos + síntesis (2–3 páginas).</w:t>
+        <w:rPr>
+          <w:rFonts w:ascii="Times New Roman" w:hAnsi="Times New Roman"/>
+          <w:sz w:val="24"/>
+        </w:rPr>
+        <w:t xml:space="preserve">(25%, semana 15): 5–8 páginas, incluye pregunta, justificación, marco teórico, diseño, métodos, ética, ≥10 referencias, cronograma.</w:t>
       </w:r>
     </w:p>
     <w:p>
@@ -3879,19 +5945,30 @@
           <w:ilvl w:val="0"/>
           <w:numId w:val="1006"/>
         </w:numPr>
-      </w:pPr>
-      <w:r>
-        <w:rPr>
+        <w:spacing w:line="240" w:lineRule="auto" w:before="0" w:after="0"/>
+      </w:pPr>
+      <w:r>
+        <w:rPr>
+          <w:rFonts w:ascii="Times New Roman" w:hAnsi="Times New Roman"/>
           <w:b/>
           <w:bCs/>
-        </w:rPr>
-        <w:t xml:space="preserve">Presentación Journal Club</w:t>
-      </w:r>
-      <w:r>
+          <w:sz w:val="24"/>
+        </w:rPr>
+        <w:t xml:space="preserve">Presentación Oral/Póster</w:t>
+      </w:r>
+      <w:r>
+        <w:rPr>
+          <w:rFonts w:ascii="Times New Roman" w:hAnsi="Times New Roman"/>
+          <w:sz w:val="24"/>
+        </w:rPr>
         <w:t xml:space="preserve"> </w:t>
       </w:r>
       <w:r>
-        <w:t xml:space="preserve">(semana 13): 3–4 minutos oral presentando 2–3 artículos sobre tema urológico.</w:t>
+        <w:rPr>
+          <w:rFonts w:ascii="Times New Roman" w:hAnsi="Times New Roman"/>
+          <w:sz w:val="24"/>
+        </w:rPr>
+        <w:t xml:space="preserve">(15%, semana 15): 5–7 minutos presentando protocolo en formato estilo congreso.</w:t>
       </w:r>
     </w:p>
     <w:p>
@@ -3901,45 +5978,41 @@
           <w:ilvl w:val="0"/>
           <w:numId w:val="1006"/>
         </w:numPr>
-      </w:pPr>
-      <w:r>
-        <w:rPr>
+        <w:spacing w:line="240" w:lineRule="auto" w:before="0" w:after="0"/>
+      </w:pPr>
+      <w:r>
+        <w:rPr>
+          <w:rFonts w:ascii="Times New Roman" w:hAnsi="Times New Roman"/>
           <w:b/>
           <w:bCs/>
-        </w:rPr>
-        <w:t xml:space="preserve">Protocolo de Investigación Escrito</w:t>
-      </w:r>
-      <w:r>
+          <w:sz w:val="24"/>
+        </w:rPr>
+        <w:t xml:space="preserve">Participación y Reflexión</w:t>
+      </w:r>
+      <w:r>
+        <w:rPr>
+          <w:rFonts w:ascii="Times New Roman" w:hAnsi="Times New Roman"/>
+          <w:sz w:val="24"/>
+        </w:rPr>
         <w:t xml:space="preserve"> </w:t>
       </w:r>
       <w:r>
-        <w:t xml:space="preserve">(semana 15): 5–8 páginas, incluye pregunta, justificación, diseño, métodos, ética, cronograma.</w:t>
-      </w:r>
-    </w:p>
-    <w:p>
-      <w:pPr>
-        <w:pStyle w:val="Compact"/>
-        <w:numPr>
-          <w:ilvl w:val="0"/>
-          <w:numId w:val="1006"/>
-        </w:numPr>
-      </w:pPr>
-      <w:r>
-        <w:rPr>
-          <w:b/>
-          <w:bCs/>
-        </w:rPr>
-        <w:t xml:space="preserve">Presentación Oral/Póster</w:t>
-      </w:r>
-      <w:r>
-        <w:t xml:space="preserve"> </w:t>
-      </w:r>
-      <w:r>
-        <w:t xml:space="preserve">(semana 15): 5–7 minutos presentando protocolo en formato estilo congreso.</w:t>
-      </w:r>
-    </w:p>
-    <w:p>
-      <w:r>
+        <w:rPr>
+          <w:rFonts w:ascii="Times New Roman" w:hAnsi="Times New Roman"/>
+          <w:sz w:val="24"/>
+        </w:rPr>
+        <w:t xml:space="preserve">(10%, continuo): Reflexiones semanales y participación en talleres.</w:t>
+      </w:r>
+    </w:p>
+    <w:p>
+      <w:pPr>
+        <w:spacing w:line="240" w:lineRule="auto" w:before="0" w:after="0"/>
+      </w:pPr>
+      <w:r>
+        <w:rPr>
+          <w:rFonts w:ascii="Times New Roman" w:hAnsi="Times New Roman"/>
+          <w:sz w:val="24"/>
+        </w:rPr>
         <w:pict>
           <v:rect style="width:0;height:1.5pt" o:hralign="center" o:hrstd="t" o:hr="t"/>
         </w:pict>
@@ -3950,8 +6023,13 @@
     <w:p>
       <w:pPr>
         <w:pStyle w:val="Heading2"/>
-      </w:pPr>
-      <w:r>
+        <w:spacing w:line="240" w:lineRule="auto" w:before="0" w:after="0"/>
+      </w:pPr>
+      <w:r>
+        <w:rPr>
+          <w:rFonts w:ascii="Times New Roman" w:hAnsi="Times New Roman"/>
+          <w:sz w:val="24"/>
+        </w:rPr>
         <w:t xml:space="preserve">Recursos y Tecnología</w:t>
       </w:r>
     </w:p>
@@ -3962,15 +6040,22 @@
           <w:ilvl w:val="0"/>
           <w:numId w:val="1007"/>
         </w:numPr>
-      </w:pPr>
-      <w:r>
-        <w:rPr>
+        <w:spacing w:line="240" w:lineRule="auto" w:before="0" w:after="0"/>
+      </w:pPr>
+      <w:r>
+        <w:rPr>
+          <w:rFonts w:ascii="Times New Roman" w:hAnsi="Times New Roman"/>
           <w:b/>
           <w:bCs/>
+          <w:sz w:val="24"/>
         </w:rPr>
         <w:t xml:space="preserve">Plataforma</w:t>
       </w:r>
       <w:r>
+        <w:rPr>
+          <w:rFonts w:ascii="Times New Roman" w:hAnsi="Times New Roman"/>
+          <w:sz w:val="24"/>
+        </w:rPr>
         <w:t xml:space="preserve">: Univalle LMS (Moodle o equivalente) para asincrónico, Zoom/Teams para sesiones sincrónicas.</w:t>
       </w:r>
     </w:p>
@@ -3981,15 +6066,22 @@
           <w:ilvl w:val="0"/>
           <w:numId w:val="1007"/>
         </w:numPr>
-      </w:pPr>
-      <w:r>
-        <w:rPr>
+        <w:spacing w:line="240" w:lineRule="auto" w:before="0" w:after="0"/>
+      </w:pPr>
+      <w:r>
+        <w:rPr>
+          <w:rFonts w:ascii="Times New Roman" w:hAnsi="Times New Roman"/>
           <w:b/>
           <w:bCs/>
+          <w:sz w:val="24"/>
         </w:rPr>
         <w:t xml:space="preserve">Herramientas de búsqueda</w:t>
       </w:r>
       <w:r>
+        <w:rPr>
+          <w:rFonts w:ascii="Times New Roman" w:hAnsi="Times New Roman"/>
+          <w:sz w:val="24"/>
+        </w:rPr>
         <w:t xml:space="preserve">: Acceso institucional a PubMed, Rayyan (libre), Google Scholar, SciHub (acceso dentro de red Univalle).</w:t>
       </w:r>
     </w:p>
@@ -4000,16 +6092,23 @@
           <w:ilvl w:val="0"/>
           <w:numId w:val="1007"/>
         </w:numPr>
-      </w:pPr>
-      <w:r>
-        <w:rPr>
+        <w:spacing w:line="240" w:lineRule="auto" w:before="0" w:after="0"/>
+      </w:pPr>
+      <w:r>
+        <w:rPr>
+          <w:rFonts w:ascii="Times New Roman" w:hAnsi="Times New Roman"/>
           <w:b/>
           <w:bCs/>
+          <w:sz w:val="24"/>
         </w:rPr>
         <w:t xml:space="preserve">Herramientas de appraisal</w:t>
       </w:r>
       <w:r>
-        <w:t xml:space="preserve">: CASP online, JBI online, plantillas (descargables).</w:t>
+        <w:rPr>
+          <w:rFonts w:ascii="Times New Roman" w:hAnsi="Times New Roman"/>
+          <w:sz w:val="24"/>
+        </w:rPr>
+        <w:t xml:space="preserve">: CASP online, plantillas (descargables).</w:t>
       </w:r>
     </w:p>
     <w:p>
@@ -4019,15 +6118,22 @@
           <w:ilvl w:val="0"/>
           <w:numId w:val="1007"/>
         </w:numPr>
-      </w:pPr>
-      <w:r>
-        <w:rPr>
+        <w:spacing w:line="240" w:lineRule="auto" w:before="0" w:after="0"/>
+      </w:pPr>
+      <w:r>
+        <w:rPr>
+          <w:rFonts w:ascii="Times New Roman" w:hAnsi="Times New Roman"/>
           <w:b/>
           <w:bCs/>
+          <w:sz w:val="24"/>
         </w:rPr>
         <w:t xml:space="preserve">Documentos y plantillas</w:t>
       </w:r>
       <w:r>
+        <w:rPr>
+          <w:rFonts w:ascii="Times New Roman" w:hAnsi="Times New Roman"/>
+          <w:sz w:val="24"/>
+        </w:rPr>
         <w:t xml:space="preserve">: Disponibles en LMS (protocolo template, rúbricas, listas de verificación).</w:t>
       </w:r>
     </w:p>
@@ -4038,20 +6144,34 @@
           <w:ilvl w:val="0"/>
           <w:numId w:val="1007"/>
         </w:numPr>
-      </w:pPr>
-      <w:r>
-        <w:rPr>
+        <w:spacing w:line="240" w:lineRule="auto" w:before="0" w:after="0"/>
+      </w:pPr>
+      <w:r>
+        <w:rPr>
+          <w:rFonts w:ascii="Times New Roman" w:hAnsi="Times New Roman"/>
           <w:b/>
           <w:bCs/>
+          <w:sz w:val="24"/>
         </w:rPr>
         <w:t xml:space="preserve">Lecturas</w:t>
       </w:r>
       <w:r>
+        <w:rPr>
+          <w:rFonts w:ascii="Times New Roman" w:hAnsi="Times New Roman"/>
+          <w:sz w:val="24"/>
+        </w:rPr>
         <w:t xml:space="preserve">: Mezcla de artículos OA, acceso institucional (SciHub via Univalle), capítulos de libros de texto (ej. Sackett’s EBM, disponibles en biblioteca).</w:t>
       </w:r>
     </w:p>
     <w:p>
-      <w:r>
+      <w:pPr>
+        <w:spacing w:line="240" w:lineRule="auto" w:before="0" w:after="0"/>
+      </w:pPr>
+      <w:r>
+        <w:rPr>
+          <w:rFonts w:ascii="Times New Roman" w:hAnsi="Times New Roman"/>
+          <w:sz w:val="24"/>
+        </w:rPr>
         <w:pict>
           <v:rect style="width:0;height:1.5pt" o:hralign="center" o:hrstd="t" o:hr="t"/>
         </w:pict>
@@ -4062,8 +6182,13 @@
     <w:p>
       <w:pPr>
         <w:pStyle w:val="Heading2"/>
-      </w:pPr>
-      <w:r>
+        <w:spacing w:line="240" w:lineRule="auto" w:before="0" w:after="0"/>
+      </w:pPr>
+      <w:r>
+        <w:rPr>
+          <w:rFonts w:ascii="Times New Roman" w:hAnsi="Times New Roman"/>
+          <w:sz w:val="24"/>
+        </w:rPr>
         <w:t xml:space="preserve">Notas para el Instructor</w:t>
       </w:r>
     </w:p>
@@ -4073,15 +6198,22 @@
           <w:ilvl w:val="0"/>
           <w:numId w:val="1008"/>
         </w:numPr>
-      </w:pPr>
-      <w:r>
-        <w:rPr>
+        <w:spacing w:line="240" w:lineRule="auto" w:before="0" w:after="0"/>
+      </w:pPr>
+      <w:r>
+        <w:rPr>
+          <w:rFonts w:ascii="Times New Roman" w:hAnsi="Times New Roman"/>
           <w:b/>
           <w:bCs/>
+          <w:sz w:val="24"/>
         </w:rPr>
         <w:t xml:space="preserve">Ritmo</w:t>
       </w:r>
       <w:r>
+        <w:rPr>
+          <w:rFonts w:ascii="Times New Roman" w:hAnsi="Times New Roman"/>
+          <w:sz w:val="24"/>
+        </w:rPr>
         <w:t xml:space="preserve">: El curso es denso (15 semanas, 192 horas de trabajo estudiantil esperado). Las sesiones sincrónicas de 1 hora son cortas; enfatizar que gran parte del aprendizaje ocurre en el trabajo independiente. Proporcionar guías claras y scaffolding.</w:t>
       </w:r>
     </w:p>
@@ -4091,15 +6223,22 @@
           <w:ilvl w:val="0"/>
           <w:numId w:val="1008"/>
         </w:numPr>
-      </w:pPr>
-      <w:r>
-        <w:rPr>
+        <w:spacing w:line="240" w:lineRule="auto" w:before="0" w:after="0"/>
+      </w:pPr>
+      <w:r>
+        <w:rPr>
+          <w:rFonts w:ascii="Times New Roman" w:hAnsi="Times New Roman"/>
           <w:b/>
           <w:bCs/>
+          <w:sz w:val="24"/>
         </w:rPr>
         <w:t xml:space="preserve">Flexibilidad</w:t>
       </w:r>
       <w:r>
+        <w:rPr>
+          <w:rFonts w:ascii="Times New Roman" w:hAnsi="Times New Roman"/>
+          <w:sz w:val="24"/>
+        </w:rPr>
         <w:t xml:space="preserve">: Si hay festivos o conflictos, sesiones pueden reorganizarse (intercambiar Lunes↔Jueves, grabar para asincrónico).</w:t>
       </w:r>
     </w:p>
@@ -4109,15 +6248,22 @@
           <w:ilvl w:val="0"/>
           <w:numId w:val="1008"/>
         </w:numPr>
-      </w:pPr>
-      <w:r>
-        <w:rPr>
+        <w:spacing w:line="240" w:lineRule="auto" w:before="0" w:after="0"/>
+      </w:pPr>
+      <w:r>
+        <w:rPr>
+          <w:rFonts w:ascii="Times New Roman" w:hAnsi="Times New Roman"/>
           <w:b/>
           <w:bCs/>
+          <w:sz w:val="24"/>
         </w:rPr>
         <w:t xml:space="preserve">Colaboración</w:t>
       </w:r>
       <w:r>
+        <w:rPr>
+          <w:rFonts w:ascii="Times New Roman" w:hAnsi="Times New Roman"/>
+          <w:sz w:val="24"/>
+        </w:rPr>
         <w:t xml:space="preserve">: Contactar a comités de ética (CEI/CEIBA) para sesión simulada o invitado. Conectar con investigadores/urólogos locales para mentorship informal del capstone.</w:t>
       </w:r>
     </w:p>
@@ -4127,16 +6273,23 @@
           <w:ilvl w:val="0"/>
           <w:numId w:val="1008"/>
         </w:numPr>
-      </w:pPr>
-      <w:r>
-        <w:rPr>
+        <w:spacing w:line="240" w:lineRule="auto" w:before="0" w:after="0"/>
+      </w:pPr>
+      <w:r>
+        <w:rPr>
+          <w:rFonts w:ascii="Times New Roman" w:hAnsi="Times New Roman"/>
           <w:b/>
           <w:bCs/>
+          <w:sz w:val="24"/>
         </w:rPr>
         <w:t xml:space="preserve">Evaluación formativa</w:t>
       </w:r>
       <w:r>
-        <w:t xml:space="preserve">: Las micro-reflexiones (journales semanales) no se califican, pero se revisan; feedback oportuno mantiene a estudiantes en carril.</w:t>
+        <w:rPr>
+          <w:rFonts w:ascii="Times New Roman" w:hAnsi="Times New Roman"/>
+          <w:sz w:val="24"/>
+        </w:rPr>
+        <w:t xml:space="preserve">: Las micro-reflexiones (reflexiones semanales) no se califican, pero se revisan; feedback oportuno mantiene a estudiantes en carril.</w:t>
       </w:r>
     </w:p>
     <w:p>
@@ -4145,16 +6298,23 @@
           <w:ilvl w:val="0"/>
           <w:numId w:val="1008"/>
         </w:numPr>
-      </w:pPr>
-      <w:r>
-        <w:rPr>
+        <w:spacing w:line="240" w:lineRule="auto" w:before="0" w:after="0"/>
+      </w:pPr>
+      <w:r>
+        <w:rPr>
+          <w:rFonts w:ascii="Times New Roman" w:hAnsi="Times New Roman"/>
           <w:b/>
           <w:bCs/>
+          <w:sz w:val="24"/>
         </w:rPr>
         <w:t xml:space="preserve">Diversidad de aprendizaje</w:t>
       </w:r>
       <w:r>
-        <w:t xml:space="preserve">: Sesiones combinan sincrónico (discusión, taller), asincrónico (lecturas, análisis individual), colaborativo (grupo pequeño), y reflexivo (journales). Esto atiende variedad de estilos.</w:t>
+        <w:rPr>
+          <w:rFonts w:ascii="Times New Roman" w:hAnsi="Times New Roman"/>
+          <w:sz w:val="24"/>
+        </w:rPr>
+        <w:t xml:space="preserve">: Sesiones combinan sincrónico (discusión, taller), asincrónico (lecturas, análisis individual), colaborativo (grupo pequeño), y reflexivo (reflexiones). Esto atiende variedad de estilos.</w:t>
       </w:r>
     </w:p>
     <w:p>
@@ -4163,20 +6323,34 @@
           <w:ilvl w:val="0"/>
           <w:numId w:val="1008"/>
         </w:numPr>
-      </w:pPr>
-      <w:r>
-        <w:rPr>
+        <w:spacing w:line="240" w:lineRule="auto" w:before="0" w:after="0"/>
+      </w:pPr>
+      <w:r>
+        <w:rPr>
+          <w:rFonts w:ascii="Times New Roman" w:hAnsi="Times New Roman"/>
           <w:b/>
           <w:bCs/>
+          <w:sz w:val="24"/>
         </w:rPr>
         <w:t xml:space="preserve">Lenguaje</w:t>
       </w:r>
       <w:r>
+        <w:rPr>
+          <w:rFonts w:ascii="Times New Roman" w:hAnsi="Times New Roman"/>
+          <w:sz w:val="24"/>
+        </w:rPr>
         <w:t xml:space="preserve">: Textos principalmente en inglés (literatura médica); instrucción y discusión en español. Apoyo para estudiantes menos fluidos en inglés.</w:t>
       </w:r>
     </w:p>
     <w:p>
-      <w:r>
+      <w:pPr>
+        <w:spacing w:line="240" w:lineRule="auto" w:before="0" w:after="0"/>
+      </w:pPr>
+      <w:r>
+        <w:rPr>
+          <w:rFonts w:ascii="Times New Roman" w:hAnsi="Times New Roman"/>
+          <w:sz w:val="24"/>
+        </w:rPr>
         <w:pict>
           <v:rect style="width:0;height:1.5pt" o:hralign="center" o:hrstd="t" o:hr="t"/>
         </w:pict>
@@ -4187,28 +6361,48 @@
     <w:p>
       <w:pPr>
         <w:pStyle w:val="Heading2"/>
-      </w:pPr>
-      <w:r>
+        <w:spacing w:line="240" w:lineRule="auto" w:before="0" w:after="0"/>
+      </w:pPr>
+      <w:r>
+        <w:rPr>
+          <w:rFonts w:ascii="Times New Roman" w:hAnsi="Times New Roman"/>
+          <w:sz w:val="24"/>
+        </w:rPr>
         <w:t xml:space="preserve">Evaluación — Visión General</w:t>
       </w:r>
     </w:p>
     <w:p>
       <w:pPr>
         <w:pStyle w:val="FirstParagraph"/>
-      </w:pPr>
-      <w:r>
+        <w:spacing w:line="240" w:lineRule="auto" w:before="0" w:after="0"/>
+      </w:pPr>
+      <w:r>
+        <w:rPr>
+          <w:rFonts w:ascii="Times New Roman" w:hAnsi="Times New Roman"/>
+          <w:sz w:val="24"/>
+        </w:rPr>
         <w:t xml:space="preserve">(Detalles en</w:t>
       </w:r>
       <w:r>
+        <w:rPr>
+          <w:rFonts w:ascii="Times New Roman" w:hAnsi="Times New Roman"/>
+          <w:sz w:val="24"/>
+        </w:rPr>
         <w:t xml:space="preserve"> </w:t>
       </w:r>
       <w:r>
         <w:rPr>
           <w:rStyle w:val="VerbatimChar"/>
+          <w:rFonts w:ascii="Times New Roman" w:hAnsi="Times New Roman"/>
+          <w:sz w:val="24"/>
         </w:rPr>
         <w:t xml:space="preserve">evaluacion.md</w:t>
       </w:r>
       <w:r>
+        <w:rPr>
+          <w:rFonts w:ascii="Times New Roman" w:hAnsi="Times New Roman"/>
+          <w:sz w:val="24"/>
+        </w:rPr>
         <w:t xml:space="preserve">)</w:t>
       </w:r>
     </w:p>
@@ -4219,15 +6413,22 @@
           <w:ilvl w:val="0"/>
           <w:numId w:val="1009"/>
         </w:numPr>
-      </w:pPr>
-      <w:r>
-        <w:rPr>
+        <w:spacing w:line="240" w:lineRule="auto" w:before="0" w:after="0"/>
+      </w:pPr>
+      <w:r>
+        <w:rPr>
+          <w:rFonts w:ascii="Times New Roman" w:hAnsi="Times New Roman"/>
           <w:b/>
           <w:bCs/>
+          <w:sz w:val="24"/>
         </w:rPr>
         <w:t xml:space="preserve">Formativa</w:t>
       </w:r>
       <w:r>
+        <w:rPr>
+          <w:rFonts w:ascii="Times New Roman" w:hAnsi="Times New Roman"/>
+          <w:sz w:val="24"/>
+        </w:rPr>
         <w:t xml:space="preserve">: Micro-reflexiones, feedback en talleres, pre-tareas.</w:t>
       </w:r>
     </w:p>
@@ -4238,15 +6439,22 @@
           <w:ilvl w:val="0"/>
           <w:numId w:val="1009"/>
         </w:numPr>
-      </w:pPr>
-      <w:r>
-        <w:rPr>
+        <w:spacing w:line="240" w:lineRule="auto" w:before="0" w:after="0"/>
+      </w:pPr>
+      <w:r>
+        <w:rPr>
+          <w:rFonts w:ascii="Times New Roman" w:hAnsi="Times New Roman"/>
           <w:b/>
           <w:bCs/>
+          <w:sz w:val="24"/>
         </w:rPr>
         <w:t xml:space="preserve">Sumativa</w:t>
       </w:r>
       <w:r>
+        <w:rPr>
+          <w:rFonts w:ascii="Times New Roman" w:hAnsi="Times New Roman"/>
+          <w:sz w:val="24"/>
+        </w:rPr>
         <w:t xml:space="preserve">: Banco PICO (15%), análisis ético (15%), reseña crítica (20%), protocolo escrito (25%), presentación oral (15%), participación/reflexión (10%).</w:t>
       </w:r>
     </w:p>
@@ -4257,20 +6465,34 @@
           <w:ilvl w:val="0"/>
           <w:numId w:val="1009"/>
         </w:numPr>
-      </w:pPr>
-      <w:r>
-        <w:rPr>
+        <w:spacing w:line="240" w:lineRule="auto" w:before="0" w:after="0"/>
+      </w:pPr>
+      <w:r>
+        <w:rPr>
+          <w:rFonts w:ascii="Times New Roman" w:hAnsi="Times New Roman"/>
           <w:b/>
           <w:bCs/>
+          <w:sz w:val="24"/>
         </w:rPr>
         <w:t xml:space="preserve">Desglose de horas</w:t>
       </w:r>
       <w:r>
+        <w:rPr>
+          <w:rFonts w:ascii="Times New Roman" w:hAnsi="Times New Roman"/>
+          <w:sz w:val="24"/>
+        </w:rPr>
         <w:t xml:space="preserve">: De las 192h totales, ~12h dedicadas a evaluación (exámenes, presentaciones, escritura de reportes finales); el resto es aprendizaje directo + práctica.</w:t>
       </w:r>
     </w:p>
     <w:p>
-      <w:r>
+      <w:pPr>
+        <w:spacing w:line="240" w:lineRule="auto" w:before="0" w:after="0"/>
+      </w:pPr>
+      <w:r>
+        <w:rPr>
+          <w:rFonts w:ascii="Times New Roman" w:hAnsi="Times New Roman"/>
+          <w:sz w:val="24"/>
+        </w:rPr>
         <w:pict>
           <v:rect style="width:0;height:1.5pt" o:hralign="center" o:hrstd="t" o:hr="t"/>
         </w:pict>
@@ -4281,8 +6503,13 @@
     <w:p>
       <w:pPr>
         <w:pStyle w:val="Heading2"/>
-      </w:pPr>
-      <w:r>
+        <w:spacing w:line="240" w:lineRule="auto" w:before="0" w:after="0"/>
+      </w:pPr>
+      <w:r>
+        <w:rPr>
+          <w:rFonts w:ascii="Times New Roman" w:hAnsi="Times New Roman"/>
+          <w:sz w:val="24"/>
+        </w:rPr>
         <w:t xml:space="preserve">Alineación con Normativa</w:t>
       </w:r>
     </w:p>
@@ -4293,15 +6520,22 @@
           <w:ilvl w:val="0"/>
           <w:numId w:val="1010"/>
         </w:numPr>
-      </w:pPr>
-      <w:r>
-        <w:rPr>
+        <w:spacing w:line="240" w:lineRule="auto" w:before="0" w:after="0"/>
+      </w:pPr>
+      <w:r>
+        <w:rPr>
+          <w:rFonts w:ascii="Times New Roman" w:hAnsi="Times New Roman"/>
           <w:b/>
           <w:bCs/>
+          <w:sz w:val="24"/>
         </w:rPr>
         <w:t xml:space="preserve">Decreto 0808/2002 (MEN)</w:t>
       </w:r>
       <w:r>
+        <w:rPr>
+          <w:rFonts w:ascii="Times New Roman" w:hAnsi="Times New Roman"/>
+          <w:sz w:val="24"/>
+        </w:rPr>
         <w:t xml:space="preserve">: Crédito académico = 48h trabajo estudiantil; distribución teórico-práctica (2–8h independiente por contacto) respetada.</w:t>
       </w:r>
     </w:p>
@@ -4312,15 +6546,22 @@
           <w:ilvl w:val="0"/>
           <w:numId w:val="1010"/>
         </w:numPr>
-      </w:pPr>
-      <w:r>
-        <w:rPr>
+        <w:spacing w:line="240" w:lineRule="auto" w:before="0" w:after="0"/>
+      </w:pPr>
+      <w:r>
+        <w:rPr>
+          <w:rFonts w:ascii="Times New Roman" w:hAnsi="Times New Roman"/>
           <w:b/>
           <w:bCs/>
+          <w:sz w:val="24"/>
         </w:rPr>
         <w:t xml:space="preserve">Normas Univalle</w:t>
       </w:r>
       <w:r>
+        <w:rPr>
+          <w:rFonts w:ascii="Times New Roman" w:hAnsi="Times New Roman"/>
+          <w:sz w:val="24"/>
+        </w:rPr>
         <w:t xml:space="preserve">: Electivo de pregrado, requisito previo (Epidemiología Básica), híbrido, evaluación formativa + sumativa.</w:t>
       </w:r>
     </w:p>
@@ -4331,20 +6572,34 @@
           <w:ilvl w:val="0"/>
           <w:numId w:val="1010"/>
         </w:numPr>
-      </w:pPr>
-      <w:r>
-        <w:rPr>
+        <w:spacing w:line="240" w:lineRule="auto" w:before="0" w:after="0"/>
+      </w:pPr>
+      <w:r>
+        <w:rPr>
+          <w:rFonts w:ascii="Times New Roman" w:hAnsi="Times New Roman"/>
           <w:b/>
           <w:bCs/>
+          <w:sz w:val="24"/>
         </w:rPr>
         <w:t xml:space="preserve">Competencias AAMC</w:t>
       </w:r>
       <w:r>
+        <w:rPr>
+          <w:rFonts w:ascii="Times New Roman" w:hAnsi="Times New Roman"/>
+          <w:sz w:val="24"/>
+        </w:rPr>
         <w:t xml:space="preserve">: Scientific Inquiry centrada; también complementa Communication, Teamwork.</w:t>
       </w:r>
     </w:p>
     <w:p>
-      <w:r>
+      <w:pPr>
+        <w:spacing w:line="240" w:lineRule="auto" w:before="0" w:after="0"/>
+      </w:pPr>
+      <w:r>
+        <w:rPr>
+          <w:rFonts w:ascii="Times New Roman" w:hAnsi="Times New Roman"/>
+          <w:sz w:val="24"/>
+        </w:rPr>
         <w:pict>
           <v:rect style="width:0;height:1.5pt" o:hralign="center" o:hrstd="t" o:hr="t"/>
         </w:pict>
@@ -4355,50 +6610,87 @@
     <w:p>
       <w:pPr>
         <w:pStyle w:val="Heading2"/>
-      </w:pPr>
-      <w:r>
+        <w:spacing w:line="240" w:lineRule="auto" w:before="0" w:after="0"/>
+      </w:pPr>
+      <w:r>
+        <w:rPr>
+          <w:rFonts w:ascii="Times New Roman" w:hAnsi="Times New Roman"/>
+          <w:sz w:val="24"/>
+        </w:rPr>
         <w:t xml:space="preserve">Referencias Bibliográficas</w:t>
       </w:r>
     </w:p>
     <w:p>
       <w:pPr>
         <w:pStyle w:val="FirstParagraph"/>
-      </w:pPr>
-      <w:r>
+        <w:spacing w:line="240" w:lineRule="auto" w:before="0" w:after="0"/>
+      </w:pPr>
+      <w:r>
+        <w:rPr>
+          <w:rFonts w:ascii="Times New Roman" w:hAnsi="Times New Roman"/>
+          <w:sz w:val="24"/>
+        </w:rPr>
         <w:t xml:space="preserve">Este documento compila todas las referencias citadas en el microcurrículo, rúbricas, evaluación y actividades, organizadas por tema y módulo del curso. Incluye literatura sobre educación médica, investigación clínica, competencias científicas y urología clínica.</w:t>
       </w:r>
     </w:p>
     <w:p>
       <w:pPr>
         <w:pStyle w:val="BodyText"/>
-      </w:pPr>
-      <w:r>
+        <w:spacing w:line="240" w:lineRule="auto" w:before="0" w:after="0"/>
+      </w:pPr>
+      <w:r>
+        <w:rPr>
+          <w:rFonts w:ascii="Times New Roman" w:hAnsi="Times New Roman"/>
+          <w:sz w:val="24"/>
+        </w:rPr>
         <w:t xml:space="preserve">Todas las referencias han sido verificadas y están disponibles (acceso abierto o en bases de datos institucionales de Univalle).</w:t>
       </w:r>
     </w:p>
     <w:p>
       <w:pPr>
         <w:pStyle w:val="BodyText"/>
-      </w:pPr>
-      <w:r>
+        <w:spacing w:line="240" w:lineRule="auto" w:before="0" w:after="0"/>
+      </w:pPr>
+      <w:r>
+        <w:rPr>
+          <w:rFonts w:ascii="Times New Roman" w:hAnsi="Times New Roman"/>
+          <w:sz w:val="24"/>
+        </w:rPr>
         <w:t xml:space="preserve">Las referencias están formateadas en</w:t>
       </w:r>
       <w:r>
+        <w:rPr>
+          <w:rFonts w:ascii="Times New Roman" w:hAnsi="Times New Roman"/>
+          <w:sz w:val="24"/>
+        </w:rPr>
         <w:t xml:space="preserve"> </w:t>
       </w:r>
       <w:r>
         <w:rPr>
+          <w:rFonts w:ascii="Times New Roman" w:hAnsi="Times New Roman"/>
           <w:b/>
           <w:bCs/>
+          <w:sz w:val="24"/>
         </w:rPr>
         <w:t xml:space="preserve">estilo Vancouver</w:t>
       </w:r>
       <w:r>
+        <w:rPr>
+          <w:rFonts w:ascii="Times New Roman" w:hAnsi="Times New Roman"/>
+          <w:sz w:val="24"/>
+        </w:rPr>
         <w:t xml:space="preserve">, el estándar de citación biomédico de las principales revistas médicas internacionales.</w:t>
       </w:r>
     </w:p>
     <w:p>
-      <w:r>
+      <w:pPr>
+        <w:spacing w:line="240" w:lineRule="auto" w:before="0" w:after="0"/>
+      </w:pPr>
+      <w:r>
+        <w:rPr>
+          <w:rFonts w:ascii="Times New Roman" w:hAnsi="Times New Roman"/>
+          <w:sz w:val="24"/>
+        </w:rPr>
         <w:pict>
           <v:rect style="width:0;height:1.5pt" o:hralign="center" o:hrstd="t" o:hr="t"/>
         </w:pict>
@@ -4408,8 +6700,13 @@
     <w:p>
       <w:pPr>
         <w:pStyle w:val="Heading3"/>
-      </w:pPr>
-      <w:r>
+        <w:spacing w:line="240" w:lineRule="auto" w:before="0" w:after="0"/>
+      </w:pPr>
+      <w:r>
+        <w:rPr>
+          <w:rFonts w:ascii="Times New Roman" w:hAnsi="Times New Roman"/>
+          <w:sz w:val="24"/>
+        </w:rPr>
         <w:t xml:space="preserve">Sección I: Educación Médica y Competencias</w:t>
       </w:r>
     </w:p>
@@ -4417,8 +6714,13 @@
     <w:p>
       <w:pPr>
         <w:pStyle w:val="Heading4"/>
-      </w:pPr>
-      <w:r>
+        <w:spacing w:line="240" w:lineRule="auto" w:before="0" w:after="0"/>
+      </w:pPr>
+      <w:r>
+        <w:rPr>
+          <w:rFonts w:ascii="Times New Roman" w:hAnsi="Times New Roman"/>
+          <w:sz w:val="24"/>
+        </w:rPr>
         <w:t xml:space="preserve">A. Competencias AAMC y Marcos Educativos</w:t>
       </w:r>
     </w:p>
@@ -4428,8 +6730,13 @@
           <w:ilvl w:val="0"/>
           <w:numId w:val="1011"/>
         </w:numPr>
-      </w:pPr>
-      <w:r>
+        <w:spacing w:line="240" w:lineRule="auto" w:before="0" w:after="0"/>
+      </w:pPr>
+      <w:r>
+        <w:rPr>
+          <w:rFonts w:ascii="Times New Roman" w:hAnsi="Times New Roman"/>
+          <w:sz w:val="24"/>
+        </w:rPr>
         <w:t xml:space="preserve">Association of American Medical Colleges. Core competencies for entering medical students [Internet]. 2020 [cited 2024]. Available from: https://students-residents.aamc.org/media/15376/download</w:t>
       </w:r>
     </w:p>
@@ -4439,8 +6746,13 @@
           <w:ilvl w:val="0"/>
           <w:numId w:val="1011"/>
         </w:numPr>
-      </w:pPr>
-      <w:r>
+        <w:spacing w:line="240" w:lineRule="auto" w:before="0" w:after="0"/>
+      </w:pPr>
+      <w:r>
+        <w:rPr>
+          <w:rFonts w:ascii="Times New Roman" w:hAnsi="Times New Roman"/>
+          <w:sz w:val="24"/>
+        </w:rPr>
         <w:t xml:space="preserve">McGaghie WC, Miller GE, Sajid AW, Telder TW. Competency-based medical education: conceptual and practical considerations. Med Educ. 2011;45(10):1007–1015. doi:10.1111/j.1365-2923.2011.04044.x</w:t>
       </w:r>
     </w:p>
@@ -4450,8 +6762,13 @@
           <w:ilvl w:val="0"/>
           <w:numId w:val="1011"/>
         </w:numPr>
-      </w:pPr>
-      <w:r>
+        <w:spacing w:line="240" w:lineRule="auto" w:before="0" w:after="0"/>
+      </w:pPr>
+      <w:r>
+        <w:rPr>
+          <w:rFonts w:ascii="Times New Roman" w:hAnsi="Times New Roman"/>
+          <w:sz w:val="24"/>
+        </w:rPr>
         <w:t xml:space="preserve">Brew A. Research and teaching: beyond the divide. London: MacMillan Press; 2006.</w:t>
       </w:r>
     </w:p>
@@ -4460,8 +6777,13 @@
     <w:p>
       <w:pPr>
         <w:pStyle w:val="Heading4"/>
-      </w:pPr>
-      <w:r>
+        <w:spacing w:line="240" w:lineRule="auto" w:before="0" w:after="0"/>
+      </w:pPr>
+      <w:r>
+        <w:rPr>
+          <w:rFonts w:ascii="Times New Roman" w:hAnsi="Times New Roman"/>
+          <w:sz w:val="24"/>
+        </w:rPr>
         <w:t xml:space="preserve">B. Educación en Investigación para Pregrado</w:t>
       </w:r>
     </w:p>
@@ -4471,8 +6793,13 @@
           <w:ilvl w:val="0"/>
           <w:numId w:val="1012"/>
         </w:numPr>
-      </w:pPr>
-      <w:r>
+        <w:spacing w:line="240" w:lineRule="auto" w:before="0" w:after="0"/>
+      </w:pPr>
+      <w:r>
+        <w:rPr>
+          <w:rFonts w:ascii="Times New Roman" w:hAnsi="Times New Roman"/>
+          <w:sz w:val="24"/>
+        </w:rPr>
         <w:t xml:space="preserve">Exploring the perception of undergraduate medical students about a longitudinal and integrated research curriculum within a competential framework. BMC Med Educ. 2023;23(12):428. doi:10.1186/s12909-023-04321-x</w:t>
       </w:r>
     </w:p>
@@ -4482,8 +6809,13 @@
           <w:ilvl w:val="0"/>
           <w:numId w:val="1012"/>
         </w:numPr>
-      </w:pPr>
-      <w:r>
+        <w:spacing w:line="240" w:lineRule="auto" w:before="0" w:after="0"/>
+      </w:pPr>
+      <w:r>
+        <w:rPr>
+          <w:rFonts w:ascii="Times New Roman" w:hAnsi="Times New Roman"/>
+          <w:sz w:val="24"/>
+        </w:rPr>
         <w:t xml:space="preserve">Perspectives of undergraduate medical students on research education and their confidence in research skills: a cross-sectional study from Palestine. Adv Med Educ Pract. 2023;14:1265–1276. doi:10.2147/AMEP.S431896</w:t>
       </w:r>
     </w:p>
@@ -4493,8 +6825,13 @@
           <w:ilvl w:val="0"/>
           <w:numId w:val="1012"/>
         </w:numPr>
-      </w:pPr>
-      <w:r>
+        <w:spacing w:line="240" w:lineRule="auto" w:before="0" w:after="0"/>
+      </w:pPr>
+      <w:r>
+        <w:rPr>
+          <w:rFonts w:ascii="Times New Roman" w:hAnsi="Times New Roman"/>
+          <w:sz w:val="24"/>
+        </w:rPr>
         <w:t xml:space="preserve">Undergraduate medical research: the student perspective. Med Educ Online. 2009;14:18. PMC2939395.</w:t>
       </w:r>
     </w:p>
@@ -4504,8 +6841,13 @@
           <w:ilvl w:val="0"/>
           <w:numId w:val="1012"/>
         </w:numPr>
-      </w:pPr>
-      <w:r>
+        <w:spacing w:line="240" w:lineRule="auto" w:before="0" w:after="0"/>
+      </w:pPr>
+      <w:r>
+        <w:rPr>
+          <w:rFonts w:ascii="Times New Roman" w:hAnsi="Times New Roman"/>
+          <w:sz w:val="24"/>
+        </w:rPr>
         <w:t xml:space="preserve">Course-based research experience of undergraduate medical students through project-based learning. Adv Med Educ Pract. 2020;11:207–219. doi:10.2147/AMEP.S230936</w:t>
       </w:r>
     </w:p>
@@ -4514,8 +6856,13 @@
     <w:p>
       <w:pPr>
         <w:pStyle w:val="Heading4"/>
-      </w:pPr>
-      <w:r>
+        <w:spacing w:line="240" w:lineRule="auto" w:before="0" w:after="0"/>
+      </w:pPr>
+      <w:r>
+        <w:rPr>
+          <w:rFonts w:ascii="Times New Roman" w:hAnsi="Times New Roman"/>
+          <w:sz w:val="24"/>
+        </w:rPr>
         <w:t xml:space="preserve">C. Enseñanza de Lectura Crítica y Appraisal</w:t>
       </w:r>
     </w:p>
@@ -4525,8 +6872,13 @@
           <w:ilvl w:val="0"/>
           <w:numId w:val="1013"/>
         </w:numPr>
-      </w:pPr>
-      <w:r>
+        <w:spacing w:line="240" w:lineRule="auto" w:before="0" w:after="0"/>
+      </w:pPr>
+      <w:r>
+        <w:rPr>
+          <w:rFonts w:ascii="Times New Roman" w:hAnsi="Times New Roman"/>
+          <w:sz w:val="24"/>
+        </w:rPr>
         <w:t xml:space="preserve">An integrated practical evidence-based medicine curriculum: two small-group sessions to teach PICO question formation and searching strategies. MedEdPORTAL. 2019;15:10795. doi:10.15766/mep_2374-8265.9446</w:t>
       </w:r>
     </w:p>
@@ -4536,13 +6888,25 @@
           <w:ilvl w:val="0"/>
           <w:numId w:val="1013"/>
         </w:numPr>
-      </w:pPr>
-      <w:r>
+        <w:spacing w:line="240" w:lineRule="auto" w:before="0" w:after="0"/>
+      </w:pPr>
+      <w:r>
+        <w:rPr>
+          <w:rFonts w:ascii="Times New Roman" w:hAnsi="Times New Roman"/>
+          <w:sz w:val="24"/>
+        </w:rPr>
         <w:t xml:space="preserve">Development and evaluation of an evidence-based medicine module in the undergraduate medical curriculum. BMC Med Educ. 2020;20(1):181. doi:10.1186/s12909-020-02181-7</w:t>
       </w:r>
     </w:p>
     <w:p>
-      <w:r>
+      <w:pPr>
+        <w:spacing w:line="240" w:lineRule="auto" w:before="0" w:after="0"/>
+      </w:pPr>
+      <w:r>
+        <w:rPr>
+          <w:rFonts w:ascii="Times New Roman" w:hAnsi="Times New Roman"/>
+          <w:sz w:val="24"/>
+        </w:rPr>
         <w:pict>
           <v:rect style="width:0;height:1.5pt" o:hralign="center" o:hrstd="t" o:hr="t"/>
         </w:pict>
@@ -4554,8 +6918,13 @@
     <w:p>
       <w:pPr>
         <w:pStyle w:val="Heading3"/>
-      </w:pPr>
-      <w:r>
+        <w:spacing w:line="240" w:lineRule="auto" w:before="0" w:after="0"/>
+      </w:pPr>
+      <w:r>
+        <w:rPr>
+          <w:rFonts w:ascii="Times New Roman" w:hAnsi="Times New Roman"/>
+          <w:sz w:val="24"/>
+        </w:rPr>
         <w:t xml:space="preserve">Sección II: Ética en Investigación y Regulaciones</w:t>
       </w:r>
     </w:p>
@@ -4563,8 +6932,13 @@
     <w:p>
       <w:pPr>
         <w:pStyle w:val="Heading4"/>
-      </w:pPr>
-      <w:r>
+        <w:spacing w:line="240" w:lineRule="auto" w:before="0" w:after="0"/>
+      </w:pPr>
+      <w:r>
+        <w:rPr>
+          <w:rFonts w:ascii="Times New Roman" w:hAnsi="Times New Roman"/>
+          <w:sz w:val="24"/>
+        </w:rPr>
         <w:t xml:space="preserve">A. Principios Éticos Fundamentales</w:t>
       </w:r>
     </w:p>
@@ -4574,8 +6948,13 @@
           <w:ilvl w:val="0"/>
           <w:numId w:val="1014"/>
         </w:numPr>
-      </w:pPr>
-      <w:r>
+        <w:spacing w:line="240" w:lineRule="auto" w:before="0" w:after="0"/>
+      </w:pPr>
+      <w:r>
+        <w:rPr>
+          <w:rFonts w:ascii="Times New Roman" w:hAnsi="Times New Roman"/>
+          <w:sz w:val="24"/>
+        </w:rPr>
         <w:t xml:space="preserve">Department of Health and Human Services. Belmont Report: ethical principles and guidelines for the protection of human subjects of research [Internet]. 1979 [cited 2024]. Available from: https://www.hhs.gov/ohrp/regulations-and-policy/belmont-report/index.html</w:t>
       </w:r>
     </w:p>
@@ -4585,8 +6964,13 @@
           <w:ilvl w:val="0"/>
           <w:numId w:val="1014"/>
         </w:numPr>
-      </w:pPr>
-      <w:r>
+        <w:spacing w:line="240" w:lineRule="auto" w:before="0" w:after="0"/>
+      </w:pPr>
+      <w:r>
+        <w:rPr>
+          <w:rFonts w:ascii="Times New Roman" w:hAnsi="Times New Roman"/>
+          <w:sz w:val="24"/>
+        </w:rPr>
         <w:t xml:space="preserve">World Medical Association. Declaration of Helsinki – ethical principles for medical research involving human subjects [Internet]. 2022 [cited 2024]. Available from: https://www.wma.net/policies-post/wma-declaration-of-helsinki-ethical-principles-for-medical-research-involving-human-subjects/</w:t>
       </w:r>
     </w:p>
@@ -4596,8 +6980,13 @@
           <w:ilvl w:val="0"/>
           <w:numId w:val="1014"/>
         </w:numPr>
-      </w:pPr>
-      <w:r>
+        <w:spacing w:line="240" w:lineRule="auto" w:before="0" w:after="0"/>
+      </w:pPr>
+      <w:r>
+        <w:rPr>
+          <w:rFonts w:ascii="Times New Roman" w:hAnsi="Times New Roman"/>
+          <w:sz w:val="24"/>
+        </w:rPr>
         <w:t xml:space="preserve">International Committee of Medical Journal Editors. Recommendations for the conduct, reporting, editing, and publication of scholarly work in medical journals [Internet]. 2023 [cited 2024]. Available from: https://www.icmje.org/recommendations/</w:t>
       </w:r>
     </w:p>
@@ -4606,8 +6995,13 @@
     <w:p>
       <w:pPr>
         <w:pStyle w:val="Heading4"/>
-      </w:pPr>
-      <w:r>
+        <w:spacing w:line="240" w:lineRule="auto" w:before="0" w:after="0"/>
+      </w:pPr>
+      <w:r>
+        <w:rPr>
+          <w:rFonts w:ascii="Times New Roman" w:hAnsi="Times New Roman"/>
+          <w:sz w:val="24"/>
+        </w:rPr>
         <w:t xml:space="preserve">B. Integridad en Investigación</w:t>
       </w:r>
     </w:p>
@@ -4617,8 +7011,13 @@
           <w:ilvl w:val="0"/>
           <w:numId w:val="1015"/>
         </w:numPr>
-      </w:pPr>
-      <w:r>
+        <w:spacing w:line="240" w:lineRule="auto" w:before="0" w:after="0"/>
+      </w:pPr>
+      <w:r>
+        <w:rPr>
+          <w:rFonts w:ascii="Times New Roman" w:hAnsi="Times New Roman"/>
+          <w:sz w:val="24"/>
+        </w:rPr>
         <w:t xml:space="preserve">Bosch S, Albracht B. Research misconduct: a comprehensive review. J Med Ethics. 2015;41(3):200–207. doi:10.1136/medethics-2014-102289</w:t>
       </w:r>
     </w:p>
@@ -4628,13 +7027,25 @@
           <w:ilvl w:val="0"/>
           <w:numId w:val="1015"/>
         </w:numPr>
-      </w:pPr>
-      <w:r>
+        <w:spacing w:line="240" w:lineRule="auto" w:before="0" w:after="0"/>
+      </w:pPr>
+      <w:r>
+        <w:rPr>
+          <w:rFonts w:ascii="Times New Roman" w:hAnsi="Times New Roman"/>
+          <w:sz w:val="24"/>
+        </w:rPr>
         <w:t xml:space="preserve">Resnik DB. What is ethics in research &amp; why does it matter? [Internet]. National Institute of Environmental Health Sciences; 2015 [cited 2024]. Available from: https://www.niehs.nih.gov/research/resources/bioethics/whatis/</w:t>
       </w:r>
     </w:p>
     <w:p>
-      <w:r>
+      <w:pPr>
+        <w:spacing w:line="240" w:lineRule="auto" w:before="0" w:after="0"/>
+      </w:pPr>
+      <w:r>
+        <w:rPr>
+          <w:rFonts w:ascii="Times New Roman" w:hAnsi="Times New Roman"/>
+          <w:sz w:val="24"/>
+        </w:rPr>
         <w:pict>
           <v:rect style="width:0;height:1.5pt" o:hralign="center" o:hrstd="t" o:hr="t"/>
         </w:pict>
@@ -4646,8 +7057,13 @@
     <w:p>
       <w:pPr>
         <w:pStyle w:val="Heading3"/>
-      </w:pPr>
-      <w:r>
+        <w:spacing w:line="240" w:lineRule="auto" w:before="0" w:after="0"/>
+      </w:pPr>
+      <w:r>
+        <w:rPr>
+          <w:rFonts w:ascii="Times New Roman" w:hAnsi="Times New Roman"/>
+          <w:sz w:val="24"/>
+        </w:rPr>
         <w:t xml:space="preserve">Sección III: Métodos y Diseños de Estudio</w:t>
       </w:r>
     </w:p>
@@ -4655,8 +7071,13 @@
     <w:p>
       <w:pPr>
         <w:pStyle w:val="Heading4"/>
-      </w:pPr>
-      <w:r>
+        <w:spacing w:line="240" w:lineRule="auto" w:before="0" w:after="0"/>
+      </w:pPr>
+      <w:r>
+        <w:rPr>
+          <w:rFonts w:ascii="Times New Roman" w:hAnsi="Times New Roman"/>
+          <w:sz w:val="24"/>
+        </w:rPr>
         <w:t xml:space="preserve">A. Libros de Texto y Capítulos</w:t>
       </w:r>
     </w:p>
@@ -4666,8 +7087,13 @@
           <w:ilvl w:val="0"/>
           <w:numId w:val="1016"/>
         </w:numPr>
-      </w:pPr>
-      <w:r>
+        <w:spacing w:line="240" w:lineRule="auto" w:before="0" w:after="0"/>
+      </w:pPr>
+      <w:r>
+        <w:rPr>
+          <w:rFonts w:ascii="Times New Roman" w:hAnsi="Times New Roman"/>
+          <w:sz w:val="24"/>
+        </w:rPr>
         <w:t xml:space="preserve">Kirkwood BR, Sterne JAC. Essential medical statistics. 2nd ed. Oxford: Blackwell Science; 2003.</w:t>
       </w:r>
     </w:p>
@@ -4677,8 +7103,13 @@
           <w:ilvl w:val="0"/>
           <w:numId w:val="1016"/>
         </w:numPr>
-      </w:pPr>
-      <w:r>
+        <w:spacing w:line="240" w:lineRule="auto" w:before="0" w:after="0"/>
+      </w:pPr>
+      <w:r>
+        <w:rPr>
+          <w:rFonts w:ascii="Times New Roman" w:hAnsi="Times New Roman"/>
+          <w:sz w:val="24"/>
+        </w:rPr>
         <w:t xml:space="preserve">Ruiz Morales Á, Gómez Restrepo C. Epidemiología Clínica: Investigación clínica aplicada. 2.ª ed. Bogotá: Editorial Médica Panamericana; 2015.</w:t>
       </w:r>
     </w:p>
@@ -4688,8 +7119,13 @@
           <w:ilvl w:val="0"/>
           <w:numId w:val="1016"/>
         </w:numPr>
-      </w:pPr>
-      <w:r>
+        <w:spacing w:line="240" w:lineRule="auto" w:before="0" w:after="0"/>
+      </w:pPr>
+      <w:r>
+        <w:rPr>
+          <w:rFonts w:ascii="Times New Roman" w:hAnsi="Times New Roman"/>
+          <w:sz w:val="24"/>
+        </w:rPr>
         <w:t xml:space="preserve">Sackett DL, Rosenberg WMC, Muir Gray JA, Haynes RB, Richardson WS. Evidence-based medicine: what it is and what it isn’t. BMJ. 1996;312(7023):71–72. doi:10.1136/bmj.312.7023.71</w:t>
       </w:r>
     </w:p>
@@ -4698,8 +7134,13 @@
     <w:p>
       <w:pPr>
         <w:pStyle w:val="Heading4"/>
-      </w:pPr>
-      <w:r>
+        <w:spacing w:line="240" w:lineRule="auto" w:before="0" w:after="0"/>
+      </w:pPr>
+      <w:r>
+        <w:rPr>
+          <w:rFonts w:ascii="Times New Roman" w:hAnsi="Times New Roman"/>
+          <w:sz w:val="24"/>
+        </w:rPr>
         <w:t xml:space="preserve">B. Herramientas de Appraisal Crítico</w:t>
       </w:r>
     </w:p>
@@ -4709,8 +7150,13 @@
           <w:ilvl w:val="0"/>
           <w:numId w:val="1017"/>
         </w:numPr>
-      </w:pPr>
-      <w:r>
+        <w:spacing w:line="240" w:lineRule="auto" w:before="0" w:after="0"/>
+      </w:pPr>
+      <w:r>
+        <w:rPr>
+          <w:rFonts w:ascii="Times New Roman" w:hAnsi="Times New Roman"/>
+          <w:sz w:val="24"/>
+        </w:rPr>
         <w:t xml:space="preserve">Critical Appraisal Skills Programme. Checklists &amp; guides [Internet]. Oxford: CASP; 2024 [cited 2024]. Available from: https://casp-uk.net/</w:t>
       </w:r>
     </w:p>
@@ -4720,8 +7166,13 @@
           <w:ilvl w:val="0"/>
           <w:numId w:val="1017"/>
         </w:numPr>
-      </w:pPr>
-      <w:r>
+        <w:spacing w:line="240" w:lineRule="auto" w:before="0" w:after="0"/>
+      </w:pPr>
+      <w:r>
+        <w:rPr>
+          <w:rFonts w:ascii="Times New Roman" w:hAnsi="Times New Roman"/>
+          <w:sz w:val="24"/>
+        </w:rPr>
         <w:t xml:space="preserve">Joanna Briggs Institute. JBI critical appraisal checklist [Internet]. 2024 [cited 2024]. Available from: https://jbi.global/critical-appraisal-tools</w:t>
       </w:r>
     </w:p>
@@ -4730,8 +7181,13 @@
     <w:p>
       <w:pPr>
         <w:pStyle w:val="Heading4"/>
-      </w:pPr>
-      <w:r>
+        <w:spacing w:line="240" w:lineRule="auto" w:before="0" w:after="0"/>
+      </w:pPr>
+      <w:r>
+        <w:rPr>
+          <w:rFonts w:ascii="Times New Roman" w:hAnsi="Times New Roman"/>
+          <w:sz w:val="24"/>
+        </w:rPr>
         <w:t xml:space="preserve">C. Niveles de Evidencia y Grados de Recomendación</w:t>
       </w:r>
     </w:p>
@@ -4741,8 +7197,13 @@
           <w:ilvl w:val="0"/>
           <w:numId w:val="1018"/>
         </w:numPr>
-      </w:pPr>
-      <w:r>
+        <w:spacing w:line="240" w:lineRule="auto" w:before="0" w:after="0"/>
+      </w:pPr>
+      <w:r>
+        <w:rPr>
+          <w:rFonts w:ascii="Times New Roman" w:hAnsi="Times New Roman"/>
+          <w:sz w:val="24"/>
+        </w:rPr>
         <w:t xml:space="preserve">Grading of Recommendations, Assessment, Development and Evaluation. GRADE handbook [Internet]. 2024 [cited 2024]. Available from: https://gradepro.org/</w:t>
       </w:r>
     </w:p>
@@ -4752,13 +7213,25 @@
           <w:ilvl w:val="0"/>
           <w:numId w:val="1018"/>
         </w:numPr>
-      </w:pPr>
-      <w:r>
+        <w:spacing w:line="240" w:lineRule="auto" w:before="0" w:after="0"/>
+      </w:pPr>
+      <w:r>
+        <w:rPr>
+          <w:rFonts w:ascii="Times New Roman" w:hAnsi="Times New Roman"/>
+          <w:sz w:val="24"/>
+        </w:rPr>
         <w:t xml:space="preserve">Oxford Centre for Evidence-Based Medicine. Oxford levels of evidence [Internet]. Oxford: University of Oxford; 2011 [cited 2024]. Available from: https://www.cebm.ox.ac.uk/resources/levels-of-evidence</w:t>
       </w:r>
     </w:p>
     <w:p>
-      <w:r>
+      <w:pPr>
+        <w:spacing w:line="240" w:lineRule="auto" w:before="0" w:after="0"/>
+      </w:pPr>
+      <w:r>
+        <w:rPr>
+          <w:rFonts w:ascii="Times New Roman" w:hAnsi="Times New Roman"/>
+          <w:sz w:val="24"/>
+        </w:rPr>
         <w:pict>
           <v:rect style="width:0;height:1.5pt" o:hralign="center" o:hrstd="t" o:hr="t"/>
         </w:pict>
@@ -4770,8 +7243,13 @@
     <w:p>
       <w:pPr>
         <w:pStyle w:val="Heading3"/>
-      </w:pPr>
-      <w:r>
+        <w:spacing w:line="240" w:lineRule="auto" w:before="0" w:after="0"/>
+      </w:pPr>
+      <w:r>
+        <w:rPr>
+          <w:rFonts w:ascii="Times New Roman" w:hAnsi="Times New Roman"/>
+          <w:sz w:val="24"/>
+        </w:rPr>
         <w:t xml:space="preserve">Sección IV: Metodología de Búsqueda Bibliográfica</w:t>
       </w:r>
     </w:p>
@@ -4779,8 +7257,13 @@
     <w:p>
       <w:pPr>
         <w:pStyle w:val="Heading4"/>
-      </w:pPr>
-      <w:r>
+        <w:spacing w:line="240" w:lineRule="auto" w:before="0" w:after="0"/>
+      </w:pPr>
+      <w:r>
+        <w:rPr>
+          <w:rFonts w:ascii="Times New Roman" w:hAnsi="Times New Roman"/>
+          <w:sz w:val="24"/>
+        </w:rPr>
         <w:t xml:space="preserve">A. PubMed y Bases de Datos</w:t>
       </w:r>
     </w:p>
@@ -4790,8 +7273,13 @@
           <w:ilvl w:val="0"/>
           <w:numId w:val="1019"/>
         </w:numPr>
-      </w:pPr>
-      <w:r>
+        <w:spacing w:line="240" w:lineRule="auto" w:before="0" w:after="0"/>
+      </w:pPr>
+      <w:r>
+        <w:rPr>
+          <w:rFonts w:ascii="Times New Roman" w:hAnsi="Times New Roman"/>
+          <w:sz w:val="24"/>
+        </w:rPr>
         <w:t xml:space="preserve">U.S. National Library of Medicine. PubMed help [Internet]. Bethesda (MD): NLM; 2024 [cited 2024]. Available from: https://pubmed.ncbi.nlm.nih.gov/help/</w:t>
       </w:r>
     </w:p>
@@ -4801,8 +7289,13 @@
           <w:ilvl w:val="0"/>
           <w:numId w:val="1019"/>
         </w:numPr>
-      </w:pPr>
-      <w:r>
+        <w:spacing w:line="240" w:lineRule="auto" w:before="0" w:after="0"/>
+      </w:pPr>
+      <w:r>
+        <w:rPr>
+          <w:rFonts w:ascii="Times New Roman" w:hAnsi="Times New Roman"/>
+          <w:sz w:val="24"/>
+        </w:rPr>
         <w:t xml:space="preserve">Bramer WM, Rethlefsen ML, Murad MH, Mast MS. When and how to update systematic reviews: consensus and recommendations. J Clin Epidemiol. 2017;84:11–18. doi:10.1016/j.jclinepi.2016.11.004</w:t>
       </w:r>
     </w:p>
@@ -4811,8 +7304,13 @@
     <w:p>
       <w:pPr>
         <w:pStyle w:val="Heading4"/>
-      </w:pPr>
-      <w:r>
+        <w:spacing w:line="240" w:lineRule="auto" w:before="0" w:after="0"/>
+      </w:pPr>
+      <w:r>
+        <w:rPr>
+          <w:rFonts w:ascii="Times New Roman" w:hAnsi="Times New Roman"/>
+          <w:sz w:val="24"/>
+        </w:rPr>
         <w:t xml:space="preserve">B. Herramientas de Gestión de Referencias</w:t>
       </w:r>
     </w:p>
@@ -4822,8 +7320,13 @@
           <w:ilvl w:val="0"/>
           <w:numId w:val="1020"/>
         </w:numPr>
-      </w:pPr>
-      <w:r>
+        <w:spacing w:line="240" w:lineRule="auto" w:before="0" w:after="0"/>
+      </w:pPr>
+      <w:r>
+        <w:rPr>
+          <w:rFonts w:ascii="Times New Roman" w:hAnsi="Times New Roman"/>
+          <w:sz w:val="24"/>
+        </w:rPr>
         <w:t xml:space="preserve">Qatar Computing Research Institute. Rayyan documentation [Internet]. 2024 [cited 2024]. Available from: https://www.rayyan.ai/</w:t>
       </w:r>
     </w:p>
@@ -4833,8 +7336,13 @@
           <w:ilvl w:val="0"/>
           <w:numId w:val="1020"/>
         </w:numPr>
-      </w:pPr>
-      <w:r>
+        <w:spacing w:line="240" w:lineRule="auto" w:before="0" w:after="0"/>
+      </w:pPr>
+      <w:r>
+        <w:rPr>
+          <w:rFonts w:ascii="Times New Roman" w:hAnsi="Times New Roman"/>
+          <w:sz w:val="24"/>
+        </w:rPr>
         <w:t xml:space="preserve">Elsevier. Mendeley [Internet]. 2024 [cited 2024]. Available from: https://www.mendeley.com/</w:t>
       </w:r>
     </w:p>
@@ -4844,13 +7352,25 @@
           <w:ilvl w:val="0"/>
           <w:numId w:val="1020"/>
         </w:numPr>
-      </w:pPr>
-      <w:r>
+        <w:spacing w:line="240" w:lineRule="auto" w:before="0" w:after="0"/>
+      </w:pPr>
+      <w:r>
+        <w:rPr>
+          <w:rFonts w:ascii="Times New Roman" w:hAnsi="Times New Roman"/>
+          <w:sz w:val="24"/>
+        </w:rPr>
         <w:t xml:space="preserve">Corporation for Digital Scholarship. Zotero [Internet]. 2024 [cited 2024]. Available from: https://www.zotero.org/</w:t>
       </w:r>
     </w:p>
     <w:p>
-      <w:r>
+      <w:pPr>
+        <w:spacing w:line="240" w:lineRule="auto" w:before="0" w:after="0"/>
+      </w:pPr>
+      <w:r>
+        <w:rPr>
+          <w:rFonts w:ascii="Times New Roman" w:hAnsi="Times New Roman"/>
+          <w:sz w:val="24"/>
+        </w:rPr>
         <w:pict>
           <v:rect style="width:0;height:1.5pt" o:hralign="center" o:hrstd="t" o:hr="t"/>
         </w:pict>
@@ -4862,8 +7382,13 @@
     <w:p>
       <w:pPr>
         <w:pStyle w:val="Heading3"/>
-      </w:pPr>
-      <w:r>
+        <w:spacing w:line="240" w:lineRule="auto" w:before="0" w:after="0"/>
+      </w:pPr>
+      <w:r>
+        <w:rPr>
+          <w:rFonts w:ascii="Times New Roman" w:hAnsi="Times New Roman"/>
+          <w:sz w:val="24"/>
+        </w:rPr>
         <w:t xml:space="preserve">Sección V: Urología Clínica — Ejemplos y Casos</w:t>
       </w:r>
     </w:p>
@@ -4871,19 +7396,27 @@
     <w:p>
       <w:pPr>
         <w:pStyle w:val="Heading4"/>
-      </w:pPr>
-      <w:r>
+        <w:spacing w:line="240" w:lineRule="auto" w:before="0" w:after="0"/>
+      </w:pPr>
+      <w:r>
+        <w:rPr>
+          <w:rFonts w:ascii="Times New Roman" w:hAnsi="Times New Roman"/>
+          <w:sz w:val="24"/>
+        </w:rPr>
         <w:t xml:space="preserve">A. Artículos Modelo para Enseñanza (por Tema)</w:t>
       </w:r>
     </w:p>
     <w:p>
       <w:pPr>
         <w:pStyle w:val="FirstParagraph"/>
-      </w:pPr>
-      <w:r>
-        <w:rPr>
+        <w:spacing w:line="240" w:lineRule="auto" w:before="0" w:after="0"/>
+      </w:pPr>
+      <w:r>
+        <w:rPr>
+          <w:rFonts w:ascii="Times New Roman" w:hAnsi="Times New Roman"/>
           <w:b/>
           <w:bCs/>
+          <w:sz w:val="24"/>
         </w:rPr>
         <w:t xml:space="preserve">Screening y Prevención (Cáncer de Próstata)</w:t>
       </w:r>
@@ -4894,8 +7427,13 @@
           <w:ilvl w:val="0"/>
           <w:numId w:val="1021"/>
         </w:numPr>
-      </w:pPr>
-      <w:r>
+        <w:spacing w:line="240" w:lineRule="auto" w:before="0" w:after="0"/>
+      </w:pPr>
+      <w:r>
+        <w:rPr>
+          <w:rFonts w:ascii="Times New Roman" w:hAnsi="Times New Roman"/>
+          <w:sz w:val="24"/>
+        </w:rPr>
         <w:t xml:space="preserve">Schröder FH, Hugosson J, Roobol MJ, et al. Screening and prostate-cancer mortality in a randomized European study. N Engl J Med. 2014;360(13):1320–1328. doi:10.1056/NEJMoa0810084</w:t>
       </w:r>
     </w:p>
@@ -4905,19 +7443,27 @@
           <w:ilvl w:val="0"/>
           <w:numId w:val="1021"/>
         </w:numPr>
-      </w:pPr>
-      <w:r>
+        <w:spacing w:line="240" w:lineRule="auto" w:before="0" w:after="0"/>
+      </w:pPr>
+      <w:r>
+        <w:rPr>
+          <w:rFonts w:ascii="Times New Roman" w:hAnsi="Times New Roman"/>
+          <w:sz w:val="24"/>
+        </w:rPr>
         <w:t xml:space="preserve">Grossfeld GD, Latini DM, Lubeck DP, et al. Predicting recurrence and progression of prostate cancer. Cancer. 2007;109(12):2423–2430. doi:10.1002/cncr.22675</w:t>
       </w:r>
     </w:p>
     <w:p>
       <w:pPr>
         <w:pStyle w:val="FirstParagraph"/>
-      </w:pPr>
-      <w:r>
-        <w:rPr>
+        <w:spacing w:line="240" w:lineRule="auto" w:before="0" w:after="0"/>
+      </w:pPr>
+      <w:r>
+        <w:rPr>
+          <w:rFonts w:ascii="Times New Roman" w:hAnsi="Times New Roman"/>
           <w:b/>
           <w:bCs/>
+          <w:sz w:val="24"/>
         </w:rPr>
         <w:t xml:space="preserve">Microhematuria y Cáncer de Vejiga</w:t>
       </w:r>
@@ -4928,8 +7474,13 @@
           <w:ilvl w:val="0"/>
           <w:numId w:val="1022"/>
         </w:numPr>
-      </w:pPr>
-      <w:r>
+        <w:spacing w:line="240" w:lineRule="auto" w:before="0" w:after="0"/>
+      </w:pPr>
+      <w:r>
+        <w:rPr>
+          <w:rFonts w:ascii="Times New Roman" w:hAnsi="Times New Roman"/>
+          <w:sz w:val="24"/>
+        </w:rPr>
         <w:t xml:space="preserve">Grossfeld GD, Litwin MS, Wolf JS, et al. Evaluation of asymptomatic microscopic hematuria in adults: the American Urological Association best practice policy—part I and II. Urology. 2001;57(4):599–603. doi:10.1016/S0090-4295(01)00922-7</w:t>
       </w:r>
     </w:p>
@@ -4939,19 +7490,27 @@
           <w:ilvl w:val="0"/>
           <w:numId w:val="1022"/>
         </w:numPr>
-      </w:pPr>
-      <w:r>
+        <w:spacing w:line="240" w:lineRule="auto" w:before="0" w:after="0"/>
+      </w:pPr>
+      <w:r>
+        <w:rPr>
+          <w:rFonts w:ascii="Times New Roman" w:hAnsi="Times New Roman"/>
+          <w:sz w:val="24"/>
+        </w:rPr>
         <w:t xml:space="preserve">Lotan Y, Svatek RS, Sagalowsky AI. Follicular helper T cell density correlates with tumor stage in patients with bladder cancer. J Urol. 2007;177(6):2288–2293. doi:10.1016/j.juro.2007.01.160</w:t>
       </w:r>
     </w:p>
     <w:p>
       <w:pPr>
         <w:pStyle w:val="FirstParagraph"/>
-      </w:pPr>
-      <w:r>
-        <w:rPr>
+        <w:spacing w:line="240" w:lineRule="auto" w:before="0" w:after="0"/>
+      </w:pPr>
+      <w:r>
+        <w:rPr>
+          <w:rFonts w:ascii="Times New Roman" w:hAnsi="Times New Roman"/>
           <w:b/>
           <w:bCs/>
+          <w:sz w:val="24"/>
         </w:rPr>
         <w:t xml:space="preserve">Masas Renales y Cáncer de Riñón</w:t>
       </w:r>
@@ -4963,19 +7522,27 @@
           <w:ilvl w:val="0"/>
           <w:numId w:val="1023"/>
         </w:numPr>
-      </w:pPr>
-      <w:r>
+        <w:spacing w:line="240" w:lineRule="auto" w:before="0" w:after="0"/>
+      </w:pPr>
+      <w:r>
+        <w:rPr>
+          <w:rFonts w:ascii="Times New Roman" w:hAnsi="Times New Roman"/>
+          <w:sz w:val="24"/>
+        </w:rPr>
         <w:t xml:space="preserve">Capitanio U, Bensalah K, Bex A, et al. Epidemiology of renal cell carcinoma. Eur Urol. 2019;75(1):74–84. doi:10.1016/j.eururo.2018.08.022</w:t>
       </w:r>
     </w:p>
     <w:p>
       <w:pPr>
         <w:pStyle w:val="FirstParagraph"/>
-      </w:pPr>
-      <w:r>
-        <w:rPr>
+        <w:spacing w:line="240" w:lineRule="auto" w:before="0" w:after="0"/>
+      </w:pPr>
+      <w:r>
+        <w:rPr>
+          <w:rFonts w:ascii="Times New Roman" w:hAnsi="Times New Roman"/>
           <w:b/>
           <w:bCs/>
+          <w:sz w:val="24"/>
         </w:rPr>
         <w:t xml:space="preserve">Virus del Papiloma Humano (VPH) y Cáncer de Pene</w:t>
       </w:r>
@@ -4986,8 +7553,13 @@
           <w:ilvl w:val="0"/>
           <w:numId w:val="1024"/>
         </w:numPr>
-      </w:pPr>
-      <w:r>
+        <w:spacing w:line="240" w:lineRule="auto" w:before="0" w:after="0"/>
+      </w:pPr>
+      <w:r>
+        <w:rPr>
+          <w:rFonts w:ascii="Times New Roman" w:hAnsi="Times New Roman"/>
+          <w:sz w:val="24"/>
+        </w:rPr>
         <w:t xml:space="preserve">Chahoud J, Spiess PE, Bandoch AC, Almufti SA. Penile cancer: current epidemiology, etiology, pathogenesis, prevention, and management. Oncology. 2021;100(6):355–368. doi:10.1159/000512384</w:t>
       </w:r>
     </w:p>
@@ -4997,8 +7569,13 @@
           <w:ilvl w:val="0"/>
           <w:numId w:val="1024"/>
         </w:numPr>
-      </w:pPr>
-      <w:r>
+        <w:spacing w:line="240" w:lineRule="auto" w:before="0" w:after="0"/>
+      </w:pPr>
+      <w:r>
+        <w:rPr>
+          <w:rFonts w:ascii="Times New Roman" w:hAnsi="Times New Roman"/>
+          <w:sz w:val="24"/>
+        </w:rPr>
         <w:t xml:space="preserve">Djajadiningrat RS, Graafland NM, van Werkhoven E, et al. Modified inguinal lymphadenectomy for node-negative penile carcinoma: a multicenter study. Eur Urol Focus. 2021;7(6):1234–1242. doi:10.1016/j.euf.2020.05.007</w:t>
       </w:r>
     </w:p>
@@ -5007,8 +7584,13 @@
     <w:p>
       <w:pPr>
         <w:pStyle w:val="Heading4"/>
-      </w:pPr>
-      <w:r>
+        <w:spacing w:line="240" w:lineRule="auto" w:before="0" w:after="0"/>
+      </w:pPr>
+      <w:r>
+        <w:rPr>
+          <w:rFonts w:ascii="Times New Roman" w:hAnsi="Times New Roman"/>
+          <w:sz w:val="24"/>
+        </w:rPr>
         <w:t xml:space="preserve">B. Guías Clínicas (Referencia para Niveles de Evidencia)</w:t>
       </w:r>
     </w:p>
@@ -5018,8 +7600,13 @@
           <w:ilvl w:val="0"/>
           <w:numId w:val="1025"/>
         </w:numPr>
-      </w:pPr>
-      <w:r>
+        <w:spacing w:line="240" w:lineRule="auto" w:before="0" w:after="0"/>
+      </w:pPr>
+      <w:r>
+        <w:rPr>
+          <w:rFonts w:ascii="Times New Roman" w:hAnsi="Times New Roman"/>
+          <w:sz w:val="24"/>
+        </w:rPr>
         <w:t xml:space="preserve">European Association of Urology. EAU guidelines on prostate cancer, renal cell carcinoma, testicular cancer, penile cancer [Internet]. 2023 [cited 2024]. Available from: https://uroweb.org/guidelines/</w:t>
       </w:r>
     </w:p>
@@ -5029,13 +7616,25 @@
           <w:ilvl w:val="0"/>
           <w:numId w:val="1025"/>
         </w:numPr>
-      </w:pPr>
-      <w:r>
+        <w:spacing w:line="240" w:lineRule="auto" w:before="0" w:after="0"/>
+      </w:pPr>
+      <w:r>
+        <w:rPr>
+          <w:rFonts w:ascii="Times New Roman" w:hAnsi="Times New Roman"/>
+          <w:sz w:val="24"/>
+        </w:rPr>
         <w:t xml:space="preserve">American Urological Association. AUA guidelines [Internet]. 2024 [cited 2024]. Available from: https://www.auanet.org/guidelines/</w:t>
       </w:r>
     </w:p>
     <w:p>
-      <w:r>
+      <w:pPr>
+        <w:spacing w:line="240" w:lineRule="auto" w:before="0" w:after="0"/>
+      </w:pPr>
+      <w:r>
+        <w:rPr>
+          <w:rFonts w:ascii="Times New Roman" w:hAnsi="Times New Roman"/>
+          <w:sz w:val="24"/>
+        </w:rPr>
         <w:pict>
           <v:rect style="width:0;height:1.5pt" o:hralign="center" o:hrstd="t" o:hr="t"/>
         </w:pict>
@@ -5047,8 +7646,13 @@
     <w:p>
       <w:pPr>
         <w:pStyle w:val="Heading3"/>
-      </w:pPr>
-      <w:r>
+        <w:spacing w:line="240" w:lineRule="auto" w:before="0" w:after="0"/>
+      </w:pPr>
+      <w:r>
+        <w:rPr>
+          <w:rFonts w:ascii="Times New Roman" w:hAnsi="Times New Roman"/>
+          <w:sz w:val="24"/>
+        </w:rPr>
         <w:t xml:space="preserve">Sección VI: Bioestadística Conceptual</w:t>
       </w:r>
     </w:p>
@@ -5056,8 +7660,13 @@
     <w:p>
       <w:pPr>
         <w:pStyle w:val="Heading4"/>
-      </w:pPr>
-      <w:r>
+        <w:spacing w:line="240" w:lineRule="auto" w:before="0" w:after="0"/>
+      </w:pPr>
+      <w:r>
+        <w:rPr>
+          <w:rFonts w:ascii="Times New Roman" w:hAnsi="Times New Roman"/>
+          <w:sz w:val="24"/>
+        </w:rPr>
         <w:t xml:space="preserve">A. Introducción Accesible</w:t>
       </w:r>
     </w:p>
@@ -5067,8 +7676,13 @@
           <w:ilvl w:val="0"/>
           <w:numId w:val="1026"/>
         </w:numPr>
-      </w:pPr>
-      <w:r>
+        <w:spacing w:line="240" w:lineRule="auto" w:before="0" w:after="0"/>
+      </w:pPr>
+      <w:r>
+        <w:rPr>
+          <w:rFonts w:ascii="Times New Roman" w:hAnsi="Times New Roman"/>
+          <w:sz w:val="24"/>
+        </w:rPr>
         <w:t xml:space="preserve">Cumming G. Understanding the new statistics: effect sizes, confidence intervals, and meta-analysis. New York: Routledge; 2012.</w:t>
       </w:r>
     </w:p>
@@ -5078,8 +7692,13 @@
           <w:ilvl w:val="0"/>
           <w:numId w:val="1026"/>
         </w:numPr>
-      </w:pPr>
-      <w:r>
+        <w:spacing w:line="240" w:lineRule="auto" w:before="0" w:after="0"/>
+      </w:pPr>
+      <w:r>
+        <w:rPr>
+          <w:rFonts w:ascii="Times New Roman" w:hAnsi="Times New Roman"/>
+          <w:sz w:val="24"/>
+        </w:rPr>
         <w:t xml:space="preserve">Bland JM, Altman DG. Multiple significance tests: the Bonferroni method. BMJ. 1995;310(6973):170. doi:10.1136/bmj.310.6973.170</w:t>
       </w:r>
     </w:p>
@@ -5088,8 +7707,13 @@
     <w:p>
       <w:pPr>
         <w:pStyle w:val="Heading4"/>
-      </w:pPr>
-      <w:r>
+        <w:spacing w:line="240" w:lineRule="auto" w:before="0" w:after="0"/>
+      </w:pPr>
+      <w:r>
+        <w:rPr>
+          <w:rFonts w:ascii="Times New Roman" w:hAnsi="Times New Roman"/>
+          <w:sz w:val="24"/>
+        </w:rPr>
         <w:t xml:space="preserve">B. Videos Educativos (Abiertos)</w:t>
       </w:r>
     </w:p>
@@ -5100,13 +7724,25 @@
           <w:ilvl w:val="0"/>
           <w:numId w:val="1027"/>
         </w:numPr>
-      </w:pPr>
-      <w:r>
+        <w:spacing w:line="240" w:lineRule="auto" w:before="0" w:after="0"/>
+      </w:pPr>
+      <w:r>
+        <w:rPr>
+          <w:rFonts w:ascii="Times New Roman" w:hAnsi="Times New Roman"/>
+          <w:sz w:val="24"/>
+        </w:rPr>
         <w:t xml:space="preserve">Starmer J. StatQuest with Josh Starmer [Internet]. YouTube; 2024 [cited 2024]. Available from: https://www.youtube.com/c/joshstarmer</w:t>
       </w:r>
     </w:p>
     <w:p>
-      <w:r>
+      <w:pPr>
+        <w:spacing w:line="240" w:lineRule="auto" w:before="0" w:after="0"/>
+      </w:pPr>
+      <w:r>
+        <w:rPr>
+          <w:rFonts w:ascii="Times New Roman" w:hAnsi="Times New Roman"/>
+          <w:sz w:val="24"/>
+        </w:rPr>
         <w:pict>
           <v:rect style="width:0;height:1.5pt" o:hralign="center" o:hrstd="t" o:hr="t"/>
         </w:pict>
@@ -5118,8 +7754,13 @@
     <w:p>
       <w:pPr>
         <w:pStyle w:val="Heading3"/>
-      </w:pPr>
-      <w:r>
+        <w:spacing w:line="240" w:lineRule="auto" w:before="0" w:after="0"/>
+      </w:pPr>
+      <w:r>
+        <w:rPr>
+          <w:rFonts w:ascii="Times New Roman" w:hAnsi="Times New Roman"/>
+          <w:sz w:val="24"/>
+        </w:rPr>
         <w:t xml:space="preserve">Sección VII: Protocolo y Escritura Científica</w:t>
       </w:r>
     </w:p>
@@ -5127,8 +7768,13 @@
     <w:p>
       <w:pPr>
         <w:pStyle w:val="Heading4"/>
-      </w:pPr>
-      <w:r>
+        <w:spacing w:line="240" w:lineRule="auto" w:before="0" w:after="0"/>
+      </w:pPr>
+      <w:r>
+        <w:rPr>
+          <w:rFonts w:ascii="Times New Roman" w:hAnsi="Times New Roman"/>
+          <w:sz w:val="24"/>
+        </w:rPr>
         <w:t xml:space="preserve">A. EQUATOR Network — Guías de Reporting</w:t>
       </w:r>
     </w:p>
@@ -5138,8 +7784,13 @@
           <w:ilvl w:val="0"/>
           <w:numId w:val="1028"/>
         </w:numPr>
-      </w:pPr>
-      <w:r>
+        <w:spacing w:line="240" w:lineRule="auto" w:before="0" w:after="0"/>
+      </w:pPr>
+      <w:r>
+        <w:rPr>
+          <w:rFonts w:ascii="Times New Roman" w:hAnsi="Times New Roman"/>
+          <w:sz w:val="24"/>
+        </w:rPr>
         <w:t xml:space="preserve">EQUATOR Network. Reporting guidelines for health research [Internet]. 2024 [cited 2024]. Available from: https://www.equator-network.org/</w:t>
       </w:r>
     </w:p>
@@ -5149,8 +7800,13 @@
           <w:ilvl w:val="0"/>
           <w:numId w:val="1028"/>
         </w:numPr>
-      </w:pPr>
-      <w:r>
+        <w:spacing w:line="240" w:lineRule="auto" w:before="0" w:after="0"/>
+      </w:pPr>
+      <w:r>
+        <w:rPr>
+          <w:rFonts w:ascii="Times New Roman" w:hAnsi="Times New Roman"/>
+          <w:sz w:val="24"/>
+        </w:rPr>
         <w:t xml:space="preserve">Moher D, Liberati A, Tetzlaff J, Altman DG; PRISMA Group. Preferred reporting items for systematic reviews and meta-analyses: the PRISMA statement. PLoS Med. 2009;6(7):e1000097. doi:10.1371/journal.pmed.1000097</w:t>
       </w:r>
     </w:p>
@@ -5159,8 +7815,13 @@
     <w:p>
       <w:pPr>
         <w:pStyle w:val="Heading4"/>
-      </w:pPr>
-      <w:r>
+        <w:spacing w:line="240" w:lineRule="auto" w:before="0" w:after="0"/>
+      </w:pPr>
+      <w:r>
+        <w:rPr>
+          <w:rFonts w:ascii="Times New Roman" w:hAnsi="Times New Roman"/>
+          <w:sz w:val="24"/>
+        </w:rPr>
         <w:t xml:space="preserve">B. Escritura Científica</w:t>
       </w:r>
     </w:p>
@@ -5170,8 +7831,13 @@
           <w:ilvl w:val="0"/>
           <w:numId w:val="1029"/>
         </w:numPr>
-      </w:pPr>
-      <w:r>
+        <w:spacing w:line="240" w:lineRule="auto" w:before="0" w:after="0"/>
+      </w:pPr>
+      <w:r>
+        <w:rPr>
+          <w:rFonts w:ascii="Times New Roman" w:hAnsi="Times New Roman"/>
+          <w:sz w:val="24"/>
+        </w:rPr>
         <w:t xml:space="preserve">Peat J, Elliott E, Baur L, Keena V. Scientific writing: easy when you know how. London: BMJ Books; 2002.</w:t>
       </w:r>
     </w:p>
@@ -5181,13 +7847,25 @@
           <w:ilvl w:val="0"/>
           <w:numId w:val="1029"/>
         </w:numPr>
-      </w:pPr>
-      <w:r>
+        <w:spacing w:line="240" w:lineRule="auto" w:before="0" w:after="0"/>
+      </w:pPr>
+      <w:r>
+        <w:rPr>
+          <w:rFonts w:ascii="Times New Roman" w:hAnsi="Times New Roman"/>
+          <w:sz w:val="24"/>
+        </w:rPr>
         <w:t xml:space="preserve">American Psychological Association. Publication manual of the American Psychological Association. 7th ed. Washington (DC): APA; 2020.</w:t>
       </w:r>
     </w:p>
     <w:p>
-      <w:r>
+      <w:pPr>
+        <w:spacing w:line="240" w:lineRule="auto" w:before="0" w:after="0"/>
+      </w:pPr>
+      <w:r>
+        <w:rPr>
+          <w:rFonts w:ascii="Times New Roman" w:hAnsi="Times New Roman"/>
+          <w:sz w:val="24"/>
+        </w:rPr>
         <w:pict>
           <v:rect style="width:0;height:1.5pt" o:hralign="center" o:hrstd="t" o:hr="t"/>
         </w:pict>
@@ -5199,8 +7877,13 @@
     <w:p>
       <w:pPr>
         <w:pStyle w:val="Heading3"/>
-      </w:pPr>
-      <w:r>
+        <w:spacing w:line="240" w:lineRule="auto" w:before="0" w:after="0"/>
+      </w:pPr>
+      <w:r>
+        <w:rPr>
+          <w:rFonts w:ascii="Times New Roman" w:hAnsi="Times New Roman"/>
+          <w:sz w:val="24"/>
+        </w:rPr>
         <w:t xml:space="preserve">Sección IX: Recursos Digitales Abiertos</w:t>
       </w:r>
     </w:p>
@@ -5208,8 +7891,13 @@
     <w:p>
       <w:pPr>
         <w:pStyle w:val="Heading4"/>
-      </w:pPr>
-      <w:r>
+        <w:spacing w:line="240" w:lineRule="auto" w:before="0" w:after="0"/>
+      </w:pPr>
+      <w:r>
+        <w:rPr>
+          <w:rFonts w:ascii="Times New Roman" w:hAnsi="Times New Roman"/>
+          <w:sz w:val="24"/>
+        </w:rPr>
         <w:t xml:space="preserve">A. Tutoriales y Herramientas Gratuitas</w:t>
       </w:r>
     </w:p>
@@ -5219,8 +7907,13 @@
           <w:ilvl w:val="0"/>
           <w:numId w:val="1030"/>
         </w:numPr>
-      </w:pPr>
-      <w:r>
+        <w:spacing w:line="240" w:lineRule="auto" w:before="0" w:after="0"/>
+      </w:pPr>
+      <w:r>
+        <w:rPr>
+          <w:rFonts w:ascii="Times New Roman" w:hAnsi="Times New Roman"/>
+          <w:sz w:val="24"/>
+        </w:rPr>
         <w:t xml:space="preserve">Khan Academy. Science [Internet]. 2024 [cited 2024]. Available from: https://www.khanacademy.org/</w:t>
       </w:r>
     </w:p>
@@ -5230,8 +7923,13 @@
           <w:ilvl w:val="0"/>
           <w:numId w:val="1030"/>
         </w:numPr>
-      </w:pPr>
-      <w:r>
+        <w:spacing w:line="240" w:lineRule="auto" w:before="0" w:after="0"/>
+      </w:pPr>
+      <w:r>
+        <w:rPr>
+          <w:rFonts w:ascii="Times New Roman" w:hAnsi="Times New Roman"/>
+          <w:sz w:val="24"/>
+        </w:rPr>
         <w:t xml:space="preserve">Cochrane Learning. Resources on systematic reviews and meta-analysis [Internet]. 2024 [cited 2024]. Available from: https://learning.cochrane.org/</w:t>
       </w:r>
     </w:p>
@@ -5241,8 +7939,13 @@
           <w:ilvl w:val="0"/>
           <w:numId w:val="1030"/>
         </w:numPr>
-      </w:pPr>
-      <w:r>
+        <w:spacing w:line="240" w:lineRule="auto" w:before="0" w:after="0"/>
+      </w:pPr>
+      <w:r>
+        <w:rPr>
+          <w:rFonts w:ascii="Times New Roman" w:hAnsi="Times New Roman"/>
+          <w:sz w:val="24"/>
+        </w:rPr>
         <w:t xml:space="preserve">Open Access Button. Finding OA research [Internet]. 2024 [cited 2024]. Available from: https://www.openaccessbutton.org/</w:t>
       </w:r>
     </w:p>
@@ -5251,8 +7954,13 @@
     <w:p>
       <w:pPr>
         <w:pStyle w:val="Heading4"/>
-      </w:pPr>
-      <w:r>
+        <w:spacing w:line="240" w:lineRule="auto" w:before="0" w:after="0"/>
+      </w:pPr>
+      <w:r>
+        <w:rPr>
+          <w:rFonts w:ascii="Times New Roman" w:hAnsi="Times New Roman"/>
+          <w:sz w:val="24"/>
+        </w:rPr>
         <w:t xml:space="preserve">B. Pre-prints y Literatura Abierta</w:t>
       </w:r>
     </w:p>
@@ -5262,8 +7970,13 @@
           <w:ilvl w:val="0"/>
           <w:numId w:val="1031"/>
         </w:numPr>
-      </w:pPr>
-      <w:r>
+        <w:spacing w:line="240" w:lineRule="auto" w:before="0" w:after="0"/>
+      </w:pPr>
+      <w:r>
+        <w:rPr>
+          <w:rFonts w:ascii="Times New Roman" w:hAnsi="Times New Roman"/>
+          <w:sz w:val="24"/>
+        </w:rPr>
         <w:t xml:space="preserve">National Center for Biotechnology Information. PubMed Central [Internet]. Bethesda (MD): NLM; 2024 [cited 2024]. Available from: https://www.ncbi.nlm.nih.gov/pmc/</w:t>
       </w:r>
     </w:p>
@@ -5273,13 +7986,25 @@
           <w:ilvl w:val="0"/>
           <w:numId w:val="1031"/>
         </w:numPr>
-      </w:pPr>
-      <w:r>
+        <w:spacing w:line="240" w:lineRule="auto" w:before="0" w:after="0"/>
+      </w:pPr>
+      <w:r>
+        <w:rPr>
+          <w:rFonts w:ascii="Times New Roman" w:hAnsi="Times New Roman"/>
+          <w:sz w:val="24"/>
+        </w:rPr>
         <w:t xml:space="preserve">medRxiv. Preprints in medicine [Internet]. 2024 [cited 2024]. Available from: https://www.medrxiv.org/</w:t>
       </w:r>
     </w:p>
     <w:p>
-      <w:r>
+      <w:pPr>
+        <w:spacing w:line="240" w:lineRule="auto" w:before="0" w:after="0"/>
+      </w:pPr>
+      <w:r>
+        <w:rPr>
+          <w:rFonts w:ascii="Times New Roman" w:hAnsi="Times New Roman"/>
+          <w:sz w:val="24"/>
+        </w:rPr>
         <w:pict>
           <v:rect style="width:0;height:1.5pt" o:hralign="center" o:hrstd="t" o:hr="t"/>
         </w:pict>
@@ -5292,44 +8017,84 @@
     <w:p>
       <w:pPr>
         <w:pStyle w:val="Heading2"/>
-      </w:pPr>
-      <w:r>
+        <w:spacing w:line="240" w:lineRule="auto" w:before="0" w:after="0"/>
+      </w:pPr>
+      <w:r>
+        <w:rPr>
+          <w:rFonts w:ascii="Times New Roman" w:hAnsi="Times New Roman"/>
+          <w:sz w:val="24"/>
+        </w:rPr>
         <w:t xml:space="preserve">Conclusión</w:t>
       </w:r>
     </w:p>
     <w:p>
       <w:pPr>
         <w:pStyle w:val="FirstParagraph"/>
-      </w:pPr>
-      <w:r>
+        <w:spacing w:line="240" w:lineRule="auto" w:before="0" w:after="0"/>
+      </w:pPr>
+      <w:r>
+        <w:rPr>
+          <w:rFonts w:ascii="Times New Roman" w:hAnsi="Times New Roman"/>
+          <w:sz w:val="24"/>
+        </w:rPr>
         <w:t xml:space="preserve">Este microcurrículo ofrece un andamiaje claro para un curso riguroso, motivante y alineado con estándares académicos e internacionales. El énfasis en competencias prácticas y productos tangibles asegura que estudiantes no solo</w:t>
       </w:r>
       <w:r>
+        <w:rPr>
+          <w:rFonts w:ascii="Times New Roman" w:hAnsi="Times New Roman"/>
+          <w:sz w:val="24"/>
+        </w:rPr>
         <w:t xml:space="preserve"> </w:t>
       </w:r>
       <w:r>
+        <w:rPr>
+          <w:rFonts w:ascii="Times New Roman" w:hAnsi="Times New Roman"/>
+          <w:sz w:val="24"/>
+        </w:rPr>
         <w:t xml:space="preserve">“aprenden sobre”</w:t>
       </w:r>
       <w:r>
+        <w:rPr>
+          <w:rFonts w:ascii="Times New Roman" w:hAnsi="Times New Roman"/>
+          <w:sz w:val="24"/>
+        </w:rPr>
         <w:t xml:space="preserve"> </w:t>
       </w:r>
       <w:r>
+        <w:rPr>
+          <w:rFonts w:ascii="Times New Roman" w:hAnsi="Times New Roman"/>
+          <w:sz w:val="24"/>
+        </w:rPr>
         <w:t xml:space="preserve">investigación, sino que</w:t>
       </w:r>
       <w:r>
+        <w:rPr>
+          <w:rFonts w:ascii="Times New Roman" w:hAnsi="Times New Roman"/>
+          <w:sz w:val="24"/>
+        </w:rPr>
         <w:t xml:space="preserve"> </w:t>
       </w:r>
       <w:r>
         <w:rPr>
+          <w:rFonts w:ascii="Times New Roman" w:hAnsi="Times New Roman"/>
           <w:i/>
           <w:iCs/>
+          <w:sz w:val="24"/>
         </w:rPr>
         <w:t xml:space="preserve">hacen</w:t>
       </w:r>
       <w:r>
+        <w:rPr>
+          <w:rFonts w:ascii="Times New Roman" w:hAnsi="Times New Roman"/>
+          <w:sz w:val="24"/>
+        </w:rPr>
         <w:t xml:space="preserve"> </w:t>
       </w:r>
       <w:r>
+        <w:rPr>
+          <w:rFonts w:ascii="Times New Roman" w:hAnsi="Times New Roman"/>
+          <w:sz w:val="24"/>
+        </w:rPr>
         <w:t xml:space="preserve">investigación (en escala reducida, pero auténtica).</w:t>
       </w:r>
     </w:p>
@@ -8210,7 +10975,7 @@
     <w:name w:val="Normal"/>
     <w:qFormat/>
     <w:pPr>
-      <w:spacing w:after="0" w:before="0" w:line="240" w:lineRule="auto"/>
+      <w:spacing w:line="240" w:lineRule="auto" w:before="0" w:after="0"/>
     </w:pPr>
     <w:rPr>
       <w:rFonts w:ascii="Times New Roman" w:hAnsi="Times New Roman"/>
@@ -8236,7 +11001,7 @@
     <w:next w:val="BodyText"/>
     <w:qFormat/>
     <w:pPr>
-      <w:spacing w:after="0" w:before="0" w:line="240" w:lineRule="auto"/>
+      <w:spacing w:line="240" w:lineRule="auto" w:before="0" w:after="0"/>
     </w:pPr>
     <w:rPr>
       <w:rFonts w:ascii="Times New Roman" w:hAnsi="Times New Roman"/>
@@ -8264,12 +11029,12 @@
     <w:qFormat/>
     <w:rsid w:val="00A10FD9"/>
     <w:pPr>
-      <w:spacing w:after="0" w:before="0" w:line="240" w:lineRule="auto"/>
+      <w:spacing w:after="0" w:line="240" w:lineRule="auto" w:before="0"/>
       <w:contextualSpacing/>
       <w:jc w:val="center"/>
     </w:pPr>
     <w:rPr>
-      <w:rFonts w:ascii="Times New Roman" w:asciiTheme="majorHAnsi" w:cstheme="majorBidi" w:eastAsiaTheme="majorEastAsia" w:hAnsi="Times New Roman" w:hAnsiTheme="majorHAnsi"/>
+      <w:rFonts w:asciiTheme="majorHAnsi" w:cstheme="majorBidi" w:eastAsiaTheme="majorEastAsia" w:hAnsiTheme="majorHAnsi" w:ascii="Times New Roman" w:hAnsi="Times New Roman"/>
       <w:sz w:val="24"/>
       <w:szCs w:val="56"/>
     </w:rPr>
@@ -8281,8 +11046,8 @@
     <w:uiPriority w:val="10"/>
     <w:rsid w:val="00A10FD9"/>
     <w:rPr>
-      <w:rFonts w:ascii="Times New Roman" w:asciiTheme="majorHAnsi" w:cstheme="majorBidi" w:eastAsiaTheme="majorEastAsia" w:hAnsi="Times New Roman" w:hAnsiTheme="majorHAnsi"/>
-      <w:sz w:val="24"/>
+      <w:rFonts w:asciiTheme="majorHAnsi" w:cstheme="majorBidi" w:eastAsiaTheme="majorEastAsia" w:hAnsiTheme="majorHAnsi"/>
+      <w:sz w:val="56"/>
       <w:szCs w:val="56"/>
     </w:rPr>
   </w:style>
@@ -8298,10 +11063,10 @@
       <w:numPr>
         <w:ilvl w:val="1"/>
       </w:numPr>
-      <w:spacing w:after="0" w:before="0" w:line="240" w:lineRule="auto"/>
+      <w:spacing w:line="240" w:lineRule="auto" w:before="0" w:after="0"/>
     </w:pPr>
     <w:rPr>
-      <w:rFonts w:ascii="Times New Roman" w:cstheme="majorBidi" w:eastAsiaTheme="majorEastAsia" w:hAnsi="Times New Roman"/>
+      <w:rFonts w:cstheme="majorBidi" w:eastAsiaTheme="majorEastAsia" w:ascii="Times New Roman" w:hAnsi="Times New Roman"/>
       <w:spacing w:val="15"/>
       <w:sz w:val="24"/>
       <w:szCs w:val="28"/>
@@ -8314,10 +11079,10 @@
     <w:uiPriority w:val="11"/>
     <w:rsid w:val="00A10FD9"/>
     <w:rPr>
-      <w:rFonts w:ascii="Times New Roman" w:cstheme="majorBidi" w:eastAsiaTheme="majorEastAsia" w:hAnsi="Times New Roman"/>
+      <w:rFonts w:cstheme="majorBidi" w:eastAsiaTheme="majorEastAsia"/>
       <w:color w:themeColor="text1" w:themeTint="A6" w:val="595959"/>
       <w:spacing w:val="15"/>
-      <w:sz w:val="24"/>
+      <w:sz w:val="28"/>
       <w:szCs w:val="28"/>
     </w:rPr>
   </w:style>
@@ -8329,7 +11094,7 @@
     <w:pPr>
       <w:keepNext/>
       <w:keepLines/>
-      <w:spacing w:after="0" w:before="0" w:line="240" w:lineRule="auto"/>
+      <w:spacing w:line="240" w:lineRule="auto" w:before="0" w:after="0"/>
     </w:pPr>
     <w:rPr>
       <w:rFonts w:ascii="Times New Roman" w:hAnsi="Times New Roman"/>
@@ -8345,7 +11110,7 @@
     <w:pPr>
       <w:keepNext/>
       <w:keepLines/>
-      <w:spacing w:after="0" w:before="0" w:line="240" w:lineRule="auto"/>
+      <w:spacing w:line="240" w:lineRule="auto" w:before="0" w:after="0"/>
     </w:pPr>
     <w:rPr>
       <w:rFonts w:ascii="Times New Roman" w:hAnsi="Times New Roman"/>
@@ -8393,7 +11158,7 @@
     <w:next w:val="Bibliography"/>
     <w:qFormat/>
     <w:pPr>
-      <w:spacing w:after="0" w:before="0" w:line="240" w:lineRule="auto"/>
+      <w:spacing w:line="240" w:lineRule="auto" w:before="0" w:after="0"/>
     </w:pPr>
     <w:rPr>
       <w:rFonts w:ascii="Times New Roman" w:hAnsi="Times New Roman"/>
@@ -8415,7 +11180,7 @@
       <w:outlineLvl w:val="0"/>
     </w:pPr>
     <w:rPr>
-      <w:rFonts w:ascii="Times New Roman" w:asciiTheme="majorHAnsi" w:cstheme="majorBidi" w:eastAsiaTheme="majorEastAsia" w:hAnsi="Times New Roman" w:hAnsiTheme="majorHAnsi"/>
+      <w:rFonts w:asciiTheme="majorHAnsi" w:cstheme="majorBidi" w:eastAsiaTheme="majorEastAsia" w:hAnsiTheme="majorHAnsi" w:ascii="Times New Roman" w:hAnsi="Times New Roman"/>
       <w:color w:themeColor="accent1" w:themeShade="BF" w:val="0F4761"/>
       <w:sz w:val="24"/>
       <w:szCs w:val="40"/>
@@ -8438,7 +11203,7 @@
       <w:outlineLvl w:val="1"/>
     </w:pPr>
     <w:rPr>
-      <w:rFonts w:ascii="Times New Roman" w:asciiTheme="majorHAnsi" w:cstheme="majorBidi" w:eastAsiaTheme="majorEastAsia" w:hAnsi="Times New Roman" w:hAnsiTheme="majorHAnsi"/>
+      <w:rFonts w:asciiTheme="majorHAnsi" w:cstheme="majorBidi" w:eastAsiaTheme="majorEastAsia" w:hAnsiTheme="majorHAnsi" w:ascii="Times New Roman" w:hAnsi="Times New Roman"/>
       <w:color w:themeColor="accent1" w:themeShade="BF" w:val="0F4761"/>
       <w:sz w:val="24"/>
       <w:szCs w:val="32"/>
@@ -8461,7 +11226,7 @@
       <w:outlineLvl w:val="2"/>
     </w:pPr>
     <w:rPr>
-      <w:rFonts w:ascii="Times New Roman" w:cstheme="majorBidi" w:eastAsiaTheme="majorEastAsia" w:hAnsi="Times New Roman"/>
+      <w:rFonts w:cstheme="majorBidi" w:eastAsiaTheme="majorEastAsia" w:ascii="Times New Roman" w:hAnsi="Times New Roman"/>
       <w:color w:themeColor="accent1" w:themeShade="BF" w:val="0F4761"/>
       <w:sz w:val="24"/>
       <w:szCs w:val="28"/>
@@ -8484,7 +11249,7 @@
       <w:outlineLvl w:val="3"/>
     </w:pPr>
     <w:rPr>
-      <w:rFonts w:ascii="Times New Roman" w:cstheme="majorBidi" w:eastAsiaTheme="majorEastAsia" w:hAnsi="Times New Roman"/>
+      <w:rFonts w:cstheme="majorBidi" w:eastAsiaTheme="majorEastAsia" w:ascii="Times New Roman" w:hAnsi="Times New Roman"/>
       <w:i/>
       <w:iCs/>
       <w:color w:themeColor="accent1" w:themeShade="BF" w:val="0F4761"/>
@@ -8508,7 +11273,7 @@
       <w:outlineLvl w:val="4"/>
     </w:pPr>
     <w:rPr>
-      <w:rFonts w:ascii="Times New Roman" w:cstheme="majorBidi" w:eastAsiaTheme="majorEastAsia" w:hAnsi="Times New Roman"/>
+      <w:rFonts w:cstheme="majorBidi" w:eastAsiaTheme="majorEastAsia" w:ascii="Times New Roman" w:hAnsi="Times New Roman"/>
       <w:color w:themeColor="accent1" w:themeShade="BF" w:val="0F4761"/>
       <w:sz w:val="24"/>
     </w:rPr>
@@ -8530,7 +11295,7 @@
       <w:outlineLvl w:val="5"/>
     </w:pPr>
     <w:rPr>
-      <w:rFonts w:ascii="Times New Roman" w:cstheme="majorBidi" w:eastAsiaTheme="majorEastAsia" w:hAnsi="Times New Roman"/>
+      <w:rFonts w:cstheme="majorBidi" w:eastAsiaTheme="majorEastAsia" w:ascii="Times New Roman" w:hAnsi="Times New Roman"/>
       <w:i/>
       <w:iCs/>
       <w:color w:themeColor="text1" w:themeTint="A6" w:val="595959"/>
@@ -8554,7 +11319,7 @@
       <w:outlineLvl w:val="6"/>
     </w:pPr>
     <w:rPr>
-      <w:rFonts w:ascii="Times New Roman" w:cstheme="majorBidi" w:eastAsiaTheme="majorEastAsia" w:hAnsi="Times New Roman"/>
+      <w:rFonts w:cstheme="majorBidi" w:eastAsiaTheme="majorEastAsia" w:ascii="Times New Roman" w:hAnsi="Times New Roman"/>
       <w:color w:themeColor="text1" w:themeTint="A6" w:val="595959"/>
       <w:sz w:val="24"/>
     </w:rPr>
@@ -8572,11 +11337,11 @@
     <w:pPr>
       <w:keepNext/>
       <w:keepLines/>
-      <w:spacing w:after="0" w:before="0" w:line="240" w:lineRule="auto"/>
+      <w:spacing w:after="0" w:line="240" w:lineRule="auto" w:before="0"/>
       <w:outlineLvl w:val="7"/>
     </w:pPr>
     <w:rPr>
-      <w:rFonts w:ascii="Times New Roman" w:cstheme="majorBidi" w:eastAsiaTheme="majorEastAsia" w:hAnsi="Times New Roman"/>
+      <w:rFonts w:cstheme="majorBidi" w:eastAsiaTheme="majorEastAsia" w:ascii="Times New Roman" w:hAnsi="Times New Roman"/>
       <w:i/>
       <w:iCs/>
       <w:color w:themeColor="text1" w:themeTint="D8" w:val="272727"/>
@@ -8596,11 +11361,11 @@
     <w:pPr>
       <w:keepNext/>
       <w:keepLines/>
-      <w:spacing w:after="0" w:before="0" w:line="240" w:lineRule="auto"/>
+      <w:spacing w:after="0" w:line="240" w:lineRule="auto" w:before="0"/>
       <w:outlineLvl w:val="8"/>
     </w:pPr>
     <w:rPr>
-      <w:rFonts w:ascii="Times New Roman" w:cstheme="majorBidi" w:eastAsiaTheme="majorEastAsia" w:hAnsi="Times New Roman"/>
+      <w:rFonts w:cstheme="majorBidi" w:eastAsiaTheme="majorEastAsia" w:ascii="Times New Roman" w:hAnsi="Times New Roman"/>
       <w:color w:themeColor="text1" w:themeTint="D8" w:val="272727"/>
       <w:sz w:val="24"/>
     </w:rPr>
@@ -8612,9 +11377,9 @@
     <w:uiPriority w:val="9"/>
     <w:rsid w:val="00A10FD9"/>
     <w:rPr>
-      <w:rFonts w:ascii="Times New Roman" w:asciiTheme="majorHAnsi" w:cstheme="majorBidi" w:eastAsiaTheme="majorEastAsia" w:hAnsi="Times New Roman" w:hAnsiTheme="majorHAnsi"/>
+      <w:rFonts w:asciiTheme="majorHAnsi" w:cstheme="majorBidi" w:eastAsiaTheme="majorEastAsia" w:hAnsiTheme="majorHAnsi"/>
       <w:color w:themeColor="accent1" w:themeShade="BF" w:val="0F4761"/>
-      <w:sz w:val="24"/>
+      <w:sz w:val="40"/>
       <w:szCs w:val="40"/>
     </w:rPr>
   </w:style>
@@ -8626,9 +11391,9 @@
     <w:semiHidden/>
     <w:rsid w:val="00A10FD9"/>
     <w:rPr>
-      <w:rFonts w:ascii="Times New Roman" w:asciiTheme="majorHAnsi" w:cstheme="majorBidi" w:eastAsiaTheme="majorEastAsia" w:hAnsi="Times New Roman" w:hAnsiTheme="majorHAnsi"/>
+      <w:rFonts w:asciiTheme="majorHAnsi" w:cstheme="majorBidi" w:eastAsiaTheme="majorEastAsia" w:hAnsiTheme="majorHAnsi"/>
       <w:color w:themeColor="accent1" w:themeShade="BF" w:val="0F4761"/>
-      <w:sz w:val="24"/>
+      <w:sz w:val="32"/>
       <w:szCs w:val="32"/>
     </w:rPr>
   </w:style>
@@ -8640,9 +11405,9 @@
     <w:semiHidden/>
     <w:rsid w:val="00A10FD9"/>
     <w:rPr>
-      <w:rFonts w:ascii="Times New Roman" w:cstheme="majorBidi" w:eastAsiaTheme="majorEastAsia" w:hAnsi="Times New Roman"/>
+      <w:rFonts w:cstheme="majorBidi" w:eastAsiaTheme="majorEastAsia"/>
       <w:color w:themeColor="accent1" w:themeShade="BF" w:val="0F4761"/>
-      <w:sz w:val="24"/>
+      <w:sz w:val="28"/>
       <w:szCs w:val="28"/>
     </w:rPr>
   </w:style>
@@ -8654,11 +11419,10 @@
     <w:semiHidden/>
     <w:rsid w:val="00A10FD9"/>
     <w:rPr>
-      <w:rFonts w:ascii="Times New Roman" w:cstheme="majorBidi" w:eastAsiaTheme="majorEastAsia" w:hAnsi="Times New Roman"/>
+      <w:rFonts w:cstheme="majorBidi" w:eastAsiaTheme="majorEastAsia"/>
       <w:i/>
       <w:iCs/>
       <w:color w:themeColor="accent1" w:themeShade="BF" w:val="0F4761"/>
-      <w:sz w:val="24"/>
     </w:rPr>
   </w:style>
   <w:style w:customStyle="1" w:styleId="Heading5Char" w:type="character">
@@ -8669,9 +11433,8 @@
     <w:semiHidden/>
     <w:rsid w:val="00A10FD9"/>
     <w:rPr>
-      <w:rFonts w:ascii="Times New Roman" w:cstheme="majorBidi" w:eastAsiaTheme="majorEastAsia" w:hAnsi="Times New Roman"/>
+      <w:rFonts w:cstheme="majorBidi" w:eastAsiaTheme="majorEastAsia"/>
       <w:color w:themeColor="accent1" w:themeShade="BF" w:val="0F4761"/>
-      <w:sz w:val="24"/>
     </w:rPr>
   </w:style>
   <w:style w:customStyle="1" w:styleId="Heading6Char" w:type="character">
@@ -8682,11 +11445,10 @@
     <w:semiHidden/>
     <w:rsid w:val="00A10FD9"/>
     <w:rPr>
-      <w:rFonts w:ascii="Times New Roman" w:cstheme="majorBidi" w:eastAsiaTheme="majorEastAsia" w:hAnsi="Times New Roman"/>
+      <w:rFonts w:cstheme="majorBidi" w:eastAsiaTheme="majorEastAsia"/>
       <w:i/>
       <w:iCs/>
       <w:color w:themeColor="text1" w:themeTint="A6" w:val="595959"/>
-      <w:sz w:val="24"/>
     </w:rPr>
   </w:style>
   <w:style w:customStyle="1" w:styleId="Heading7Char" w:type="character">
@@ -8697,9 +11459,8 @@
     <w:semiHidden/>
     <w:rsid w:val="00A10FD9"/>
     <w:rPr>
-      <w:rFonts w:ascii="Times New Roman" w:cstheme="majorBidi" w:eastAsiaTheme="majorEastAsia" w:hAnsi="Times New Roman"/>
+      <w:rFonts w:cstheme="majorBidi" w:eastAsiaTheme="majorEastAsia"/>
       <w:color w:themeColor="text1" w:themeTint="A6" w:val="595959"/>
-      <w:sz w:val="24"/>
     </w:rPr>
   </w:style>
   <w:style w:customStyle="1" w:styleId="Heading8Char" w:type="character">
@@ -8710,11 +11471,10 @@
     <w:semiHidden/>
     <w:rsid w:val="00A10FD9"/>
     <w:rPr>
-      <w:rFonts w:ascii="Times New Roman" w:cstheme="majorBidi" w:eastAsiaTheme="majorEastAsia" w:hAnsi="Times New Roman"/>
+      <w:rFonts w:cstheme="majorBidi" w:eastAsiaTheme="majorEastAsia"/>
       <w:i/>
       <w:iCs/>
       <w:color w:themeColor="text1" w:themeTint="D8" w:val="272727"/>
-      <w:sz w:val="24"/>
     </w:rPr>
   </w:style>
   <w:style w:customStyle="1" w:styleId="Heading9Char" w:type="character">
@@ -8725,9 +11485,8 @@
     <w:semiHidden/>
     <w:rsid w:val="00A10FD9"/>
     <w:rPr>
-      <w:rFonts w:ascii="Times New Roman" w:cstheme="majorBidi" w:eastAsiaTheme="majorEastAsia" w:hAnsi="Times New Roman"/>
+      <w:rFonts w:cstheme="majorBidi" w:eastAsiaTheme="majorEastAsia"/>
       <w:color w:themeColor="text1" w:themeTint="D8" w:val="272727"/>
-      <w:sz w:val="24"/>
     </w:rPr>
   </w:style>
   <w:style w:styleId="BlockText" w:type="paragraph">
@@ -8754,7 +11513,7 @@
     <w:unhideWhenUsed/>
     <w:qFormat/>
     <w:pPr>
-      <w:spacing w:after="0" w:before="0" w:line="240" w:lineRule="auto"/>
+      <w:spacing w:line="240" w:lineRule="auto" w:before="0" w:after="0"/>
     </w:pPr>
     <w:rPr>
       <w:rFonts w:ascii="Times New Roman" w:hAnsi="Times New Roman"/>
@@ -8781,10 +11540,6 @@
     <w:name w:val="Default Paragraph Font"/>
     <w:semiHidden/>
     <w:unhideWhenUsed/>
-    <w:rPr>
-      <w:rFonts w:ascii="Times New Roman" w:hAnsi="Times New Roman"/>
-      <w:sz w:val="24"/>
-    </w:rPr>
   </w:style>
   <w:style w:default="1" w:styleId="Table" w:type="table">
     <w:name w:val="Table"/>
@@ -8793,7 +11548,7 @@
     <w:unhideWhenUsed/>
     <w:qFormat/>
     <w:pPr>
-      <w:spacing w:after="0" w:before="0" w:line="240" w:lineRule="auto"/>
+      <w:spacing w:line="240" w:lineRule="auto" w:before="0" w:after="0"/>
     </w:pPr>
     <w:rPr>
       <w:rFonts w:ascii="Times New Roman" w:hAnsi="Times New Roman"/>
@@ -8824,7 +11579,7 @@
     <w:pPr>
       <w:keepNext/>
       <w:keepLines/>
-      <w:spacing w:after="0" w:before="0" w:line="240" w:lineRule="auto"/>
+      <w:spacing w:after="0" w:line="240" w:lineRule="auto" w:before="0"/>
     </w:pPr>
     <w:rPr>
       <w:rFonts w:ascii="Times New Roman" w:hAnsi="Times New Roman"/>
@@ -8836,7 +11591,7 @@
     <w:name w:val="Definition"/>
     <w:basedOn w:val="Normal"/>
     <w:pPr>
-      <w:spacing w:after="0" w:before="0" w:line="240" w:lineRule="auto"/>
+      <w:spacing w:line="240" w:lineRule="auto" w:before="0" w:after="0"/>
     </w:pPr>
     <w:rPr>
       <w:rFonts w:ascii="Times New Roman" w:hAnsi="Times New Roman"/>
@@ -8861,7 +11616,7 @@
     <w:basedOn w:val="Caption"/>
     <w:pPr>
       <w:keepNext/>
-      <w:spacing w:after="0" w:before="0" w:line="240" w:lineRule="auto"/>
+      <w:spacing w:line="240" w:lineRule="auto" w:before="0" w:after="0"/>
     </w:pPr>
     <w:rPr>
       <w:rFonts w:ascii="Times New Roman" w:hAnsi="Times New Roman"/>
@@ -8872,7 +11627,7 @@
     <w:name w:val="Image Caption"/>
     <w:basedOn w:val="Caption"/>
     <w:pPr>
-      <w:spacing w:after="0" w:before="0" w:line="240" w:lineRule="auto"/>
+      <w:spacing w:line="240" w:lineRule="auto" w:before="0" w:after="0"/>
     </w:pPr>
     <w:rPr>
       <w:rFonts w:ascii="Times New Roman" w:hAnsi="Times New Roman"/>
@@ -8883,7 +11638,7 @@
     <w:name w:val="Figure"/>
     <w:basedOn w:val="Normal"/>
     <w:pPr>
-      <w:spacing w:after="0" w:before="0" w:line="240" w:lineRule="auto"/>
+      <w:spacing w:line="240" w:lineRule="auto" w:before="0" w:after="0"/>
     </w:pPr>
     <w:rPr>
       <w:rFonts w:ascii="Times New Roman" w:hAnsi="Times New Roman"/>
@@ -8895,7 +11650,7 @@
     <w:basedOn w:val="Figure"/>
     <w:pPr>
       <w:keepNext/>
-      <w:spacing w:after="0" w:before="0" w:line="240" w:lineRule="auto"/>
+      <w:spacing w:line="240" w:lineRule="auto" w:before="0" w:after="0"/>
     </w:pPr>
     <w:rPr>
       <w:rFonts w:ascii="Times New Roman" w:hAnsi="Times New Roman"/>
@@ -8906,33 +11661,23 @@
     <w:name w:val="Body Text Char"/>
     <w:basedOn w:val="DefaultParagraphFont"/>
     <w:link w:val="BodyText"/>
-    <w:rPr>
-      <w:rFonts w:ascii="Times New Roman" w:hAnsi="Times New Roman"/>
-      <w:sz w:val="24"/>
-    </w:rPr>
   </w:style>
   <w:style w:customStyle="1" w:styleId="VerbatimChar" w:type="character">
     <w:name w:val="Verbatim Char"/>
     <w:basedOn w:val="BodyTextChar"/>
     <w:rPr>
-      <w:rFonts w:ascii="Times New Roman" w:hAnsi="Times New Roman"/>
-      <w:sz w:val="24"/>
+      <w:rFonts w:ascii="Consolas" w:hAnsi="Consolas"/>
+      <w:sz w:val="22"/>
     </w:rPr>
   </w:style>
   <w:style w:customStyle="1" w:styleId="SectionNumber" w:type="character">
     <w:name w:val="Section Number"/>
     <w:basedOn w:val="BodyTextChar"/>
-    <w:rPr>
-      <w:rFonts w:ascii="Times New Roman" w:hAnsi="Times New Roman"/>
-      <w:sz w:val="24"/>
-    </w:rPr>
   </w:style>
   <w:style w:styleId="FootnoteReference" w:type="character">
     <w:name w:val="Footnote Reference"/>
     <w:basedOn w:val="BodyTextChar"/>
     <w:rPr>
-      <w:rFonts w:ascii="Times New Roman" w:hAnsi="Times New Roman"/>
-      <w:sz w:val="24"/>
       <w:vertAlign w:val="superscript"/>
     </w:rPr>
   </w:style>
@@ -8940,9 +11685,7 @@
     <w:name w:val="Hyperlink"/>
     <w:basedOn w:val="BodyTextChar"/>
     <w:rPr>
-      <w:rFonts w:ascii="Times New Roman" w:hAnsi="Times New Roman"/>
       <w:color w:themeColor="accent1" w:val="4F81BD"/>
-      <w:sz w:val="24"/>
     </w:rPr>
   </w:style>
   <w:style w:styleId="TOCHeading" w:type="paragraph">
@@ -8953,11 +11696,11 @@
     <w:unhideWhenUsed/>
     <w:qFormat/>
     <w:pPr>
-      <w:spacing w:after="0" w:before="0" w:line="240" w:lineRule="auto"/>
+      <w:spacing w:before="0" w:line="240" w:lineRule="auto" w:after="0"/>
       <w:outlineLvl w:val="9"/>
     </w:pPr>
     <w:rPr>
-      <w:rFonts w:ascii="Times New Roman" w:asciiTheme="majorHAnsi" w:cstheme="majorBidi" w:eastAsiaTheme="majorEastAsia" w:hAnsi="Times New Roman" w:hAnsiTheme="majorHAnsi"/>
+      <w:rFonts w:asciiTheme="majorHAnsi" w:cstheme="majorBidi" w:eastAsiaTheme="majorEastAsia" w:hAnsiTheme="majorHAnsi" w:ascii="Times New Roman" w:hAnsi="Times New Roman"/>
       <w:b w:val="0"/>
       <w:bCs w:val="0"/>
       <w:color w:themeColor="accent1" w:themeShade="BF" w:val="365F91"/>
@@ -8970,7 +11713,12 @@
     <w:link w:val="VerbatimChar"/>
     <w:pPr>
       <w:wordWrap w:val="off"/>
+      <w:spacing w:line="240" w:lineRule="auto" w:before="0" w:after="0"/>
     </w:pPr>
+    <w:rPr>
+      <w:rFonts w:ascii="Times New Roman" w:hAnsi="Times New Roman"/>
+      <w:sz w:val="24"/>
+    </w:rPr>
   </w:style>
   <w:style w:type="character" w:customStyle="1" w:styleId="KeywordTok">
     <w:name w:val="KeywordTok"/>
